--- a/Day 15/Docs/EmployeeManagementSystem.docx
+++ b/Day 15/Docs/EmployeeManagementSystem.docx
@@ -1,6 +1,6 @@
 
 <file path=word/document.xml><?xml version="1.0" encoding="utf-8"?>
-<w:document xmlns:wpc="http://schemas.microsoft.com/office/word/2010/wordprocessingCanvas" xmlns:cx="http://schemas.microsoft.com/office/drawing/2014/chartex" xmlns:cx1="http://schemas.microsoft.com/office/drawing/2015/9/8/chartex" xmlns:cx2="http://schemas.microsoft.com/office/drawing/2015/10/21/chartex" xmlns:cx3="http://schemas.microsoft.com/office/drawing/2016/5/9/chartex" xmlns:cx4="http://schemas.microsoft.com/office/drawing/2016/5/10/chartex" xmlns:cx5="http://schemas.microsoft.com/office/drawing/2016/5/11/chartex" xmlns:cx6="http://schemas.microsoft.com/office/drawing/2016/5/12/chartex" xmlns:cx7="http://schemas.microsoft.com/office/drawing/2016/5/13/chartex" xmlns:cx8="http://schemas.microsoft.com/office/drawing/2016/5/14/chartex" xmlns:mc="http://schemas.openxmlformats.org/markup-compatibility/2006" xmlns:aink="http://schemas.microsoft.com/office/drawing/2016/ink" xmlns:am3d="http://schemas.microsoft.com/office/drawing/2017/model3d" xmlns:o="urn:schemas-microsoft-com:office:office" xmlns:oel="http://schemas.microsoft.com/office/2019/extlst" xmlns:r="http://schemas.openxmlformats.org/officeDocument/2006/relationships" xmlns:m="http://schemas.openxmlformats.org/officeDocument/2006/math" xmlns:v="urn:schemas-microsoft-com:vml" xmlns:wp14="http://schemas.microsoft.com/office/word/2010/wordprocessingDrawing" xmlns:wp="http://schemas.openxmlformats.org/drawingml/2006/wordprocessingDrawing" xmlns:w10="urn:schemas-microsoft-com:office:word" xmlns:w="http://schemas.openxmlformats.org/wordprocessingml/2006/main" xmlns:w14="http://schemas.microsoft.com/office/word/2010/wordml" xmlns:w15="http://schemas.microsoft.com/office/word/2012/wordml" xmlns:w16cex="http://schemas.microsoft.com/office/word/2018/wordml/cex" xmlns:w16cid="http://schemas.microsoft.com/office/word/2016/wordml/cid" xmlns:w16="http://schemas.microsoft.com/office/word/2018/wordml" xmlns:w16du="http://schemas.microsoft.com/office/word/2023/wordml/word16du" xmlns:w16sdtdh="http://schemas.microsoft.com/office/word/2020/wordml/sdtdatahash" xmlns:w16sdtfl="http://schemas.microsoft.com/office/word/2024/wordml/sdtformatlock" xmlns:w16se="http://schemas.microsoft.com/office/word/2015/wordml/symex" xmlns:wpg="http://schemas.microsoft.com/office/word/2010/wordprocessingGroup" xmlns:wpi="http://schemas.microsoft.com/office/word/2010/wordprocessingInk" xmlns:wne="http://schemas.microsoft.com/office/word/2006/wordml" xmlns:wps="http://schemas.microsoft.com/office/word/2010/wordprocessingShape" mc:Ignorable="w14 w15 w16se w16cid w16 w16cex w16sdtdh w16sdtfl w16du wp14">
+<w:document xmlns:wpc="http://schemas.microsoft.com/office/word/2010/wordprocessingCanvas" xmlns:cx="http://schemas.microsoft.com/office/drawing/2014/chartex" xmlns:cx1="http://schemas.microsoft.com/office/drawing/2015/9/8/chartex" xmlns:cx2="http://schemas.microsoft.com/office/drawing/2015/10/21/chartex" xmlns:cx3="http://schemas.microsoft.com/office/drawing/2016/5/9/chartex" xmlns:cx4="http://schemas.microsoft.com/office/drawing/2016/5/10/chartex" xmlns:cx5="http://schemas.microsoft.com/office/drawing/2016/5/11/chartex" xmlns:cx6="http://schemas.microsoft.com/office/drawing/2016/5/12/chartex" xmlns:cx7="http://schemas.microsoft.com/office/drawing/2016/5/13/chartex" xmlns:cx8="http://schemas.microsoft.com/office/drawing/2016/5/14/chartex" xmlns:mc="http://schemas.openxmlformats.org/markup-compatibility/2006" xmlns:aink="http://schemas.microsoft.com/office/drawing/2016/ink" xmlns:am3d="http://schemas.microsoft.com/office/drawing/2017/model3d" xmlns:o="urn:schemas-microsoft-com:office:office" xmlns:oel="http://schemas.microsoft.com/office/2019/extlst" xmlns:r="http://schemas.openxmlformats.org/officeDocument/2006/relationships" xmlns:m="http://schemas.openxmlformats.org/officeDocument/2006/math" xmlns:v="urn:schemas-microsoft-com:vml" xmlns:wp14="http://schemas.microsoft.com/office/word/2010/wordprocessingDrawing" xmlns:wp="http://schemas.openxmlformats.org/drawingml/2006/wordprocessingDrawing" xmlns:w10="urn:schemas-microsoft-com:office:word" xmlns:w="http://schemas.openxmlformats.org/wordprocessingml/2006/main" xmlns:w14="http://schemas.microsoft.com/office/word/2010/wordml" xmlns:w15="http://schemas.microsoft.com/office/word/2012/wordml" xmlns:w16cei="http://schemas.microsoft.com/office/word/2026/wordml/cei" xmlns:w16cex="http://schemas.microsoft.com/office/word/2018/wordml/cex" xmlns:w16cid="http://schemas.microsoft.com/office/word/2016/wordml/cid" xmlns:w16="http://schemas.microsoft.com/office/word/2018/wordml" xmlns:w16du="http://schemas.microsoft.com/office/word/2023/wordml/word16du" xmlns:w16sdtdh="http://schemas.microsoft.com/office/word/2020/wordml/sdtdatahash" xmlns:w16sdtfl="http://schemas.microsoft.com/office/word/2024/wordml/sdtformatlock" xmlns:w16se="http://schemas.microsoft.com/office/word/2015/wordml/symex" xmlns:wpg="http://schemas.microsoft.com/office/word/2010/wordprocessingGroup" xmlns:wpi="http://schemas.microsoft.com/office/word/2010/wordprocessingInk" xmlns:wne="http://schemas.microsoft.com/office/word/2006/wordml" xmlns:wps="http://schemas.microsoft.com/office/word/2010/wordprocessingShape" mc:Ignorable="w14 w15 w16se w16cid w16 w16cex w16sdtdh w16sdtfl w16du wp14">
   <w:body>
     <w:p>
       <w:pPr>
@@ -70,7 +70,7 @@
       </w:pPr>
       <w:r>
         <w:pict w14:anchorId="3FFD7306">
-          <v:rect id="_x0000_i1097" style="width:0;height:1.5pt" o:hralign="center" o:hrstd="t" o:hr="t" fillcolor="#a0a0a0" stroked="f"/>
+          <v:rect id="_x0000_i1025" style="width:0;height:1.5pt" o:hralign="center" o:hrstd="t" o:hr="t" fillcolor="#a0a0a0" stroked="f"/>
         </w:pict>
       </w:r>
     </w:p>
@@ -170,7 +170,7 @@
       </w:pPr>
       <w:r>
         <w:pict w14:anchorId="79328FDB">
-          <v:rect id="_x0000_i1098" style="width:0;height:1.5pt" o:hralign="center" o:hrstd="t" o:hr="t" fillcolor="#a0a0a0" stroked="f"/>
+          <v:rect id="_x0000_i1026" style="width:0;height:1.5pt" o:hralign="center" o:hrstd="t" o:hr="t" fillcolor="#a0a0a0" stroked="f"/>
         </w:pict>
       </w:r>
     </w:p>
@@ -534,7 +534,7 @@
       </w:pPr>
       <w:r>
         <w:pict w14:anchorId="23C5CD3B">
-          <v:rect id="_x0000_i1099" style="width:0;height:1.5pt" o:hralign="center" o:hrstd="t" o:hr="t" fillcolor="#a0a0a0" stroked="f"/>
+          <v:rect id="_x0000_i1027" style="width:0;height:1.5pt" o:hralign="center" o:hrstd="t" o:hr="t" fillcolor="#a0a0a0" stroked="f"/>
         </w:pict>
       </w:r>
     </w:p>
@@ -649,7 +649,7 @@
       </w:pPr>
       <w:r>
         <w:pict w14:anchorId="765F0FE5">
-          <v:rect id="_x0000_i1100" style="width:0;height:1.5pt" o:hralign="center" o:hrstd="t" o:hr="t" fillcolor="#a0a0a0" stroked="f"/>
+          <v:rect id="_x0000_i1028" style="width:0;height:1.5pt" o:hralign="center" o:hrstd="t" o:hr="t" fillcolor="#a0a0a0" stroked="f"/>
         </w:pict>
       </w:r>
     </w:p>
@@ -762,7 +762,7 @@
       </w:pPr>
       <w:r>
         <w:pict w14:anchorId="37F1BEA0">
-          <v:rect id="_x0000_i1101" style="width:0;height:1.5pt" o:hralign="center" o:hrstd="t" o:hr="t" fillcolor="#a0a0a0" stroked="f"/>
+          <v:rect id="_x0000_i1029" style="width:0;height:1.5pt" o:hralign="center" o:hrstd="t" o:hr="t" fillcolor="#a0a0a0" stroked="f"/>
         </w:pict>
       </w:r>
     </w:p>
@@ -822,7 +822,7 @@
       </w:pPr>
       <w:r>
         <w:pict w14:anchorId="502AD278">
-          <v:rect id="_x0000_i1102" style="width:0;height:1.5pt" o:hralign="center" o:hrstd="t" o:hr="t" fillcolor="#a0a0a0" stroked="f"/>
+          <v:rect id="_x0000_i1030" style="width:0;height:1.5pt" o:hralign="center" o:hrstd="t" o:hr="t" fillcolor="#a0a0a0" stroked="f"/>
         </w:pict>
       </w:r>
     </w:p>
@@ -883,7 +883,7 @@
       </w:pPr>
       <w:r>
         <w:pict w14:anchorId="15D93756">
-          <v:rect id="_x0000_i1103" style="width:0;height:1.5pt" o:hralign="center" o:hrstd="t" o:hr="t" fillcolor="#a0a0a0" stroked="f"/>
+          <v:rect id="_x0000_i1031" style="width:0;height:1.5pt" o:hralign="center" o:hrstd="t" o:hr="t" fillcolor="#a0a0a0" stroked="f"/>
         </w:pict>
       </w:r>
     </w:p>
@@ -976,7 +976,7 @@
       </w:pPr>
       <w:r>
         <w:pict w14:anchorId="492CADBE">
-          <v:rect id="_x0000_i1104" style="width:0;height:1.5pt" o:hralign="center" o:hrstd="t" o:hr="t" fillcolor="#a0a0a0" stroked="f"/>
+          <v:rect id="_x0000_i1032" style="width:0;height:1.5pt" o:hralign="center" o:hrstd="t" o:hr="t" fillcolor="#a0a0a0" stroked="f"/>
         </w:pict>
       </w:r>
     </w:p>
@@ -1042,7 +1042,7 @@
       </w:pPr>
       <w:r>
         <w:pict w14:anchorId="52122126">
-          <v:rect id="_x0000_i1105" style="width:0;height:1.5pt" o:hralign="center" o:hrstd="t" o:hr="t" fillcolor="#a0a0a0" stroked="f"/>
+          <v:rect id="_x0000_i1033" style="width:0;height:1.5pt" o:hralign="center" o:hrstd="t" o:hr="t" fillcolor="#a0a0a0" stroked="f"/>
         </w:pict>
       </w:r>
     </w:p>
@@ -1102,7 +1102,7 @@
       <w:r>
         <w:lastRenderedPageBreak/>
         <w:pict w14:anchorId="1C8E8174">
-          <v:rect id="_x0000_i1106" style="width:0;height:1.5pt" o:hralign="center" o:hrstd="t" o:hr="t" fillcolor="#a0a0a0" stroked="f"/>
+          <v:rect id="_x0000_i1034" style="width:0;height:1.5pt" o:hralign="center" o:hrstd="t" o:hr="t" fillcolor="#a0a0a0" stroked="f"/>
         </w:pict>
       </w:r>
     </w:p>
@@ -1301,7 +1301,7 @@
       </w:pPr>
       <w:r>
         <w:pict w14:anchorId="22090008">
-          <v:rect id="_x0000_i1107" style="width:0;height:1.5pt" o:hralign="center" o:hrstd="t" o:hr="t" fillcolor="#a0a0a0" stroked="f"/>
+          <v:rect id="_x0000_i1035" style="width:0;height:1.5pt" o:hralign="center" o:hrstd="t" o:hr="t" fillcolor="#a0a0a0" stroked="f"/>
         </w:pict>
       </w:r>
     </w:p>
@@ -1445,7 +1445,7 @@
       </w:pPr>
       <w:r>
         <w:pict w14:anchorId="4E52F1EC">
-          <v:rect id="_x0000_i1108" style="width:0;height:1.5pt" o:hralign="center" o:hrstd="t" o:hr="t" fillcolor="#a0a0a0" stroked="f"/>
+          <v:rect id="_x0000_i1036" style="width:0;height:1.5pt" o:hralign="center" o:hrstd="t" o:hr="t" fillcolor="#a0a0a0" stroked="f"/>
         </w:pict>
       </w:r>
     </w:p>
@@ -2329,7 +2329,6 @@
         <w:t xml:space="preserve">    public class </w:t>
       </w:r>
       <w:proofErr w:type="spellStart"/>
-      <w:proofErr w:type="gramStart"/>
       <w:r>
         <w:rPr>
           <w:rFonts w:ascii="Courier New" w:hAnsi="Courier New" w:cs="Courier New"/>
@@ -2343,15 +2342,7 @@
           <w:rFonts w:ascii="Courier New" w:hAnsi="Courier New" w:cs="Courier New"/>
           <w:color w:val="000000"/>
         </w:rPr>
-        <w:t xml:space="preserve"> :</w:t>
-      </w:r>
-      <w:proofErr w:type="gramEnd"/>
-      <w:r>
-        <w:rPr>
-          <w:rFonts w:ascii="Courier New" w:hAnsi="Courier New" w:cs="Courier New"/>
-          <w:color w:val="000000"/>
-        </w:rPr>
-        <w:t xml:space="preserve"> </w:t>
+        <w:t xml:space="preserve"> : </w:t>
       </w:r>
       <w:proofErr w:type="spellStart"/>
       <w:r>
@@ -2368,17 +2359,8 @@
           <w:color w:val="000000"/>
         </w:rPr>
         <w:br/>
-        <w:t xml:space="preserve"> </w:t>
-      </w:r>
-      <w:proofErr w:type="gramStart"/>
-      <w:r>
-        <w:rPr>
-          <w:rFonts w:ascii="Courier New" w:hAnsi="Courier New" w:cs="Courier New"/>
-          <w:color w:val="000000"/>
-        </w:rPr>
-        <w:t xml:space="preserve">   {</w:t>
-      </w:r>
-      <w:proofErr w:type="gramEnd"/>
+        <w:t xml:space="preserve">    {</w:t>
+      </w:r>
       <w:r>
         <w:rPr>
           <w:rFonts w:ascii="Courier New" w:hAnsi="Courier New" w:cs="Courier New"/>
@@ -2388,7 +2370,6 @@
         <w:t xml:space="preserve">        public </w:t>
       </w:r>
       <w:proofErr w:type="spellStart"/>
-      <w:proofErr w:type="gramStart"/>
       <w:r>
         <w:rPr>
           <w:rFonts w:ascii="Courier New" w:hAnsi="Courier New" w:cs="Courier New"/>
@@ -2405,7 +2386,6 @@
         <w:t>(</w:t>
       </w:r>
       <w:proofErr w:type="spellStart"/>
-      <w:proofErr w:type="gramEnd"/>
       <w:r>
         <w:rPr>
           <w:rFonts w:ascii="Courier New" w:hAnsi="Courier New" w:cs="Courier New"/>
@@ -2435,41 +2415,16 @@
           <w:rFonts w:ascii="Courier New" w:hAnsi="Courier New" w:cs="Courier New"/>
           <w:color w:val="000000"/>
         </w:rPr>
-        <w:t>&gt; options</w:t>
-      </w:r>
-      <w:proofErr w:type="gramStart"/>
-      <w:r>
-        <w:rPr>
-          <w:rFonts w:ascii="Courier New" w:hAnsi="Courier New" w:cs="Courier New"/>
-          <w:color w:val="000000"/>
-        </w:rPr>
-        <w:t>) :</w:t>
-      </w:r>
-      <w:proofErr w:type="gramEnd"/>
-      <w:r>
-        <w:rPr>
-          <w:rFonts w:ascii="Courier New" w:hAnsi="Courier New" w:cs="Courier New"/>
-          <w:color w:val="000000"/>
-        </w:rPr>
-        <w:t xml:space="preserve"> base(options)</w:t>
-      </w:r>
-      <w:r>
-        <w:rPr>
-          <w:rFonts w:ascii="Courier New" w:hAnsi="Courier New" w:cs="Courier New"/>
-          <w:color w:val="000000"/>
-        </w:rPr>
-        <w:br/>
-        <w:t xml:space="preserve">     </w:t>
-      </w:r>
-      <w:proofErr w:type="gramStart"/>
-      <w:r>
-        <w:rPr>
-          <w:rFonts w:ascii="Courier New" w:hAnsi="Courier New" w:cs="Courier New"/>
-          <w:color w:val="000000"/>
-        </w:rPr>
-        <w:t xml:space="preserve">   {</w:t>
-      </w:r>
-      <w:proofErr w:type="gramEnd"/>
+        <w:t>&gt; options) : base(options)</w:t>
+      </w:r>
+      <w:r>
+        <w:rPr>
+          <w:rFonts w:ascii="Courier New" w:hAnsi="Courier New" w:cs="Courier New"/>
+          <w:color w:val="000000"/>
+        </w:rPr>
+        <w:br/>
+        <w:t xml:space="preserve">        {</w:t>
+      </w:r>
       <w:r>
         <w:rPr>
           <w:rFonts w:ascii="Courier New" w:hAnsi="Courier New" w:cs="Courier New"/>
@@ -2483,17 +2438,8 @@
           <w:color w:val="000000"/>
         </w:rPr>
         <w:lastRenderedPageBreak/>
-        <w:t xml:space="preserve">      </w:t>
-      </w:r>
-      <w:proofErr w:type="gramStart"/>
-      <w:r>
-        <w:rPr>
-          <w:rFonts w:ascii="Courier New" w:hAnsi="Courier New" w:cs="Courier New"/>
-          <w:color w:val="000000"/>
-        </w:rPr>
-        <w:t xml:space="preserve">  }</w:t>
-      </w:r>
-      <w:proofErr w:type="gramEnd"/>
+        <w:t xml:space="preserve">        }</w:t>
+      </w:r>
       <w:r>
         <w:rPr>
           <w:rFonts w:ascii="Courier New" w:hAnsi="Courier New" w:cs="Courier New"/>
@@ -2523,33 +2469,8 @@
           <w:rFonts w:ascii="Courier New" w:hAnsi="Courier New" w:cs="Courier New"/>
           <w:color w:val="000000"/>
         </w:rPr>
-        <w:t xml:space="preserve">&lt;Employee&gt; employees </w:t>
-      </w:r>
-      <w:proofErr w:type="gramStart"/>
-      <w:r>
-        <w:rPr>
-          <w:rFonts w:ascii="Courier New" w:hAnsi="Courier New" w:cs="Courier New"/>
-          <w:color w:val="000000"/>
-        </w:rPr>
-        <w:t>{ get</w:t>
-      </w:r>
-      <w:proofErr w:type="gramEnd"/>
-      <w:r>
-        <w:rPr>
-          <w:rFonts w:ascii="Courier New" w:hAnsi="Courier New" w:cs="Courier New"/>
-          <w:color w:val="000000"/>
-        </w:rPr>
-        <w:t>; set</w:t>
-      </w:r>
-      <w:proofErr w:type="gramStart"/>
-      <w:r>
-        <w:rPr>
-          <w:rFonts w:ascii="Courier New" w:hAnsi="Courier New" w:cs="Courier New"/>
-          <w:color w:val="000000"/>
-        </w:rPr>
-        <w:t>; }</w:t>
-      </w:r>
-      <w:proofErr w:type="gramEnd"/>
+        <w:t>&lt;Employee&gt; employees { get; set; }</w:t>
+      </w:r>
       <w:r>
         <w:rPr>
           <w:rFonts w:ascii="Courier New" w:hAnsi="Courier New" w:cs="Courier New"/>
@@ -2572,50 +2493,16 @@
           <w:rFonts w:ascii="Courier New" w:hAnsi="Courier New" w:cs="Courier New"/>
           <w:color w:val="000000"/>
         </w:rPr>
-        <w:t xml:space="preserve">&lt;Department&gt; departments </w:t>
-      </w:r>
-      <w:proofErr w:type="gramStart"/>
-      <w:r>
-        <w:rPr>
-          <w:rFonts w:ascii="Courier New" w:hAnsi="Courier New" w:cs="Courier New"/>
-          <w:color w:val="000000"/>
-        </w:rPr>
-        <w:t>{ get</w:t>
-      </w:r>
-      <w:proofErr w:type="gramEnd"/>
-      <w:r>
-        <w:rPr>
-          <w:rFonts w:ascii="Courier New" w:hAnsi="Courier New" w:cs="Courier New"/>
-          <w:color w:val="000000"/>
-        </w:rPr>
-        <w:t>; set</w:t>
-      </w:r>
-      <w:proofErr w:type="gramStart"/>
-      <w:r>
-        <w:rPr>
-          <w:rFonts w:ascii="Courier New" w:hAnsi="Courier New" w:cs="Courier New"/>
-          <w:color w:val="000000"/>
-        </w:rPr>
-        <w:t>; }</w:t>
-      </w:r>
-      <w:proofErr w:type="gramEnd"/>
-      <w:r>
-        <w:rPr>
-          <w:rFonts w:ascii="Courier New" w:hAnsi="Courier New" w:cs="Courier New"/>
-          <w:color w:val="000000"/>
-        </w:rPr>
-        <w:br/>
-        <w:t xml:space="preserve">  </w:t>
-      </w:r>
-      <w:proofErr w:type="gramStart"/>
-      <w:r>
-        <w:rPr>
-          <w:rFonts w:ascii="Courier New" w:hAnsi="Courier New" w:cs="Courier New"/>
-          <w:color w:val="000000"/>
-        </w:rPr>
-        <w:t xml:space="preserve">  }</w:t>
-      </w:r>
-      <w:proofErr w:type="gramEnd"/>
+        <w:t>&lt;Department&gt; departments { get; set; }</w:t>
+      </w:r>
+      <w:r>
+        <w:rPr>
+          <w:rFonts w:ascii="Courier New" w:hAnsi="Courier New" w:cs="Courier New"/>
+          <w:color w:val="000000"/>
+        </w:rPr>
+        <w:br/>
+        <w:t xml:space="preserve">    }</w:t>
+      </w:r>
       <w:r>
         <w:rPr>
           <w:rFonts w:ascii="Courier New" w:hAnsi="Courier New" w:cs="Courier New"/>
@@ -7927,45 +7814,2967 @@
         <w:t xml:space="preserve">            var employee = _</w:t>
       </w:r>
       <w:proofErr w:type="spellStart"/>
+      <w:r>
+        <w:rPr>
+          <w:rFonts w:ascii="Courier New" w:hAnsi="Courier New" w:cs="Courier New"/>
+          <w:color w:val="000000"/>
+        </w:rPr>
+        <w:t>dbContext.employees.Find</w:t>
+      </w:r>
+      <w:proofErr w:type="spellEnd"/>
+      <w:r>
+        <w:rPr>
+          <w:rFonts w:ascii="Courier New" w:hAnsi="Courier New" w:cs="Courier New"/>
+          <w:color w:val="000000"/>
+        </w:rPr>
+        <w:t>(Id);</w:t>
+      </w:r>
+      <w:r>
+        <w:rPr>
+          <w:rFonts w:ascii="Courier New" w:hAnsi="Courier New" w:cs="Courier New"/>
+          <w:color w:val="000000"/>
+        </w:rPr>
+        <w:br/>
+      </w:r>
+      <w:r>
+        <w:rPr>
+          <w:rFonts w:ascii="Courier New" w:hAnsi="Courier New" w:cs="Courier New"/>
+          <w:color w:val="000000"/>
+        </w:rPr>
+        <w:br/>
+        <w:t xml:space="preserve">            if (employee is null)</w:t>
+      </w:r>
+      <w:r>
+        <w:rPr>
+          <w:rFonts w:ascii="Courier New" w:hAnsi="Courier New" w:cs="Courier New"/>
+          <w:color w:val="000000"/>
+        </w:rPr>
+        <w:br/>
+        <w:t xml:space="preserve">            {</w:t>
+      </w:r>
+      <w:r>
+        <w:rPr>
+          <w:rFonts w:ascii="Courier New" w:hAnsi="Courier New" w:cs="Courier New"/>
+          <w:color w:val="000000"/>
+        </w:rPr>
+        <w:br/>
+        <w:t xml:space="preserve">                return </w:t>
+      </w:r>
+      <w:proofErr w:type="spellStart"/>
+      <w:r>
+        <w:rPr>
+          <w:rFonts w:ascii="Courier New" w:hAnsi="Courier New" w:cs="Courier New"/>
+          <w:color w:val="000000"/>
+        </w:rPr>
+        <w:t>NotFound</w:t>
+      </w:r>
+      <w:proofErr w:type="spellEnd"/>
+      <w:r>
+        <w:rPr>
+          <w:rFonts w:ascii="Courier New" w:hAnsi="Courier New" w:cs="Courier New"/>
+          <w:color w:val="000000"/>
+        </w:rPr>
+        <w:t>();</w:t>
+      </w:r>
+      <w:r>
+        <w:rPr>
+          <w:rFonts w:ascii="Courier New" w:hAnsi="Courier New" w:cs="Courier New"/>
+          <w:color w:val="000000"/>
+        </w:rPr>
+        <w:br/>
+        <w:t xml:space="preserve">            }</w:t>
+      </w:r>
+      <w:r>
+        <w:rPr>
+          <w:rFonts w:ascii="Courier New" w:hAnsi="Courier New" w:cs="Courier New"/>
+          <w:color w:val="000000"/>
+        </w:rPr>
+        <w:br/>
+      </w:r>
+      <w:r>
+        <w:rPr>
+          <w:rFonts w:ascii="Courier New" w:hAnsi="Courier New" w:cs="Courier New"/>
+          <w:color w:val="000000"/>
+        </w:rPr>
+        <w:br/>
+        <w:t xml:space="preserve">            _</w:t>
+      </w:r>
+      <w:proofErr w:type="spellStart"/>
+      <w:r>
+        <w:rPr>
+          <w:rFonts w:ascii="Courier New" w:hAnsi="Courier New" w:cs="Courier New"/>
+          <w:color w:val="000000"/>
+        </w:rPr>
+        <w:t>dbContext.employees.Remove</w:t>
+      </w:r>
+      <w:proofErr w:type="spellEnd"/>
+      <w:r>
+        <w:rPr>
+          <w:rFonts w:ascii="Courier New" w:hAnsi="Courier New" w:cs="Courier New"/>
+          <w:color w:val="000000"/>
+        </w:rPr>
+        <w:t>(employee);</w:t>
+      </w:r>
+      <w:r>
+        <w:rPr>
+          <w:rFonts w:ascii="Courier New" w:hAnsi="Courier New" w:cs="Courier New"/>
+          <w:color w:val="000000"/>
+        </w:rPr>
+        <w:br/>
+        <w:t xml:space="preserve">            _</w:t>
+      </w:r>
+      <w:proofErr w:type="spellStart"/>
+      <w:r>
+        <w:rPr>
+          <w:rFonts w:ascii="Courier New" w:hAnsi="Courier New" w:cs="Courier New"/>
+          <w:color w:val="000000"/>
+        </w:rPr>
+        <w:t>dbContext.SaveChanges</w:t>
+      </w:r>
+      <w:proofErr w:type="spellEnd"/>
+      <w:r>
+        <w:rPr>
+          <w:rFonts w:ascii="Courier New" w:hAnsi="Courier New" w:cs="Courier New"/>
+          <w:color w:val="000000"/>
+        </w:rPr>
+        <w:t>();</w:t>
+      </w:r>
+      <w:r>
+        <w:rPr>
+          <w:rFonts w:ascii="Courier New" w:hAnsi="Courier New" w:cs="Courier New"/>
+          <w:color w:val="000000"/>
+        </w:rPr>
+        <w:br/>
+      </w:r>
+      <w:r>
+        <w:rPr>
+          <w:rFonts w:ascii="Courier New" w:hAnsi="Courier New" w:cs="Courier New"/>
+          <w:color w:val="000000"/>
+        </w:rPr>
+        <w:br/>
+        <w:t xml:space="preserve">            return Ok(employee);</w:t>
+      </w:r>
+      <w:r>
+        <w:rPr>
+          <w:rFonts w:ascii="Courier New" w:hAnsi="Courier New" w:cs="Courier New"/>
+          <w:color w:val="000000"/>
+        </w:rPr>
+        <w:br/>
+        <w:t xml:space="preserve">        }</w:t>
+      </w:r>
+      <w:r>
+        <w:rPr>
+          <w:rFonts w:ascii="Courier New" w:hAnsi="Courier New" w:cs="Courier New"/>
+          <w:color w:val="000000"/>
+        </w:rPr>
+        <w:br/>
+        <w:t xml:space="preserve">    }</w:t>
+      </w:r>
+      <w:r>
+        <w:rPr>
+          <w:rFonts w:ascii="Courier New" w:hAnsi="Courier New" w:cs="Courier New"/>
+          <w:color w:val="000000"/>
+        </w:rPr>
+        <w:br/>
+        <w:t>}</w:t>
+      </w:r>
+    </w:p>
+    <w:p>
+      <w:pPr>
+        <w:divId w:val="839002747"/>
+        <w:rPr>
+          <w:rFonts w:cs="Times New Roman"/>
+        </w:rPr>
+      </w:pPr>
+    </w:p>
+    <w:p>
+      <w:pPr>
+        <w:divId w:val="839002747"/>
+        <w:rPr>
+          <w:rFonts w:cs="Times New Roman"/>
+        </w:rPr>
+      </w:pPr>
+    </w:p>
+    <w:p>
+      <w:pPr>
+        <w:pStyle w:val="Heading2"/>
+        <w:divId w:val="839002747"/>
+        <w:rPr>
+          <w:rFonts w:cstheme="minorBidi"/>
+        </w:rPr>
+      </w:pPr>
+      <w:proofErr w:type="spellStart"/>
+      <w:r>
+        <w:rPr>
+          <w:rFonts w:cstheme="minorBidi"/>
+        </w:rPr>
+        <w:t>Program.cs</w:t>
+      </w:r>
+      <w:proofErr w:type="spellEnd"/>
+      <w:r>
+        <w:rPr>
+          <w:rFonts w:cstheme="minorBidi"/>
+        </w:rPr>
+        <w:t xml:space="preserve"> Configuration with CORS</w:t>
+      </w:r>
+    </w:p>
+    <w:p>
+      <w:pPr>
+        <w:divId w:val="839002747"/>
+      </w:pPr>
+      <w:r>
+        <w:t xml:space="preserve">The </w:t>
+      </w:r>
+      <w:proofErr w:type="spellStart"/>
+      <w:r>
+        <w:rPr>
+          <w:i/>
+          <w:iCs/>
+        </w:rPr>
+        <w:t>Program.cs</w:t>
+      </w:r>
+      <w:proofErr w:type="spellEnd"/>
+      <w:r>
+        <w:t xml:space="preserve"> file configures the application startup process. It registers required services, connects Entity Framework Core to SQL Server, enables CORS for the Angular front end, and defines the middleware pipeline used to handle incoming HTTP requests.</w:t>
+      </w:r>
+    </w:p>
+    <w:p>
+      <w:pPr>
+        <w:pStyle w:val="Heading3"/>
+        <w:divId w:val="839002747"/>
+        <w:rPr>
+          <w:rFonts w:cstheme="minorBidi"/>
+        </w:rPr>
+      </w:pPr>
+      <w:r>
+        <w:rPr>
+          <w:rFonts w:cstheme="minorBidi"/>
+        </w:rPr>
+        <w:t>Key Responsibilities</w:t>
+      </w:r>
+    </w:p>
+    <w:p>
+      <w:pPr>
+        <w:pStyle w:val="ListParagraph"/>
+        <w:numPr>
+          <w:ilvl w:val="0"/>
+          <w:numId w:val="18"/>
+        </w:numPr>
+        <w:divId w:val="839002747"/>
+      </w:pPr>
+      <w:r>
+        <w:t>Registers MVC controllers so API endpoints can handle requests.</w:t>
+      </w:r>
+    </w:p>
+    <w:p>
+      <w:pPr>
+        <w:pStyle w:val="ListParagraph"/>
+        <w:numPr>
+          <w:ilvl w:val="0"/>
+          <w:numId w:val="18"/>
+        </w:numPr>
+        <w:divId w:val="839002747"/>
+      </w:pPr>
+      <w:r>
+        <w:t>Enables Swagger/</w:t>
+      </w:r>
+      <w:proofErr w:type="spellStart"/>
+      <w:r>
+        <w:t>OpenAPI</w:t>
+      </w:r>
+      <w:proofErr w:type="spellEnd"/>
+      <w:r>
+        <w:t xml:space="preserve"> support for testing and documenting the API during development.</w:t>
+      </w:r>
+    </w:p>
+    <w:p>
+      <w:pPr>
+        <w:pStyle w:val="ListParagraph"/>
+        <w:numPr>
+          <w:ilvl w:val="0"/>
+          <w:numId w:val="18"/>
+        </w:numPr>
+        <w:divId w:val="839002747"/>
+      </w:pPr>
+      <w:r>
+        <w:lastRenderedPageBreak/>
+        <w:t>Configures Entity Framework Core to use the SQL Server connection string from application settings.</w:t>
+      </w:r>
+    </w:p>
+    <w:p>
+      <w:pPr>
+        <w:pStyle w:val="ListParagraph"/>
+        <w:numPr>
+          <w:ilvl w:val="0"/>
+          <w:numId w:val="18"/>
+        </w:numPr>
+        <w:divId w:val="839002747"/>
+      </w:pPr>
+      <w:r>
+        <w:t xml:space="preserve">Defines a CORS policy that allows the Angular application running on </w:t>
+      </w:r>
+      <w:r>
+        <w:rPr>
+          <w:i/>
+          <w:iCs/>
+        </w:rPr>
+        <w:t>http://localhost:4200</w:t>
+      </w:r>
+      <w:r>
+        <w:t xml:space="preserve"> to call the API.</w:t>
+      </w:r>
+    </w:p>
+    <w:p>
+      <w:pPr>
+        <w:pStyle w:val="ListParagraph"/>
+        <w:numPr>
+          <w:ilvl w:val="0"/>
+          <w:numId w:val="18"/>
+        </w:numPr>
+        <w:divId w:val="839002747"/>
+      </w:pPr>
+      <w:r>
+        <w:t>Builds the request pipeline with HTTPS redirection, authorization, CORS, and controller routing.</w:t>
+      </w:r>
+    </w:p>
+    <w:p>
+      <w:pPr>
+        <w:pStyle w:val="Heading3"/>
+        <w:divId w:val="839002747"/>
+        <w:rPr>
+          <w:rFonts w:cstheme="minorBidi"/>
+        </w:rPr>
+      </w:pPr>
+      <w:r>
+        <w:rPr>
+          <w:rFonts w:cstheme="minorBidi"/>
+        </w:rPr>
+        <w:t>Cleaned-Up Program.cs</w:t>
+      </w:r>
+    </w:p>
+    <w:p>
+      <w:pPr>
+        <w:shd w:val="clear" w:color="auto" w:fill="F2F2F2"/>
+        <w:divId w:val="839002747"/>
+      </w:pPr>
+      <w:r>
+        <w:rPr>
+          <w:rFonts w:ascii="Courier New" w:hAnsi="Courier New" w:cs="Courier New"/>
+          <w:color w:val="000000"/>
+        </w:rPr>
+        <w:t xml:space="preserve">using </w:t>
+      </w:r>
+      <w:proofErr w:type="spellStart"/>
+      <w:r>
+        <w:rPr>
+          <w:rFonts w:ascii="Courier New" w:hAnsi="Courier New" w:cs="Courier New"/>
+          <w:color w:val="000000"/>
+        </w:rPr>
+        <w:t>Microsoft.EntityFrameworkCore</w:t>
+      </w:r>
+      <w:proofErr w:type="spellEnd"/>
+      <w:r>
+        <w:rPr>
+          <w:rFonts w:ascii="Courier New" w:hAnsi="Courier New" w:cs="Courier New"/>
+          <w:color w:val="000000"/>
+        </w:rPr>
+        <w:t>;</w:t>
+      </w:r>
+      <w:r>
+        <w:rPr>
+          <w:rFonts w:ascii="Courier New" w:hAnsi="Courier New" w:cs="Courier New"/>
+          <w:color w:val="000000"/>
+        </w:rPr>
+        <w:br/>
+        <w:t xml:space="preserve">using </w:t>
+      </w:r>
+      <w:proofErr w:type="spellStart"/>
+      <w:r>
+        <w:rPr>
+          <w:rFonts w:ascii="Courier New" w:hAnsi="Courier New" w:cs="Courier New"/>
+          <w:color w:val="000000"/>
+        </w:rPr>
+        <w:t>StudentManagementSystem.Data</w:t>
+      </w:r>
+      <w:proofErr w:type="spellEnd"/>
+      <w:r>
+        <w:rPr>
+          <w:rFonts w:ascii="Courier New" w:hAnsi="Courier New" w:cs="Courier New"/>
+          <w:color w:val="000000"/>
+        </w:rPr>
+        <w:t>;</w:t>
+      </w:r>
+      <w:r>
+        <w:rPr>
+          <w:rFonts w:ascii="Courier New" w:hAnsi="Courier New" w:cs="Courier New"/>
+          <w:color w:val="000000"/>
+        </w:rPr>
+        <w:br/>
+      </w:r>
+      <w:r>
+        <w:rPr>
+          <w:rFonts w:ascii="Courier New" w:hAnsi="Courier New" w:cs="Courier New"/>
+          <w:color w:val="000000"/>
+        </w:rPr>
+        <w:br/>
+        <w:t xml:space="preserve">var builder = </w:t>
+      </w:r>
+      <w:proofErr w:type="spellStart"/>
+      <w:r>
+        <w:rPr>
+          <w:rFonts w:ascii="Courier New" w:hAnsi="Courier New" w:cs="Courier New"/>
+          <w:color w:val="000000"/>
+        </w:rPr>
+        <w:t>WebApplication.CreateBuilder</w:t>
+      </w:r>
+      <w:proofErr w:type="spellEnd"/>
+      <w:r>
+        <w:rPr>
+          <w:rFonts w:ascii="Courier New" w:hAnsi="Courier New" w:cs="Courier New"/>
+          <w:color w:val="000000"/>
+        </w:rPr>
+        <w:t>(</w:t>
+      </w:r>
+      <w:proofErr w:type="spellStart"/>
+      <w:r>
+        <w:rPr>
+          <w:rFonts w:ascii="Courier New" w:hAnsi="Courier New" w:cs="Courier New"/>
+          <w:color w:val="000000"/>
+        </w:rPr>
+        <w:t>args</w:t>
+      </w:r>
+      <w:proofErr w:type="spellEnd"/>
+      <w:r>
+        <w:rPr>
+          <w:rFonts w:ascii="Courier New" w:hAnsi="Courier New" w:cs="Courier New"/>
+          <w:color w:val="000000"/>
+        </w:rPr>
+        <w:t>);</w:t>
+      </w:r>
+      <w:r>
+        <w:rPr>
+          <w:rFonts w:ascii="Courier New" w:hAnsi="Courier New" w:cs="Courier New"/>
+          <w:color w:val="000000"/>
+        </w:rPr>
+        <w:br/>
+      </w:r>
+      <w:r>
+        <w:rPr>
+          <w:rFonts w:ascii="Courier New" w:hAnsi="Courier New" w:cs="Courier New"/>
+          <w:color w:val="000000"/>
+        </w:rPr>
+        <w:br/>
+        <w:t>// Register application services.</w:t>
+      </w:r>
+      <w:r>
+        <w:rPr>
+          <w:rFonts w:ascii="Courier New" w:hAnsi="Courier New" w:cs="Courier New"/>
+          <w:color w:val="000000"/>
+        </w:rPr>
+        <w:br/>
+      </w:r>
+      <w:proofErr w:type="spellStart"/>
+      <w:r>
+        <w:rPr>
+          <w:rFonts w:ascii="Courier New" w:hAnsi="Courier New" w:cs="Courier New"/>
+          <w:color w:val="000000"/>
+        </w:rPr>
+        <w:t>builder.Services.AddControllers</w:t>
+      </w:r>
+      <w:proofErr w:type="spellEnd"/>
+      <w:r>
+        <w:rPr>
+          <w:rFonts w:ascii="Courier New" w:hAnsi="Courier New" w:cs="Courier New"/>
+          <w:color w:val="000000"/>
+        </w:rPr>
+        <w:t>();</w:t>
+      </w:r>
+      <w:r>
+        <w:rPr>
+          <w:rFonts w:ascii="Courier New" w:hAnsi="Courier New" w:cs="Courier New"/>
+          <w:color w:val="000000"/>
+        </w:rPr>
+        <w:br/>
+      </w:r>
+      <w:proofErr w:type="spellStart"/>
+      <w:r>
+        <w:rPr>
+          <w:rFonts w:ascii="Courier New" w:hAnsi="Courier New" w:cs="Courier New"/>
+          <w:color w:val="000000"/>
+        </w:rPr>
+        <w:t>builder.Services.AddEndpointsApiExplorer</w:t>
+      </w:r>
+      <w:proofErr w:type="spellEnd"/>
+      <w:r>
+        <w:rPr>
+          <w:rFonts w:ascii="Courier New" w:hAnsi="Courier New" w:cs="Courier New"/>
+          <w:color w:val="000000"/>
+        </w:rPr>
+        <w:t>();</w:t>
+      </w:r>
+      <w:r>
+        <w:rPr>
+          <w:rFonts w:ascii="Courier New" w:hAnsi="Courier New" w:cs="Courier New"/>
+          <w:color w:val="000000"/>
+        </w:rPr>
+        <w:br/>
+      </w:r>
+      <w:proofErr w:type="spellStart"/>
+      <w:r>
+        <w:rPr>
+          <w:rFonts w:ascii="Courier New" w:hAnsi="Courier New" w:cs="Courier New"/>
+          <w:color w:val="000000"/>
+        </w:rPr>
+        <w:t>builder.Services.AddSwaggerGen</w:t>
+      </w:r>
+      <w:proofErr w:type="spellEnd"/>
+      <w:r>
+        <w:rPr>
+          <w:rFonts w:ascii="Courier New" w:hAnsi="Courier New" w:cs="Courier New"/>
+          <w:color w:val="000000"/>
+        </w:rPr>
+        <w:t>();</w:t>
+      </w:r>
+      <w:r>
+        <w:rPr>
+          <w:rFonts w:ascii="Courier New" w:hAnsi="Courier New" w:cs="Courier New"/>
+          <w:color w:val="000000"/>
+        </w:rPr>
+        <w:br/>
+      </w:r>
+      <w:r>
+        <w:rPr>
+          <w:rFonts w:ascii="Courier New" w:hAnsi="Courier New" w:cs="Courier New"/>
+          <w:color w:val="000000"/>
+        </w:rPr>
+        <w:br/>
+        <w:t>// Configure Entity Framework Core with SQL Server.</w:t>
+      </w:r>
+      <w:r>
+        <w:rPr>
+          <w:rFonts w:ascii="Courier New" w:hAnsi="Courier New" w:cs="Courier New"/>
+          <w:color w:val="000000"/>
+        </w:rPr>
+        <w:br/>
+      </w:r>
+      <w:proofErr w:type="spellStart"/>
+      <w:r>
+        <w:rPr>
+          <w:rFonts w:ascii="Courier New" w:hAnsi="Courier New" w:cs="Courier New"/>
+          <w:color w:val="000000"/>
+        </w:rPr>
+        <w:t>builder.Services.AddDbContext</w:t>
+      </w:r>
+      <w:proofErr w:type="spellEnd"/>
+      <w:r>
+        <w:rPr>
+          <w:rFonts w:ascii="Courier New" w:hAnsi="Courier New" w:cs="Courier New"/>
+          <w:color w:val="000000"/>
+        </w:rPr>
+        <w:t>&lt;</w:t>
+      </w:r>
+      <w:proofErr w:type="spellStart"/>
+      <w:r>
+        <w:rPr>
+          <w:rFonts w:ascii="Courier New" w:hAnsi="Courier New" w:cs="Courier New"/>
+          <w:color w:val="000000"/>
+        </w:rPr>
+        <w:t>ApplicationDbContext</w:t>
+      </w:r>
+      <w:proofErr w:type="spellEnd"/>
+      <w:r>
+        <w:rPr>
+          <w:rFonts w:ascii="Courier New" w:hAnsi="Courier New" w:cs="Courier New"/>
+          <w:color w:val="000000"/>
+        </w:rPr>
+        <w:t>&gt;(options =&gt;</w:t>
+      </w:r>
+      <w:r>
+        <w:rPr>
+          <w:rFonts w:ascii="Courier New" w:hAnsi="Courier New" w:cs="Courier New"/>
+          <w:color w:val="000000"/>
+        </w:rPr>
+        <w:br/>
+        <w:t xml:space="preserve">    options.UseSqlServer(builder.Configuration.GetConnectionString("DefaultConnection"))</w:t>
+      </w:r>
+      <w:r>
+        <w:rPr>
+          <w:rFonts w:ascii="Courier New" w:hAnsi="Courier New" w:cs="Courier New"/>
+          <w:color w:val="000000"/>
+        </w:rPr>
+        <w:br/>
+        <w:t>);</w:t>
+      </w:r>
+      <w:r>
+        <w:rPr>
+          <w:rFonts w:ascii="Courier New" w:hAnsi="Courier New" w:cs="Courier New"/>
+          <w:color w:val="000000"/>
+        </w:rPr>
+        <w:br/>
+      </w:r>
+      <w:r>
+        <w:rPr>
+          <w:rFonts w:ascii="Courier New" w:hAnsi="Courier New" w:cs="Courier New"/>
+          <w:color w:val="000000"/>
+        </w:rPr>
+        <w:br/>
+        <w:t>// Allow the Angular front end to call this API.</w:t>
+      </w:r>
+      <w:r>
+        <w:rPr>
+          <w:rFonts w:ascii="Courier New" w:hAnsi="Courier New" w:cs="Courier New"/>
+          <w:color w:val="000000"/>
+        </w:rPr>
+        <w:br/>
+      </w:r>
+      <w:proofErr w:type="spellStart"/>
+      <w:r>
+        <w:rPr>
+          <w:rFonts w:ascii="Courier New" w:hAnsi="Courier New" w:cs="Courier New"/>
+          <w:color w:val="000000"/>
+        </w:rPr>
+        <w:t>builder.Services.AddCors</w:t>
+      </w:r>
+      <w:proofErr w:type="spellEnd"/>
+      <w:r>
+        <w:rPr>
+          <w:rFonts w:ascii="Courier New" w:hAnsi="Courier New" w:cs="Courier New"/>
+          <w:color w:val="000000"/>
+        </w:rPr>
+        <w:t>(options =&gt;</w:t>
+      </w:r>
+      <w:r>
+        <w:rPr>
+          <w:rFonts w:ascii="Courier New" w:hAnsi="Courier New" w:cs="Courier New"/>
+          <w:color w:val="000000"/>
+        </w:rPr>
+        <w:br/>
+        <w:t>{</w:t>
+      </w:r>
+      <w:r>
+        <w:rPr>
+          <w:rFonts w:ascii="Courier New" w:hAnsi="Courier New" w:cs="Courier New"/>
+          <w:color w:val="000000"/>
+        </w:rPr>
+        <w:br/>
+        <w:t xml:space="preserve">    </w:t>
+      </w:r>
+      <w:proofErr w:type="spellStart"/>
+      <w:r>
+        <w:rPr>
+          <w:rFonts w:ascii="Courier New" w:hAnsi="Courier New" w:cs="Courier New"/>
+          <w:color w:val="000000"/>
+        </w:rPr>
+        <w:t>options.AddPolicy</w:t>
+      </w:r>
+      <w:proofErr w:type="spellEnd"/>
+      <w:r>
+        <w:rPr>
+          <w:rFonts w:ascii="Courier New" w:hAnsi="Courier New" w:cs="Courier New"/>
+          <w:color w:val="000000"/>
+        </w:rPr>
+        <w:t>("</w:t>
+      </w:r>
+      <w:proofErr w:type="spellStart"/>
+      <w:r>
+        <w:rPr>
+          <w:rFonts w:ascii="Courier New" w:hAnsi="Courier New" w:cs="Courier New"/>
+          <w:color w:val="000000"/>
+        </w:rPr>
+        <w:t>AllowAngular</w:t>
+      </w:r>
+      <w:proofErr w:type="spellEnd"/>
+      <w:r>
+        <w:rPr>
+          <w:rFonts w:ascii="Courier New" w:hAnsi="Courier New" w:cs="Courier New"/>
+          <w:color w:val="000000"/>
+        </w:rPr>
+        <w:t>", policy =&gt;</w:t>
+      </w:r>
+      <w:r>
+        <w:rPr>
+          <w:rFonts w:ascii="Courier New" w:hAnsi="Courier New" w:cs="Courier New"/>
+          <w:color w:val="000000"/>
+        </w:rPr>
+        <w:br/>
+        <w:t xml:space="preserve">    {</w:t>
+      </w:r>
+      <w:r>
+        <w:rPr>
+          <w:rFonts w:ascii="Courier New" w:hAnsi="Courier New" w:cs="Courier New"/>
+          <w:color w:val="000000"/>
+        </w:rPr>
+        <w:br/>
+        <w:t xml:space="preserve">        </w:t>
+      </w:r>
+      <w:proofErr w:type="spellStart"/>
+      <w:r>
+        <w:rPr>
+          <w:rFonts w:ascii="Courier New" w:hAnsi="Courier New" w:cs="Courier New"/>
+          <w:color w:val="000000"/>
+        </w:rPr>
+        <w:t>policy.WithOrigins</w:t>
+      </w:r>
+      <w:proofErr w:type="spellEnd"/>
+      <w:r>
+        <w:rPr>
+          <w:rFonts w:ascii="Courier New" w:hAnsi="Courier New" w:cs="Courier New"/>
+          <w:color w:val="000000"/>
+        </w:rPr>
+        <w:t>("http://localhost:4200")</w:t>
+      </w:r>
+      <w:r>
+        <w:rPr>
+          <w:rFonts w:ascii="Courier New" w:hAnsi="Courier New" w:cs="Courier New"/>
+          <w:color w:val="000000"/>
+        </w:rPr>
+        <w:br/>
+        <w:t xml:space="preserve">              .</w:t>
+      </w:r>
+      <w:proofErr w:type="spellStart"/>
+      <w:r>
+        <w:rPr>
+          <w:rFonts w:ascii="Courier New" w:hAnsi="Courier New" w:cs="Courier New"/>
+          <w:color w:val="000000"/>
+        </w:rPr>
+        <w:t>AllowAnyHeader</w:t>
+      </w:r>
+      <w:proofErr w:type="spellEnd"/>
+      <w:r>
+        <w:rPr>
+          <w:rFonts w:ascii="Courier New" w:hAnsi="Courier New" w:cs="Courier New"/>
+          <w:color w:val="000000"/>
+        </w:rPr>
+        <w:t>()</w:t>
+      </w:r>
+      <w:r>
+        <w:rPr>
+          <w:rFonts w:ascii="Courier New" w:hAnsi="Courier New" w:cs="Courier New"/>
+          <w:color w:val="000000"/>
+        </w:rPr>
+        <w:br/>
+        <w:t xml:space="preserve">              .</w:t>
+      </w:r>
+      <w:proofErr w:type="spellStart"/>
+      <w:r>
+        <w:rPr>
+          <w:rFonts w:ascii="Courier New" w:hAnsi="Courier New" w:cs="Courier New"/>
+          <w:color w:val="000000"/>
+        </w:rPr>
+        <w:t>AllowAnyMethod</w:t>
+      </w:r>
+      <w:proofErr w:type="spellEnd"/>
+      <w:r>
+        <w:rPr>
+          <w:rFonts w:ascii="Courier New" w:hAnsi="Courier New" w:cs="Courier New"/>
+          <w:color w:val="000000"/>
+        </w:rPr>
+        <w:t>();</w:t>
+      </w:r>
+      <w:r>
+        <w:rPr>
+          <w:rFonts w:ascii="Courier New" w:hAnsi="Courier New" w:cs="Courier New"/>
+          <w:color w:val="000000"/>
+        </w:rPr>
+        <w:br/>
+        <w:t xml:space="preserve">    });</w:t>
+      </w:r>
+      <w:r>
+        <w:rPr>
+          <w:rFonts w:ascii="Courier New" w:hAnsi="Courier New" w:cs="Courier New"/>
+          <w:color w:val="000000"/>
+        </w:rPr>
+        <w:br/>
+        <w:t>});</w:t>
+      </w:r>
+      <w:r>
+        <w:rPr>
+          <w:rFonts w:ascii="Courier New" w:hAnsi="Courier New" w:cs="Courier New"/>
+          <w:color w:val="000000"/>
+        </w:rPr>
+        <w:br/>
+      </w:r>
+      <w:r>
+        <w:rPr>
+          <w:rFonts w:ascii="Courier New" w:hAnsi="Courier New" w:cs="Courier New"/>
+          <w:color w:val="000000"/>
+        </w:rPr>
+        <w:br/>
+        <w:t xml:space="preserve">var app = </w:t>
+      </w:r>
+      <w:proofErr w:type="spellStart"/>
+      <w:r>
+        <w:rPr>
+          <w:rFonts w:ascii="Courier New" w:hAnsi="Courier New" w:cs="Courier New"/>
+          <w:color w:val="000000"/>
+        </w:rPr>
+        <w:t>builder.Build</w:t>
+      </w:r>
+      <w:proofErr w:type="spellEnd"/>
+      <w:r>
+        <w:rPr>
+          <w:rFonts w:ascii="Courier New" w:hAnsi="Courier New" w:cs="Courier New"/>
+          <w:color w:val="000000"/>
+        </w:rPr>
+        <w:t>();</w:t>
+      </w:r>
+      <w:r>
+        <w:rPr>
+          <w:rFonts w:ascii="Courier New" w:hAnsi="Courier New" w:cs="Courier New"/>
+          <w:color w:val="000000"/>
+        </w:rPr>
+        <w:br/>
+      </w:r>
+      <w:r>
+        <w:rPr>
+          <w:rFonts w:ascii="Courier New" w:hAnsi="Courier New" w:cs="Courier New"/>
+          <w:color w:val="000000"/>
+        </w:rPr>
+        <w:br/>
+        <w:t>// Enable Swagger only in development.</w:t>
+      </w:r>
+      <w:r>
+        <w:rPr>
+          <w:rFonts w:ascii="Courier New" w:hAnsi="Courier New" w:cs="Courier New"/>
+          <w:color w:val="000000"/>
+        </w:rPr>
+        <w:br/>
+        <w:t>if (</w:t>
+      </w:r>
+      <w:proofErr w:type="spellStart"/>
+      <w:r>
+        <w:rPr>
+          <w:rFonts w:ascii="Courier New" w:hAnsi="Courier New" w:cs="Courier New"/>
+          <w:color w:val="000000"/>
+        </w:rPr>
+        <w:t>app.Environment.IsDevelopment</w:t>
+      </w:r>
+      <w:proofErr w:type="spellEnd"/>
+      <w:r>
+        <w:rPr>
+          <w:rFonts w:ascii="Courier New" w:hAnsi="Courier New" w:cs="Courier New"/>
+          <w:color w:val="000000"/>
+        </w:rPr>
+        <w:t>())</w:t>
+      </w:r>
+      <w:r>
+        <w:rPr>
+          <w:rFonts w:ascii="Courier New" w:hAnsi="Courier New" w:cs="Courier New"/>
+          <w:color w:val="000000"/>
+        </w:rPr>
+        <w:br/>
+      </w:r>
+      <w:r>
+        <w:rPr>
+          <w:rFonts w:ascii="Courier New" w:hAnsi="Courier New" w:cs="Courier New"/>
+          <w:color w:val="000000"/>
+        </w:rPr>
+        <w:lastRenderedPageBreak/>
+        <w:t>{</w:t>
+      </w:r>
+      <w:r>
+        <w:rPr>
+          <w:rFonts w:ascii="Courier New" w:hAnsi="Courier New" w:cs="Courier New"/>
+          <w:color w:val="000000"/>
+        </w:rPr>
+        <w:br/>
+        <w:t xml:space="preserve">    </w:t>
+      </w:r>
+      <w:proofErr w:type="spellStart"/>
+      <w:r>
+        <w:rPr>
+          <w:rFonts w:ascii="Courier New" w:hAnsi="Courier New" w:cs="Courier New"/>
+          <w:color w:val="000000"/>
+        </w:rPr>
+        <w:t>app.UseSwagger</w:t>
+      </w:r>
+      <w:proofErr w:type="spellEnd"/>
+      <w:r>
+        <w:rPr>
+          <w:rFonts w:ascii="Courier New" w:hAnsi="Courier New" w:cs="Courier New"/>
+          <w:color w:val="000000"/>
+        </w:rPr>
+        <w:t>();</w:t>
+      </w:r>
+      <w:r>
+        <w:rPr>
+          <w:rFonts w:ascii="Courier New" w:hAnsi="Courier New" w:cs="Courier New"/>
+          <w:color w:val="000000"/>
+        </w:rPr>
+        <w:br/>
+        <w:t xml:space="preserve">    </w:t>
+      </w:r>
+      <w:proofErr w:type="spellStart"/>
+      <w:r>
+        <w:rPr>
+          <w:rFonts w:ascii="Courier New" w:hAnsi="Courier New" w:cs="Courier New"/>
+          <w:color w:val="000000"/>
+        </w:rPr>
+        <w:t>app.UseSwaggerUI</w:t>
+      </w:r>
+      <w:proofErr w:type="spellEnd"/>
+      <w:r>
+        <w:rPr>
+          <w:rFonts w:ascii="Courier New" w:hAnsi="Courier New" w:cs="Courier New"/>
+          <w:color w:val="000000"/>
+        </w:rPr>
+        <w:t>();</w:t>
+      </w:r>
+      <w:r>
+        <w:rPr>
+          <w:rFonts w:ascii="Courier New" w:hAnsi="Courier New" w:cs="Courier New"/>
+          <w:color w:val="000000"/>
+        </w:rPr>
+        <w:br/>
+        <w:t>}</w:t>
+      </w:r>
+      <w:r>
+        <w:rPr>
+          <w:rFonts w:ascii="Courier New" w:hAnsi="Courier New" w:cs="Courier New"/>
+          <w:color w:val="000000"/>
+        </w:rPr>
+        <w:br/>
+      </w:r>
+      <w:r>
+        <w:rPr>
+          <w:rFonts w:ascii="Courier New" w:hAnsi="Courier New" w:cs="Courier New"/>
+          <w:color w:val="000000"/>
+        </w:rPr>
+        <w:br/>
+      </w:r>
+      <w:proofErr w:type="spellStart"/>
+      <w:r>
+        <w:rPr>
+          <w:rFonts w:ascii="Courier New" w:hAnsi="Courier New" w:cs="Courier New"/>
+          <w:color w:val="000000"/>
+        </w:rPr>
+        <w:t>app.UseHttpsRedirection</w:t>
+      </w:r>
+      <w:proofErr w:type="spellEnd"/>
+      <w:r>
+        <w:rPr>
+          <w:rFonts w:ascii="Courier New" w:hAnsi="Courier New" w:cs="Courier New"/>
+          <w:color w:val="000000"/>
+        </w:rPr>
+        <w:t>();</w:t>
+      </w:r>
+      <w:r>
+        <w:rPr>
+          <w:rFonts w:ascii="Courier New" w:hAnsi="Courier New" w:cs="Courier New"/>
+          <w:color w:val="000000"/>
+        </w:rPr>
+        <w:br/>
+      </w:r>
+      <w:proofErr w:type="spellStart"/>
+      <w:r>
+        <w:rPr>
+          <w:rFonts w:ascii="Courier New" w:hAnsi="Courier New" w:cs="Courier New"/>
+          <w:color w:val="000000"/>
+        </w:rPr>
+        <w:t>app.UseAuthorization</w:t>
+      </w:r>
+      <w:proofErr w:type="spellEnd"/>
+      <w:r>
+        <w:rPr>
+          <w:rFonts w:ascii="Courier New" w:hAnsi="Courier New" w:cs="Courier New"/>
+          <w:color w:val="000000"/>
+        </w:rPr>
+        <w:t>();</w:t>
+      </w:r>
+      <w:r>
+        <w:rPr>
+          <w:rFonts w:ascii="Courier New" w:hAnsi="Courier New" w:cs="Courier New"/>
+          <w:color w:val="000000"/>
+        </w:rPr>
+        <w:br/>
+      </w:r>
+      <w:proofErr w:type="spellStart"/>
+      <w:r>
+        <w:rPr>
+          <w:rFonts w:ascii="Courier New" w:hAnsi="Courier New" w:cs="Courier New"/>
+          <w:color w:val="000000"/>
+        </w:rPr>
+        <w:t>app.UseCors</w:t>
+      </w:r>
+      <w:proofErr w:type="spellEnd"/>
+      <w:r>
+        <w:rPr>
+          <w:rFonts w:ascii="Courier New" w:hAnsi="Courier New" w:cs="Courier New"/>
+          <w:color w:val="000000"/>
+        </w:rPr>
+        <w:t>("</w:t>
+      </w:r>
+      <w:proofErr w:type="spellStart"/>
+      <w:r>
+        <w:rPr>
+          <w:rFonts w:ascii="Courier New" w:hAnsi="Courier New" w:cs="Courier New"/>
+          <w:color w:val="000000"/>
+        </w:rPr>
+        <w:t>AllowAngular</w:t>
+      </w:r>
+      <w:proofErr w:type="spellEnd"/>
+      <w:r>
+        <w:rPr>
+          <w:rFonts w:ascii="Courier New" w:hAnsi="Courier New" w:cs="Courier New"/>
+          <w:color w:val="000000"/>
+        </w:rPr>
+        <w:t>");</w:t>
+      </w:r>
+      <w:r>
+        <w:rPr>
+          <w:rFonts w:ascii="Courier New" w:hAnsi="Courier New" w:cs="Courier New"/>
+          <w:color w:val="000000"/>
+        </w:rPr>
+        <w:br/>
+      </w:r>
+      <w:proofErr w:type="spellStart"/>
+      <w:r>
+        <w:rPr>
+          <w:rFonts w:ascii="Courier New" w:hAnsi="Courier New" w:cs="Courier New"/>
+          <w:color w:val="000000"/>
+        </w:rPr>
+        <w:t>app.MapControllers</w:t>
+      </w:r>
+      <w:proofErr w:type="spellEnd"/>
+      <w:r>
+        <w:rPr>
+          <w:rFonts w:ascii="Courier New" w:hAnsi="Courier New" w:cs="Courier New"/>
+          <w:color w:val="000000"/>
+        </w:rPr>
+        <w:t>();</w:t>
+      </w:r>
+      <w:r>
+        <w:rPr>
+          <w:rFonts w:ascii="Courier New" w:hAnsi="Courier New" w:cs="Courier New"/>
+          <w:color w:val="000000"/>
+        </w:rPr>
+        <w:br/>
+      </w:r>
+      <w:proofErr w:type="spellStart"/>
+      <w:r>
+        <w:rPr>
+          <w:rFonts w:ascii="Courier New" w:hAnsi="Courier New" w:cs="Courier New"/>
+          <w:color w:val="000000"/>
+        </w:rPr>
+        <w:t>app.Run</w:t>
+      </w:r>
+      <w:proofErr w:type="spellEnd"/>
+      <w:r>
+        <w:rPr>
+          <w:rFonts w:ascii="Courier New" w:hAnsi="Courier New" w:cs="Courier New"/>
+          <w:color w:val="000000"/>
+        </w:rPr>
+        <w:t>();</w:t>
+      </w:r>
+    </w:p>
+    <w:p>
+      <w:pPr>
+        <w:divId w:val="839002747"/>
+        <w:rPr>
+          <w:rFonts w:cs="Times New Roman"/>
+        </w:rPr>
+      </w:pPr>
+    </w:p>
+    <w:p>
+      <w:pPr>
+        <w:pStyle w:val="Heading2"/>
+        <w:divId w:val="839002747"/>
+        <w:rPr>
+          <w:rFonts w:cstheme="minorBidi"/>
+        </w:rPr>
+      </w:pPr>
+      <w:r>
+        <w:rPr>
+          <w:rFonts w:cstheme="minorBidi"/>
+        </w:rPr>
+        <w:t>Angular Front-End Structure</w:t>
+      </w:r>
+    </w:p>
+    <w:p>
+      <w:pPr>
+        <w:divId w:val="839002747"/>
+      </w:pPr>
+      <w:r>
+        <w:t>The Angular front end defines typed models for employees and departments, uses services to communicate with the ASP.NET Web API, and includes a department component for listing, adding, editing, and deleting department records.</w:t>
+      </w:r>
+    </w:p>
+    <w:p>
+      <w:pPr>
+        <w:pStyle w:val="Heading3"/>
+        <w:divId w:val="839002747"/>
+        <w:rPr>
+          <w:rFonts w:cstheme="minorBidi"/>
+        </w:rPr>
+      </w:pPr>
+      <w:r>
+        <w:rPr>
+          <w:rFonts w:cstheme="minorBidi"/>
+        </w:rPr>
+        <w:t>Models</w:t>
+      </w:r>
+    </w:p>
+    <w:p>
+      <w:pPr>
+        <w:shd w:val="clear" w:color="auto" w:fill="F2F2F2"/>
+        <w:divId w:val="839002747"/>
+      </w:pPr>
+      <w:r>
+        <w:rPr>
+          <w:rFonts w:ascii="Courier New" w:hAnsi="Courier New" w:cs="Courier New"/>
+          <w:color w:val="000000"/>
+        </w:rPr>
+        <w:t>export interface Employee {</w:t>
+      </w:r>
+      <w:r>
+        <w:rPr>
+          <w:rFonts w:ascii="Courier New" w:hAnsi="Courier New" w:cs="Courier New"/>
+          <w:color w:val="000000"/>
+        </w:rPr>
+        <w:br/>
+        <w:t xml:space="preserve">  </w:t>
+      </w:r>
+      <w:proofErr w:type="spellStart"/>
+      <w:r>
+        <w:rPr>
+          <w:rFonts w:ascii="Courier New" w:hAnsi="Courier New" w:cs="Courier New"/>
+          <w:color w:val="000000"/>
+        </w:rPr>
+        <w:t>employeeId</w:t>
+      </w:r>
+      <w:proofErr w:type="spellEnd"/>
+      <w:r>
+        <w:rPr>
+          <w:rFonts w:ascii="Courier New" w:hAnsi="Courier New" w:cs="Courier New"/>
+          <w:color w:val="000000"/>
+        </w:rPr>
+        <w:t>: string;</w:t>
+      </w:r>
+      <w:r>
+        <w:rPr>
+          <w:rFonts w:ascii="Courier New" w:hAnsi="Courier New" w:cs="Courier New"/>
+          <w:color w:val="000000"/>
+        </w:rPr>
+        <w:br/>
+        <w:t xml:space="preserve">  </w:t>
+      </w:r>
+      <w:proofErr w:type="spellStart"/>
+      <w:r>
+        <w:rPr>
+          <w:rFonts w:ascii="Courier New" w:hAnsi="Courier New" w:cs="Courier New"/>
+          <w:color w:val="000000"/>
+        </w:rPr>
+        <w:t>firstName</w:t>
+      </w:r>
+      <w:proofErr w:type="spellEnd"/>
+      <w:r>
+        <w:rPr>
+          <w:rFonts w:ascii="Courier New" w:hAnsi="Courier New" w:cs="Courier New"/>
+          <w:color w:val="000000"/>
+        </w:rPr>
+        <w:t>: string;</w:t>
+      </w:r>
+      <w:r>
+        <w:rPr>
+          <w:rFonts w:ascii="Courier New" w:hAnsi="Courier New" w:cs="Courier New"/>
+          <w:color w:val="000000"/>
+        </w:rPr>
+        <w:br/>
+        <w:t xml:space="preserve">  </w:t>
+      </w:r>
+      <w:proofErr w:type="spellStart"/>
+      <w:r>
+        <w:rPr>
+          <w:rFonts w:ascii="Courier New" w:hAnsi="Courier New" w:cs="Courier New"/>
+          <w:color w:val="000000"/>
+        </w:rPr>
+        <w:t>lastName</w:t>
+      </w:r>
+      <w:proofErr w:type="spellEnd"/>
+      <w:r>
+        <w:rPr>
+          <w:rFonts w:ascii="Courier New" w:hAnsi="Courier New" w:cs="Courier New"/>
+          <w:color w:val="000000"/>
+        </w:rPr>
+        <w:t>: string;</w:t>
+      </w:r>
+      <w:r>
+        <w:rPr>
+          <w:rFonts w:ascii="Courier New" w:hAnsi="Courier New" w:cs="Courier New"/>
+          <w:color w:val="000000"/>
+        </w:rPr>
+        <w:br/>
+        <w:t xml:space="preserve">  email: string;</w:t>
+      </w:r>
+      <w:r>
+        <w:rPr>
+          <w:rFonts w:ascii="Courier New" w:hAnsi="Courier New" w:cs="Courier New"/>
+          <w:color w:val="000000"/>
+        </w:rPr>
+        <w:br/>
+        <w:t xml:space="preserve">  </w:t>
+      </w:r>
+      <w:proofErr w:type="spellStart"/>
+      <w:r>
+        <w:rPr>
+          <w:rFonts w:ascii="Courier New" w:hAnsi="Courier New" w:cs="Courier New"/>
+          <w:color w:val="000000"/>
+        </w:rPr>
+        <w:t>departmentId</w:t>
+      </w:r>
+      <w:proofErr w:type="spellEnd"/>
+      <w:r>
+        <w:rPr>
+          <w:rFonts w:ascii="Courier New" w:hAnsi="Courier New" w:cs="Courier New"/>
+          <w:color w:val="000000"/>
+        </w:rPr>
+        <w:t>: string;</w:t>
+      </w:r>
+      <w:r>
+        <w:rPr>
+          <w:rFonts w:ascii="Courier New" w:hAnsi="Courier New" w:cs="Courier New"/>
+          <w:color w:val="000000"/>
+        </w:rPr>
+        <w:br/>
+        <w:t>}</w:t>
+      </w:r>
+      <w:r>
+        <w:rPr>
+          <w:rFonts w:ascii="Courier New" w:hAnsi="Courier New" w:cs="Courier New"/>
+          <w:color w:val="000000"/>
+        </w:rPr>
+        <w:br/>
+      </w:r>
+      <w:r>
+        <w:rPr>
+          <w:rFonts w:ascii="Courier New" w:hAnsi="Courier New" w:cs="Courier New"/>
+          <w:color w:val="000000"/>
+        </w:rPr>
+        <w:br/>
+        <w:t>export interface Department {</w:t>
+      </w:r>
+      <w:r>
+        <w:rPr>
+          <w:rFonts w:ascii="Courier New" w:hAnsi="Courier New" w:cs="Courier New"/>
+          <w:color w:val="000000"/>
+        </w:rPr>
+        <w:br/>
+        <w:t xml:space="preserve">  </w:t>
+      </w:r>
+      <w:proofErr w:type="spellStart"/>
+      <w:r>
+        <w:rPr>
+          <w:rFonts w:ascii="Courier New" w:hAnsi="Courier New" w:cs="Courier New"/>
+          <w:color w:val="000000"/>
+        </w:rPr>
+        <w:t>departmentId</w:t>
+      </w:r>
+      <w:proofErr w:type="spellEnd"/>
+      <w:r>
+        <w:rPr>
+          <w:rFonts w:ascii="Courier New" w:hAnsi="Courier New" w:cs="Courier New"/>
+          <w:color w:val="000000"/>
+        </w:rPr>
+        <w:t>: string;</w:t>
+      </w:r>
+      <w:r>
+        <w:rPr>
+          <w:rFonts w:ascii="Courier New" w:hAnsi="Courier New" w:cs="Courier New"/>
+          <w:color w:val="000000"/>
+        </w:rPr>
+        <w:br/>
+        <w:t xml:space="preserve">  </w:t>
+      </w:r>
+      <w:proofErr w:type="spellStart"/>
+      <w:r>
+        <w:rPr>
+          <w:rFonts w:ascii="Courier New" w:hAnsi="Courier New" w:cs="Courier New"/>
+          <w:color w:val="000000"/>
+        </w:rPr>
+        <w:t>departmentName</w:t>
+      </w:r>
+      <w:proofErr w:type="spellEnd"/>
+      <w:r>
+        <w:rPr>
+          <w:rFonts w:ascii="Courier New" w:hAnsi="Courier New" w:cs="Courier New"/>
+          <w:color w:val="000000"/>
+        </w:rPr>
+        <w:t>: string;</w:t>
+      </w:r>
+      <w:r>
+        <w:rPr>
+          <w:rFonts w:ascii="Courier New" w:hAnsi="Courier New" w:cs="Courier New"/>
+          <w:color w:val="000000"/>
+        </w:rPr>
+        <w:br/>
+        <w:t>}</w:t>
+      </w:r>
+    </w:p>
+    <w:p>
+      <w:pPr>
+        <w:pStyle w:val="Heading3"/>
+        <w:divId w:val="839002747"/>
+        <w:rPr>
+          <w:rFonts w:cstheme="minorBidi"/>
+        </w:rPr>
+      </w:pPr>
+      <w:r>
+        <w:rPr>
+          <w:rFonts w:cstheme="minorBidi"/>
+        </w:rPr>
+        <w:t>Employee Service</w:t>
+      </w:r>
+    </w:p>
+    <w:p>
+      <w:pPr>
+        <w:divId w:val="839002747"/>
+      </w:pPr>
+      <w:r>
+        <w:t>The employee service centralizes HTTP calls for employee records. It retrieves all employees, loads a single employee by ID, creates new employees, updates existing employees, and deletes employees through the API.</w:t>
+      </w:r>
+    </w:p>
+    <w:p>
+      <w:pPr>
+        <w:shd w:val="clear" w:color="auto" w:fill="F2F2F2"/>
+        <w:divId w:val="839002747"/>
+      </w:pPr>
+      <w:r>
+        <w:rPr>
+          <w:rFonts w:ascii="Courier New" w:hAnsi="Courier New" w:cs="Courier New"/>
+          <w:color w:val="000000"/>
+        </w:rPr>
+        <w:t xml:space="preserve">import { </w:t>
+      </w:r>
+      <w:proofErr w:type="spellStart"/>
+      <w:r>
+        <w:rPr>
+          <w:rFonts w:ascii="Courier New" w:hAnsi="Courier New" w:cs="Courier New"/>
+          <w:color w:val="000000"/>
+        </w:rPr>
+        <w:t>HttpClient</w:t>
+      </w:r>
+      <w:proofErr w:type="spellEnd"/>
+      <w:r>
+        <w:rPr>
+          <w:rFonts w:ascii="Courier New" w:hAnsi="Courier New" w:cs="Courier New"/>
+          <w:color w:val="000000"/>
+        </w:rPr>
+        <w:t xml:space="preserve"> } from '@angular/common/http';</w:t>
+      </w:r>
+      <w:r>
+        <w:rPr>
+          <w:rFonts w:ascii="Courier New" w:hAnsi="Courier New" w:cs="Courier New"/>
+          <w:color w:val="000000"/>
+        </w:rPr>
+        <w:br/>
+        <w:t>import { Injectable } from '@angular/core';</w:t>
+      </w:r>
+      <w:r>
+        <w:rPr>
+          <w:rFonts w:ascii="Courier New" w:hAnsi="Courier New" w:cs="Courier New"/>
+          <w:color w:val="000000"/>
+        </w:rPr>
+        <w:br/>
+        <w:t>import { Employee } from '../../Models/Employee';</w:t>
+      </w:r>
+      <w:r>
+        <w:rPr>
+          <w:rFonts w:ascii="Courier New" w:hAnsi="Courier New" w:cs="Courier New"/>
+          <w:color w:val="000000"/>
+        </w:rPr>
+        <w:br/>
+      </w:r>
+      <w:r>
+        <w:rPr>
+          <w:rFonts w:ascii="Courier New" w:hAnsi="Courier New" w:cs="Courier New"/>
+          <w:color w:val="000000"/>
+        </w:rPr>
+        <w:br/>
+      </w:r>
+      <w:r>
+        <w:rPr>
+          <w:rFonts w:ascii="Courier New" w:hAnsi="Courier New" w:cs="Courier New"/>
+          <w:color w:val="000000"/>
+        </w:rPr>
+        <w:lastRenderedPageBreak/>
+        <w:t>@Injectable({</w:t>
+      </w:r>
+      <w:r>
+        <w:rPr>
+          <w:rFonts w:ascii="Courier New" w:hAnsi="Courier New" w:cs="Courier New"/>
+          <w:color w:val="000000"/>
+        </w:rPr>
+        <w:br/>
+        <w:t xml:space="preserve">  </w:t>
+      </w:r>
+      <w:proofErr w:type="spellStart"/>
+      <w:r>
+        <w:rPr>
+          <w:rFonts w:ascii="Courier New" w:hAnsi="Courier New" w:cs="Courier New"/>
+          <w:color w:val="000000"/>
+        </w:rPr>
+        <w:t>providedIn</w:t>
+      </w:r>
+      <w:proofErr w:type="spellEnd"/>
+      <w:r>
+        <w:rPr>
+          <w:rFonts w:ascii="Courier New" w:hAnsi="Courier New" w:cs="Courier New"/>
+          <w:color w:val="000000"/>
+        </w:rPr>
+        <w:t>: 'root'</w:t>
+      </w:r>
+      <w:r>
+        <w:rPr>
+          <w:rFonts w:ascii="Courier New" w:hAnsi="Courier New" w:cs="Courier New"/>
+          <w:color w:val="000000"/>
+        </w:rPr>
+        <w:br/>
+        <w:t>})</w:t>
+      </w:r>
+      <w:r>
+        <w:rPr>
+          <w:rFonts w:ascii="Courier New" w:hAnsi="Courier New" w:cs="Courier New"/>
+          <w:color w:val="000000"/>
+        </w:rPr>
+        <w:br/>
+        <w:t xml:space="preserve">export class </w:t>
+      </w:r>
+      <w:proofErr w:type="spellStart"/>
+      <w:r>
+        <w:rPr>
+          <w:rFonts w:ascii="Courier New" w:hAnsi="Courier New" w:cs="Courier New"/>
+          <w:color w:val="000000"/>
+        </w:rPr>
+        <w:t>EmployeeService</w:t>
+      </w:r>
+      <w:proofErr w:type="spellEnd"/>
+      <w:r>
+        <w:rPr>
+          <w:rFonts w:ascii="Courier New" w:hAnsi="Courier New" w:cs="Courier New"/>
+          <w:color w:val="000000"/>
+        </w:rPr>
+        <w:t xml:space="preserve"> {</w:t>
+      </w:r>
+      <w:r>
+        <w:rPr>
+          <w:rFonts w:ascii="Courier New" w:hAnsi="Courier New" w:cs="Courier New"/>
+          <w:color w:val="000000"/>
+        </w:rPr>
+        <w:br/>
+        <w:t xml:space="preserve">  private </w:t>
+      </w:r>
+      <w:proofErr w:type="spellStart"/>
+      <w:r>
+        <w:rPr>
+          <w:rFonts w:ascii="Courier New" w:hAnsi="Courier New" w:cs="Courier New"/>
+          <w:color w:val="000000"/>
+        </w:rPr>
+        <w:t>readonly</w:t>
+      </w:r>
+      <w:proofErr w:type="spellEnd"/>
+      <w:r>
+        <w:rPr>
+          <w:rFonts w:ascii="Courier New" w:hAnsi="Courier New" w:cs="Courier New"/>
+          <w:color w:val="000000"/>
+        </w:rPr>
+        <w:t xml:space="preserve"> </w:t>
+      </w:r>
+      <w:proofErr w:type="spellStart"/>
+      <w:r>
+        <w:rPr>
+          <w:rFonts w:ascii="Courier New" w:hAnsi="Courier New" w:cs="Courier New"/>
+          <w:color w:val="000000"/>
+        </w:rPr>
+        <w:t>apiUrl</w:t>
+      </w:r>
+      <w:proofErr w:type="spellEnd"/>
+      <w:r>
+        <w:rPr>
+          <w:rFonts w:ascii="Courier New" w:hAnsi="Courier New" w:cs="Courier New"/>
+          <w:color w:val="000000"/>
+        </w:rPr>
+        <w:t xml:space="preserve"> = 'https://localhost:7233/</w:t>
+      </w:r>
+      <w:proofErr w:type="spellStart"/>
+      <w:r>
+        <w:rPr>
+          <w:rFonts w:ascii="Courier New" w:hAnsi="Courier New" w:cs="Courier New"/>
+          <w:color w:val="000000"/>
+        </w:rPr>
+        <w:t>api</w:t>
+      </w:r>
+      <w:proofErr w:type="spellEnd"/>
+      <w:r>
+        <w:rPr>
+          <w:rFonts w:ascii="Courier New" w:hAnsi="Courier New" w:cs="Courier New"/>
+          <w:color w:val="000000"/>
+        </w:rPr>
+        <w:t>/employees';</w:t>
+      </w:r>
+      <w:r>
+        <w:rPr>
+          <w:rFonts w:ascii="Courier New" w:hAnsi="Courier New" w:cs="Courier New"/>
+          <w:color w:val="000000"/>
+        </w:rPr>
+        <w:br/>
+      </w:r>
+      <w:r>
+        <w:rPr>
+          <w:rFonts w:ascii="Courier New" w:hAnsi="Courier New" w:cs="Courier New"/>
+          <w:color w:val="000000"/>
+        </w:rPr>
+        <w:br/>
+        <w:t xml:space="preserve">  constructor(private http: </w:t>
+      </w:r>
+      <w:proofErr w:type="spellStart"/>
+      <w:r>
+        <w:rPr>
+          <w:rFonts w:ascii="Courier New" w:hAnsi="Courier New" w:cs="Courier New"/>
+          <w:color w:val="000000"/>
+        </w:rPr>
+        <w:t>HttpClient</w:t>
+      </w:r>
+      <w:proofErr w:type="spellEnd"/>
+      <w:r>
+        <w:rPr>
+          <w:rFonts w:ascii="Courier New" w:hAnsi="Courier New" w:cs="Courier New"/>
+          <w:color w:val="000000"/>
+        </w:rPr>
+        <w:t>) { }</w:t>
+      </w:r>
+      <w:r>
+        <w:rPr>
+          <w:rFonts w:ascii="Courier New" w:hAnsi="Courier New" w:cs="Courier New"/>
+          <w:color w:val="000000"/>
+        </w:rPr>
+        <w:br/>
+      </w:r>
+      <w:r>
+        <w:rPr>
+          <w:rFonts w:ascii="Courier New" w:hAnsi="Courier New" w:cs="Courier New"/>
+          <w:color w:val="000000"/>
+        </w:rPr>
+        <w:br/>
+        <w:t xml:space="preserve">  </w:t>
+      </w:r>
+      <w:proofErr w:type="spellStart"/>
+      <w:r>
+        <w:rPr>
+          <w:rFonts w:ascii="Courier New" w:hAnsi="Courier New" w:cs="Courier New"/>
+          <w:color w:val="000000"/>
+        </w:rPr>
+        <w:t>getAllEmployees</w:t>
+      </w:r>
+      <w:proofErr w:type="spellEnd"/>
+      <w:r>
+        <w:rPr>
+          <w:rFonts w:ascii="Courier New" w:hAnsi="Courier New" w:cs="Courier New"/>
+          <w:color w:val="000000"/>
+        </w:rPr>
+        <w:t>() {</w:t>
+      </w:r>
+      <w:r>
+        <w:rPr>
+          <w:rFonts w:ascii="Courier New" w:hAnsi="Courier New" w:cs="Courier New"/>
+          <w:color w:val="000000"/>
+        </w:rPr>
+        <w:br/>
+        <w:t xml:space="preserve">    return </w:t>
+      </w:r>
+      <w:proofErr w:type="spellStart"/>
+      <w:r>
+        <w:rPr>
+          <w:rFonts w:ascii="Courier New" w:hAnsi="Courier New" w:cs="Courier New"/>
+          <w:color w:val="000000"/>
+        </w:rPr>
+        <w:t>this.http.get</w:t>
+      </w:r>
+      <w:proofErr w:type="spellEnd"/>
+      <w:r>
+        <w:rPr>
+          <w:rFonts w:ascii="Courier New" w:hAnsi="Courier New" w:cs="Courier New"/>
+          <w:color w:val="000000"/>
+        </w:rPr>
+        <w:t>&lt;Employee[]&gt;(</w:t>
+      </w:r>
+      <w:proofErr w:type="spellStart"/>
+      <w:r>
+        <w:rPr>
+          <w:rFonts w:ascii="Courier New" w:hAnsi="Courier New" w:cs="Courier New"/>
+          <w:color w:val="000000"/>
+        </w:rPr>
+        <w:t>this.apiUrl</w:t>
+      </w:r>
+      <w:proofErr w:type="spellEnd"/>
+      <w:r>
+        <w:rPr>
+          <w:rFonts w:ascii="Courier New" w:hAnsi="Courier New" w:cs="Courier New"/>
+          <w:color w:val="000000"/>
+        </w:rPr>
+        <w:t>);</w:t>
+      </w:r>
+      <w:r>
+        <w:rPr>
+          <w:rFonts w:ascii="Courier New" w:hAnsi="Courier New" w:cs="Courier New"/>
+          <w:color w:val="000000"/>
+        </w:rPr>
+        <w:br/>
+        <w:t xml:space="preserve">  }</w:t>
+      </w:r>
+      <w:r>
+        <w:rPr>
+          <w:rFonts w:ascii="Courier New" w:hAnsi="Courier New" w:cs="Courier New"/>
+          <w:color w:val="000000"/>
+        </w:rPr>
+        <w:br/>
+      </w:r>
+      <w:r>
+        <w:rPr>
+          <w:rFonts w:ascii="Courier New" w:hAnsi="Courier New" w:cs="Courier New"/>
+          <w:color w:val="000000"/>
+        </w:rPr>
+        <w:br/>
+        <w:t xml:space="preserve">  </w:t>
+      </w:r>
+      <w:proofErr w:type="spellStart"/>
+      <w:r>
+        <w:rPr>
+          <w:rFonts w:ascii="Courier New" w:hAnsi="Courier New" w:cs="Courier New"/>
+          <w:color w:val="000000"/>
+        </w:rPr>
+        <w:t>getEmployeeById</w:t>
+      </w:r>
+      <w:proofErr w:type="spellEnd"/>
+      <w:r>
+        <w:rPr>
+          <w:rFonts w:ascii="Courier New" w:hAnsi="Courier New" w:cs="Courier New"/>
+          <w:color w:val="000000"/>
+        </w:rPr>
+        <w:t>(id: string) {</w:t>
+      </w:r>
+      <w:r>
+        <w:rPr>
+          <w:rFonts w:ascii="Courier New" w:hAnsi="Courier New" w:cs="Courier New"/>
+          <w:color w:val="000000"/>
+        </w:rPr>
+        <w:br/>
+        <w:t xml:space="preserve">    const </w:t>
+      </w:r>
+      <w:proofErr w:type="spellStart"/>
+      <w:r>
+        <w:rPr>
+          <w:rFonts w:ascii="Courier New" w:hAnsi="Courier New" w:cs="Courier New"/>
+          <w:color w:val="000000"/>
+        </w:rPr>
+        <w:t>url</w:t>
+      </w:r>
+      <w:proofErr w:type="spellEnd"/>
+      <w:r>
+        <w:rPr>
+          <w:rFonts w:ascii="Courier New" w:hAnsi="Courier New" w:cs="Courier New"/>
+          <w:color w:val="000000"/>
+        </w:rPr>
+        <w:t xml:space="preserve"> = `${</w:t>
+      </w:r>
+      <w:proofErr w:type="spellStart"/>
+      <w:r>
+        <w:rPr>
+          <w:rFonts w:ascii="Courier New" w:hAnsi="Courier New" w:cs="Courier New"/>
+          <w:color w:val="000000"/>
+        </w:rPr>
+        <w:t>this.apiUrl</w:t>
+      </w:r>
+      <w:proofErr w:type="spellEnd"/>
+      <w:r>
+        <w:rPr>
+          <w:rFonts w:ascii="Courier New" w:hAnsi="Courier New" w:cs="Courier New"/>
+          <w:color w:val="000000"/>
+        </w:rPr>
+        <w:t>}/${id}`;</w:t>
+      </w:r>
+      <w:r>
+        <w:rPr>
+          <w:rFonts w:ascii="Courier New" w:hAnsi="Courier New" w:cs="Courier New"/>
+          <w:color w:val="000000"/>
+        </w:rPr>
+        <w:br/>
+        <w:t xml:space="preserve">    return </w:t>
+      </w:r>
+      <w:proofErr w:type="spellStart"/>
+      <w:r>
+        <w:rPr>
+          <w:rFonts w:ascii="Courier New" w:hAnsi="Courier New" w:cs="Courier New"/>
+          <w:color w:val="000000"/>
+        </w:rPr>
+        <w:t>this.http.get</w:t>
+      </w:r>
+      <w:proofErr w:type="spellEnd"/>
+      <w:r>
+        <w:rPr>
+          <w:rFonts w:ascii="Courier New" w:hAnsi="Courier New" w:cs="Courier New"/>
+          <w:color w:val="000000"/>
+        </w:rPr>
+        <w:t>&lt;Employee&gt;(</w:t>
+      </w:r>
+      <w:proofErr w:type="spellStart"/>
+      <w:r>
+        <w:rPr>
+          <w:rFonts w:ascii="Courier New" w:hAnsi="Courier New" w:cs="Courier New"/>
+          <w:color w:val="000000"/>
+        </w:rPr>
+        <w:t>url</w:t>
+      </w:r>
+      <w:proofErr w:type="spellEnd"/>
+      <w:r>
+        <w:rPr>
+          <w:rFonts w:ascii="Courier New" w:hAnsi="Courier New" w:cs="Courier New"/>
+          <w:color w:val="000000"/>
+        </w:rPr>
+        <w:t>);</w:t>
+      </w:r>
+      <w:r>
+        <w:rPr>
+          <w:rFonts w:ascii="Courier New" w:hAnsi="Courier New" w:cs="Courier New"/>
+          <w:color w:val="000000"/>
+        </w:rPr>
+        <w:br/>
+        <w:t xml:space="preserve">  }</w:t>
+      </w:r>
+      <w:r>
+        <w:rPr>
+          <w:rFonts w:ascii="Courier New" w:hAnsi="Courier New" w:cs="Courier New"/>
+          <w:color w:val="000000"/>
+        </w:rPr>
+        <w:br/>
+      </w:r>
+      <w:r>
+        <w:rPr>
+          <w:rFonts w:ascii="Courier New" w:hAnsi="Courier New" w:cs="Courier New"/>
+          <w:color w:val="000000"/>
+        </w:rPr>
+        <w:br/>
+        <w:t xml:space="preserve">  </w:t>
+      </w:r>
+      <w:proofErr w:type="spellStart"/>
+      <w:r>
+        <w:rPr>
+          <w:rFonts w:ascii="Courier New" w:hAnsi="Courier New" w:cs="Courier New"/>
+          <w:color w:val="000000"/>
+        </w:rPr>
+        <w:t>addEmployee</w:t>
+      </w:r>
+      <w:proofErr w:type="spellEnd"/>
+      <w:r>
+        <w:rPr>
+          <w:rFonts w:ascii="Courier New" w:hAnsi="Courier New" w:cs="Courier New"/>
+          <w:color w:val="000000"/>
+        </w:rPr>
+        <w:t>(</w:t>
+      </w:r>
+      <w:proofErr w:type="spellStart"/>
+      <w:r>
+        <w:rPr>
+          <w:rFonts w:ascii="Courier New" w:hAnsi="Courier New" w:cs="Courier New"/>
+          <w:color w:val="000000"/>
+        </w:rPr>
+        <w:t>employeeData</w:t>
+      </w:r>
+      <w:proofErr w:type="spellEnd"/>
+      <w:r>
+        <w:rPr>
+          <w:rFonts w:ascii="Courier New" w:hAnsi="Courier New" w:cs="Courier New"/>
+          <w:color w:val="000000"/>
+        </w:rPr>
+        <w:t>: Employee) {</w:t>
+      </w:r>
+      <w:r>
+        <w:rPr>
+          <w:rFonts w:ascii="Courier New" w:hAnsi="Courier New" w:cs="Courier New"/>
+          <w:color w:val="000000"/>
+        </w:rPr>
+        <w:br/>
+        <w:t xml:space="preserve">    return </w:t>
+      </w:r>
+      <w:proofErr w:type="spellStart"/>
+      <w:r>
+        <w:rPr>
+          <w:rFonts w:ascii="Courier New" w:hAnsi="Courier New" w:cs="Courier New"/>
+          <w:color w:val="000000"/>
+        </w:rPr>
+        <w:t>this.http.post</w:t>
+      </w:r>
+      <w:proofErr w:type="spellEnd"/>
+      <w:r>
+        <w:rPr>
+          <w:rFonts w:ascii="Courier New" w:hAnsi="Courier New" w:cs="Courier New"/>
+          <w:color w:val="000000"/>
+        </w:rPr>
+        <w:t>&lt;Employee&gt;(</w:t>
+      </w:r>
+      <w:proofErr w:type="spellStart"/>
+      <w:r>
+        <w:rPr>
+          <w:rFonts w:ascii="Courier New" w:hAnsi="Courier New" w:cs="Courier New"/>
+          <w:color w:val="000000"/>
+        </w:rPr>
+        <w:t>this.apiUrl</w:t>
+      </w:r>
+      <w:proofErr w:type="spellEnd"/>
+      <w:r>
+        <w:rPr>
+          <w:rFonts w:ascii="Courier New" w:hAnsi="Courier New" w:cs="Courier New"/>
+          <w:color w:val="000000"/>
+        </w:rPr>
+        <w:t xml:space="preserve">, </w:t>
+      </w:r>
+      <w:proofErr w:type="spellStart"/>
+      <w:r>
+        <w:rPr>
+          <w:rFonts w:ascii="Courier New" w:hAnsi="Courier New" w:cs="Courier New"/>
+          <w:color w:val="000000"/>
+        </w:rPr>
+        <w:t>employeeData</w:t>
+      </w:r>
+      <w:proofErr w:type="spellEnd"/>
+      <w:r>
+        <w:rPr>
+          <w:rFonts w:ascii="Courier New" w:hAnsi="Courier New" w:cs="Courier New"/>
+          <w:color w:val="000000"/>
+        </w:rPr>
+        <w:t>);</w:t>
+      </w:r>
+      <w:r>
+        <w:rPr>
+          <w:rFonts w:ascii="Courier New" w:hAnsi="Courier New" w:cs="Courier New"/>
+          <w:color w:val="000000"/>
+        </w:rPr>
+        <w:br/>
+        <w:t xml:space="preserve">  }</w:t>
+      </w:r>
+      <w:r>
+        <w:rPr>
+          <w:rFonts w:ascii="Courier New" w:hAnsi="Courier New" w:cs="Courier New"/>
+          <w:color w:val="000000"/>
+        </w:rPr>
+        <w:br/>
+      </w:r>
+      <w:r>
+        <w:rPr>
+          <w:rFonts w:ascii="Courier New" w:hAnsi="Courier New" w:cs="Courier New"/>
+          <w:color w:val="000000"/>
+        </w:rPr>
+        <w:br/>
+        <w:t xml:space="preserve">  </w:t>
+      </w:r>
+      <w:proofErr w:type="spellStart"/>
+      <w:r>
+        <w:rPr>
+          <w:rFonts w:ascii="Courier New" w:hAnsi="Courier New" w:cs="Courier New"/>
+          <w:color w:val="000000"/>
+        </w:rPr>
+        <w:t>updateEmployeeById</w:t>
+      </w:r>
+      <w:proofErr w:type="spellEnd"/>
+      <w:r>
+        <w:rPr>
+          <w:rFonts w:ascii="Courier New" w:hAnsi="Courier New" w:cs="Courier New"/>
+          <w:color w:val="000000"/>
+        </w:rPr>
+        <w:t xml:space="preserve">(id: string, </w:t>
+      </w:r>
+      <w:proofErr w:type="spellStart"/>
+      <w:r>
+        <w:rPr>
+          <w:rFonts w:ascii="Courier New" w:hAnsi="Courier New" w:cs="Courier New"/>
+          <w:color w:val="000000"/>
+        </w:rPr>
+        <w:t>employeeData</w:t>
+      </w:r>
+      <w:proofErr w:type="spellEnd"/>
+      <w:r>
+        <w:rPr>
+          <w:rFonts w:ascii="Courier New" w:hAnsi="Courier New" w:cs="Courier New"/>
+          <w:color w:val="000000"/>
+        </w:rPr>
+        <w:t>: Employee) {</w:t>
+      </w:r>
+      <w:r>
+        <w:rPr>
+          <w:rFonts w:ascii="Courier New" w:hAnsi="Courier New" w:cs="Courier New"/>
+          <w:color w:val="000000"/>
+        </w:rPr>
+        <w:br/>
+        <w:t xml:space="preserve">    const </w:t>
+      </w:r>
+      <w:proofErr w:type="spellStart"/>
+      <w:r>
+        <w:rPr>
+          <w:rFonts w:ascii="Courier New" w:hAnsi="Courier New" w:cs="Courier New"/>
+          <w:color w:val="000000"/>
+        </w:rPr>
+        <w:t>url</w:t>
+      </w:r>
+      <w:proofErr w:type="spellEnd"/>
+      <w:r>
+        <w:rPr>
+          <w:rFonts w:ascii="Courier New" w:hAnsi="Courier New" w:cs="Courier New"/>
+          <w:color w:val="000000"/>
+        </w:rPr>
+        <w:t xml:space="preserve"> = `${</w:t>
+      </w:r>
+      <w:proofErr w:type="spellStart"/>
+      <w:r>
+        <w:rPr>
+          <w:rFonts w:ascii="Courier New" w:hAnsi="Courier New" w:cs="Courier New"/>
+          <w:color w:val="000000"/>
+        </w:rPr>
+        <w:t>this.apiUrl</w:t>
+      </w:r>
+      <w:proofErr w:type="spellEnd"/>
+      <w:r>
+        <w:rPr>
+          <w:rFonts w:ascii="Courier New" w:hAnsi="Courier New" w:cs="Courier New"/>
+          <w:color w:val="000000"/>
+        </w:rPr>
+        <w:t>}/${id}`;</w:t>
+      </w:r>
+      <w:r>
+        <w:rPr>
+          <w:rFonts w:ascii="Courier New" w:hAnsi="Courier New" w:cs="Courier New"/>
+          <w:color w:val="000000"/>
+        </w:rPr>
+        <w:br/>
+        <w:t xml:space="preserve">    return </w:t>
+      </w:r>
+      <w:proofErr w:type="spellStart"/>
+      <w:r>
+        <w:rPr>
+          <w:rFonts w:ascii="Courier New" w:hAnsi="Courier New" w:cs="Courier New"/>
+          <w:color w:val="000000"/>
+        </w:rPr>
+        <w:t>this.http.put</w:t>
+      </w:r>
+      <w:proofErr w:type="spellEnd"/>
+      <w:r>
+        <w:rPr>
+          <w:rFonts w:ascii="Courier New" w:hAnsi="Courier New" w:cs="Courier New"/>
+          <w:color w:val="000000"/>
+        </w:rPr>
+        <w:t>&lt;Employee&gt;(</w:t>
+      </w:r>
+      <w:proofErr w:type="spellStart"/>
+      <w:r>
+        <w:rPr>
+          <w:rFonts w:ascii="Courier New" w:hAnsi="Courier New" w:cs="Courier New"/>
+          <w:color w:val="000000"/>
+        </w:rPr>
+        <w:t>url</w:t>
+      </w:r>
+      <w:proofErr w:type="spellEnd"/>
+      <w:r>
+        <w:rPr>
+          <w:rFonts w:ascii="Courier New" w:hAnsi="Courier New" w:cs="Courier New"/>
+          <w:color w:val="000000"/>
+        </w:rPr>
+        <w:t xml:space="preserve">, </w:t>
+      </w:r>
+      <w:proofErr w:type="spellStart"/>
+      <w:r>
+        <w:rPr>
+          <w:rFonts w:ascii="Courier New" w:hAnsi="Courier New" w:cs="Courier New"/>
+          <w:color w:val="000000"/>
+        </w:rPr>
+        <w:t>employeeData</w:t>
+      </w:r>
+      <w:proofErr w:type="spellEnd"/>
+      <w:r>
+        <w:rPr>
+          <w:rFonts w:ascii="Courier New" w:hAnsi="Courier New" w:cs="Courier New"/>
+          <w:color w:val="000000"/>
+        </w:rPr>
+        <w:t>);</w:t>
+      </w:r>
+      <w:r>
+        <w:rPr>
+          <w:rFonts w:ascii="Courier New" w:hAnsi="Courier New" w:cs="Courier New"/>
+          <w:color w:val="000000"/>
+        </w:rPr>
+        <w:br/>
+        <w:t xml:space="preserve">  }</w:t>
+      </w:r>
+      <w:r>
+        <w:rPr>
+          <w:rFonts w:ascii="Courier New" w:hAnsi="Courier New" w:cs="Courier New"/>
+          <w:color w:val="000000"/>
+        </w:rPr>
+        <w:br/>
+      </w:r>
+      <w:r>
+        <w:rPr>
+          <w:rFonts w:ascii="Courier New" w:hAnsi="Courier New" w:cs="Courier New"/>
+          <w:color w:val="000000"/>
+        </w:rPr>
+        <w:br/>
+        <w:t xml:space="preserve">  </w:t>
+      </w:r>
+      <w:proofErr w:type="spellStart"/>
+      <w:r>
+        <w:rPr>
+          <w:rFonts w:ascii="Courier New" w:hAnsi="Courier New" w:cs="Courier New"/>
+          <w:color w:val="000000"/>
+        </w:rPr>
+        <w:t>deleteEmployeeById</w:t>
+      </w:r>
+      <w:proofErr w:type="spellEnd"/>
+      <w:r>
+        <w:rPr>
+          <w:rFonts w:ascii="Courier New" w:hAnsi="Courier New" w:cs="Courier New"/>
+          <w:color w:val="000000"/>
+        </w:rPr>
+        <w:t>(id: string) {</w:t>
+      </w:r>
+      <w:r>
+        <w:rPr>
+          <w:rFonts w:ascii="Courier New" w:hAnsi="Courier New" w:cs="Courier New"/>
+          <w:color w:val="000000"/>
+        </w:rPr>
+        <w:br/>
+        <w:t xml:space="preserve">    const </w:t>
+      </w:r>
+      <w:proofErr w:type="spellStart"/>
+      <w:r>
+        <w:rPr>
+          <w:rFonts w:ascii="Courier New" w:hAnsi="Courier New" w:cs="Courier New"/>
+          <w:color w:val="000000"/>
+        </w:rPr>
+        <w:t>url</w:t>
+      </w:r>
+      <w:proofErr w:type="spellEnd"/>
+      <w:r>
+        <w:rPr>
+          <w:rFonts w:ascii="Courier New" w:hAnsi="Courier New" w:cs="Courier New"/>
+          <w:color w:val="000000"/>
+        </w:rPr>
+        <w:t xml:space="preserve"> = `${</w:t>
+      </w:r>
+      <w:proofErr w:type="spellStart"/>
+      <w:r>
+        <w:rPr>
+          <w:rFonts w:ascii="Courier New" w:hAnsi="Courier New" w:cs="Courier New"/>
+          <w:color w:val="000000"/>
+        </w:rPr>
+        <w:t>this.apiUrl</w:t>
+      </w:r>
+      <w:proofErr w:type="spellEnd"/>
+      <w:r>
+        <w:rPr>
+          <w:rFonts w:ascii="Courier New" w:hAnsi="Courier New" w:cs="Courier New"/>
+          <w:color w:val="000000"/>
+        </w:rPr>
+        <w:t>}/${id}`;</w:t>
+      </w:r>
+      <w:r>
+        <w:rPr>
+          <w:rFonts w:ascii="Courier New" w:hAnsi="Courier New" w:cs="Courier New"/>
+          <w:color w:val="000000"/>
+        </w:rPr>
+        <w:br/>
+        <w:t xml:space="preserve">    return </w:t>
+      </w:r>
+      <w:proofErr w:type="spellStart"/>
+      <w:r>
+        <w:rPr>
+          <w:rFonts w:ascii="Courier New" w:hAnsi="Courier New" w:cs="Courier New"/>
+          <w:color w:val="000000"/>
+        </w:rPr>
+        <w:t>this.http.delete</w:t>
+      </w:r>
+      <w:proofErr w:type="spellEnd"/>
+      <w:r>
+        <w:rPr>
+          <w:rFonts w:ascii="Courier New" w:hAnsi="Courier New" w:cs="Courier New"/>
+          <w:color w:val="000000"/>
+        </w:rPr>
+        <w:t>&lt;Employee&gt;(</w:t>
+      </w:r>
+      <w:proofErr w:type="spellStart"/>
+      <w:r>
+        <w:rPr>
+          <w:rFonts w:ascii="Courier New" w:hAnsi="Courier New" w:cs="Courier New"/>
+          <w:color w:val="000000"/>
+        </w:rPr>
+        <w:t>url</w:t>
+      </w:r>
+      <w:proofErr w:type="spellEnd"/>
+      <w:r>
+        <w:rPr>
+          <w:rFonts w:ascii="Courier New" w:hAnsi="Courier New" w:cs="Courier New"/>
+          <w:color w:val="000000"/>
+        </w:rPr>
+        <w:t>);</w:t>
+      </w:r>
+      <w:r>
+        <w:rPr>
+          <w:rFonts w:ascii="Courier New" w:hAnsi="Courier New" w:cs="Courier New"/>
+          <w:color w:val="000000"/>
+        </w:rPr>
+        <w:br/>
+        <w:t xml:space="preserve">  }</w:t>
+      </w:r>
+      <w:r>
+        <w:rPr>
+          <w:rFonts w:ascii="Courier New" w:hAnsi="Courier New" w:cs="Courier New"/>
+          <w:color w:val="000000"/>
+        </w:rPr>
+        <w:br/>
+        <w:t>}</w:t>
+      </w:r>
+    </w:p>
+    <w:p>
+      <w:pPr>
+        <w:pStyle w:val="Heading3"/>
+        <w:divId w:val="839002747"/>
+        <w:rPr>
+          <w:rFonts w:cstheme="minorBidi"/>
+        </w:rPr>
+      </w:pPr>
+      <w:r>
+        <w:rPr>
+          <w:rFonts w:cstheme="minorBidi"/>
+        </w:rPr>
+        <w:t>Department Service</w:t>
+      </w:r>
+    </w:p>
+    <w:p>
+      <w:pPr>
+        <w:divId w:val="839002747"/>
+      </w:pPr>
+      <w:r>
+        <w:t>The department service provides reusable methods for managing department data. It keeps the component code cleaner by handling all API communication in one place.</w:t>
+      </w:r>
+    </w:p>
+    <w:p>
+      <w:pPr>
+        <w:shd w:val="clear" w:color="auto" w:fill="F2F2F2"/>
+        <w:divId w:val="839002747"/>
+      </w:pPr>
+      <w:r>
+        <w:rPr>
+          <w:rFonts w:ascii="Courier New" w:hAnsi="Courier New" w:cs="Courier New"/>
+          <w:color w:val="000000"/>
+        </w:rPr>
+        <w:t xml:space="preserve">import { </w:t>
+      </w:r>
+      <w:proofErr w:type="spellStart"/>
+      <w:r>
+        <w:rPr>
+          <w:rFonts w:ascii="Courier New" w:hAnsi="Courier New" w:cs="Courier New"/>
+          <w:color w:val="000000"/>
+        </w:rPr>
+        <w:t>HttpClient</w:t>
+      </w:r>
+      <w:proofErr w:type="spellEnd"/>
+      <w:r>
+        <w:rPr>
+          <w:rFonts w:ascii="Courier New" w:hAnsi="Courier New" w:cs="Courier New"/>
+          <w:color w:val="000000"/>
+        </w:rPr>
+        <w:t xml:space="preserve"> } from '@angular/common/http';</w:t>
+      </w:r>
+      <w:r>
+        <w:rPr>
+          <w:rFonts w:ascii="Courier New" w:hAnsi="Courier New" w:cs="Courier New"/>
+          <w:color w:val="000000"/>
+        </w:rPr>
+        <w:br/>
+        <w:t>import { Injectable } from '@angular/core';</w:t>
+      </w:r>
+      <w:r>
+        <w:rPr>
+          <w:rFonts w:ascii="Courier New" w:hAnsi="Courier New" w:cs="Courier New"/>
+          <w:color w:val="000000"/>
+        </w:rPr>
+        <w:br/>
+        <w:t>import { Department } from '../../Models/Department';</w:t>
+      </w:r>
+      <w:r>
+        <w:rPr>
+          <w:rFonts w:ascii="Courier New" w:hAnsi="Courier New" w:cs="Courier New"/>
+          <w:color w:val="000000"/>
+        </w:rPr>
+        <w:br/>
+      </w:r>
+      <w:r>
+        <w:rPr>
+          <w:rFonts w:ascii="Courier New" w:hAnsi="Courier New" w:cs="Courier New"/>
+          <w:color w:val="000000"/>
+        </w:rPr>
+        <w:br/>
+      </w:r>
+      <w:r>
+        <w:rPr>
+          <w:rFonts w:ascii="Courier New" w:hAnsi="Courier New" w:cs="Courier New"/>
+          <w:color w:val="000000"/>
+        </w:rPr>
+        <w:lastRenderedPageBreak/>
+        <w:t>@Injectable({</w:t>
+      </w:r>
+      <w:r>
+        <w:rPr>
+          <w:rFonts w:ascii="Courier New" w:hAnsi="Courier New" w:cs="Courier New"/>
+          <w:color w:val="000000"/>
+        </w:rPr>
+        <w:br/>
+        <w:t xml:space="preserve">  </w:t>
+      </w:r>
+      <w:proofErr w:type="spellStart"/>
+      <w:r>
+        <w:rPr>
+          <w:rFonts w:ascii="Courier New" w:hAnsi="Courier New" w:cs="Courier New"/>
+          <w:color w:val="000000"/>
+        </w:rPr>
+        <w:t>providedIn</w:t>
+      </w:r>
+      <w:proofErr w:type="spellEnd"/>
+      <w:r>
+        <w:rPr>
+          <w:rFonts w:ascii="Courier New" w:hAnsi="Courier New" w:cs="Courier New"/>
+          <w:color w:val="000000"/>
+        </w:rPr>
+        <w:t>: 'root'</w:t>
+      </w:r>
+      <w:r>
+        <w:rPr>
+          <w:rFonts w:ascii="Courier New" w:hAnsi="Courier New" w:cs="Courier New"/>
+          <w:color w:val="000000"/>
+        </w:rPr>
+        <w:br/>
+        <w:t>})</w:t>
+      </w:r>
+      <w:r>
+        <w:rPr>
+          <w:rFonts w:ascii="Courier New" w:hAnsi="Courier New" w:cs="Courier New"/>
+          <w:color w:val="000000"/>
+        </w:rPr>
+        <w:br/>
+        <w:t xml:space="preserve">export class </w:t>
+      </w:r>
+      <w:proofErr w:type="spellStart"/>
+      <w:r>
+        <w:rPr>
+          <w:rFonts w:ascii="Courier New" w:hAnsi="Courier New" w:cs="Courier New"/>
+          <w:color w:val="000000"/>
+        </w:rPr>
+        <w:t>DepartmentService</w:t>
+      </w:r>
+      <w:proofErr w:type="spellEnd"/>
+      <w:r>
+        <w:rPr>
+          <w:rFonts w:ascii="Courier New" w:hAnsi="Courier New" w:cs="Courier New"/>
+          <w:color w:val="000000"/>
+        </w:rPr>
+        <w:t xml:space="preserve"> {</w:t>
+      </w:r>
+      <w:r>
+        <w:rPr>
+          <w:rFonts w:ascii="Courier New" w:hAnsi="Courier New" w:cs="Courier New"/>
+          <w:color w:val="000000"/>
+        </w:rPr>
+        <w:br/>
+        <w:t xml:space="preserve">  private </w:t>
+      </w:r>
+      <w:proofErr w:type="spellStart"/>
+      <w:r>
+        <w:rPr>
+          <w:rFonts w:ascii="Courier New" w:hAnsi="Courier New" w:cs="Courier New"/>
+          <w:color w:val="000000"/>
+        </w:rPr>
+        <w:t>readonly</w:t>
+      </w:r>
+      <w:proofErr w:type="spellEnd"/>
+      <w:r>
+        <w:rPr>
+          <w:rFonts w:ascii="Courier New" w:hAnsi="Courier New" w:cs="Courier New"/>
+          <w:color w:val="000000"/>
+        </w:rPr>
+        <w:t xml:space="preserve"> </w:t>
+      </w:r>
+      <w:proofErr w:type="spellStart"/>
+      <w:r>
+        <w:rPr>
+          <w:rFonts w:ascii="Courier New" w:hAnsi="Courier New" w:cs="Courier New"/>
+          <w:color w:val="000000"/>
+        </w:rPr>
+        <w:t>apiUrl</w:t>
+      </w:r>
+      <w:proofErr w:type="spellEnd"/>
+      <w:r>
+        <w:rPr>
+          <w:rFonts w:ascii="Courier New" w:hAnsi="Courier New" w:cs="Courier New"/>
+          <w:color w:val="000000"/>
+        </w:rPr>
+        <w:t xml:space="preserve"> = 'https://localhost:7233/</w:t>
+      </w:r>
+      <w:proofErr w:type="spellStart"/>
+      <w:r>
+        <w:rPr>
+          <w:rFonts w:ascii="Courier New" w:hAnsi="Courier New" w:cs="Courier New"/>
+          <w:color w:val="000000"/>
+        </w:rPr>
+        <w:t>api</w:t>
+      </w:r>
+      <w:proofErr w:type="spellEnd"/>
+      <w:r>
+        <w:rPr>
+          <w:rFonts w:ascii="Courier New" w:hAnsi="Courier New" w:cs="Courier New"/>
+          <w:color w:val="000000"/>
+        </w:rPr>
+        <w:t>/departments';</w:t>
+      </w:r>
+      <w:r>
+        <w:rPr>
+          <w:rFonts w:ascii="Courier New" w:hAnsi="Courier New" w:cs="Courier New"/>
+          <w:color w:val="000000"/>
+        </w:rPr>
+        <w:br/>
+      </w:r>
+      <w:r>
+        <w:rPr>
+          <w:rFonts w:ascii="Courier New" w:hAnsi="Courier New" w:cs="Courier New"/>
+          <w:color w:val="000000"/>
+        </w:rPr>
+        <w:br/>
+        <w:t xml:space="preserve">  constructor(private http: </w:t>
+      </w:r>
+      <w:proofErr w:type="spellStart"/>
+      <w:r>
+        <w:rPr>
+          <w:rFonts w:ascii="Courier New" w:hAnsi="Courier New" w:cs="Courier New"/>
+          <w:color w:val="000000"/>
+        </w:rPr>
+        <w:t>HttpClient</w:t>
+      </w:r>
+      <w:proofErr w:type="spellEnd"/>
+      <w:r>
+        <w:rPr>
+          <w:rFonts w:ascii="Courier New" w:hAnsi="Courier New" w:cs="Courier New"/>
+          <w:color w:val="000000"/>
+        </w:rPr>
+        <w:t>) { }</w:t>
+      </w:r>
+      <w:r>
+        <w:rPr>
+          <w:rFonts w:ascii="Courier New" w:hAnsi="Courier New" w:cs="Courier New"/>
+          <w:color w:val="000000"/>
+        </w:rPr>
+        <w:br/>
+      </w:r>
+      <w:r>
+        <w:rPr>
+          <w:rFonts w:ascii="Courier New" w:hAnsi="Courier New" w:cs="Courier New"/>
+          <w:color w:val="000000"/>
+        </w:rPr>
+        <w:br/>
+        <w:t xml:space="preserve">  </w:t>
+      </w:r>
+      <w:proofErr w:type="spellStart"/>
+      <w:r>
+        <w:rPr>
+          <w:rFonts w:ascii="Courier New" w:hAnsi="Courier New" w:cs="Courier New"/>
+          <w:color w:val="000000"/>
+        </w:rPr>
+        <w:t>getAllDepartments</w:t>
+      </w:r>
+      <w:proofErr w:type="spellEnd"/>
+      <w:r>
+        <w:rPr>
+          <w:rFonts w:ascii="Courier New" w:hAnsi="Courier New" w:cs="Courier New"/>
+          <w:color w:val="000000"/>
+        </w:rPr>
+        <w:t>() {</w:t>
+      </w:r>
+      <w:r>
+        <w:rPr>
+          <w:rFonts w:ascii="Courier New" w:hAnsi="Courier New" w:cs="Courier New"/>
+          <w:color w:val="000000"/>
+        </w:rPr>
+        <w:br/>
+        <w:t xml:space="preserve">    return </w:t>
+      </w:r>
+      <w:proofErr w:type="spellStart"/>
+      <w:r>
+        <w:rPr>
+          <w:rFonts w:ascii="Courier New" w:hAnsi="Courier New" w:cs="Courier New"/>
+          <w:color w:val="000000"/>
+        </w:rPr>
+        <w:t>this.http.get</w:t>
+      </w:r>
+      <w:proofErr w:type="spellEnd"/>
+      <w:r>
+        <w:rPr>
+          <w:rFonts w:ascii="Courier New" w:hAnsi="Courier New" w:cs="Courier New"/>
+          <w:color w:val="000000"/>
+        </w:rPr>
+        <w:t>&lt;Department[]&gt;(</w:t>
+      </w:r>
+      <w:proofErr w:type="spellStart"/>
+      <w:r>
+        <w:rPr>
+          <w:rFonts w:ascii="Courier New" w:hAnsi="Courier New" w:cs="Courier New"/>
+          <w:color w:val="000000"/>
+        </w:rPr>
+        <w:t>this.apiUrl</w:t>
+      </w:r>
+      <w:proofErr w:type="spellEnd"/>
+      <w:r>
+        <w:rPr>
+          <w:rFonts w:ascii="Courier New" w:hAnsi="Courier New" w:cs="Courier New"/>
+          <w:color w:val="000000"/>
+        </w:rPr>
+        <w:t>);</w:t>
+      </w:r>
+      <w:r>
+        <w:rPr>
+          <w:rFonts w:ascii="Courier New" w:hAnsi="Courier New" w:cs="Courier New"/>
+          <w:color w:val="000000"/>
+        </w:rPr>
+        <w:br/>
+        <w:t xml:space="preserve">  }</w:t>
+      </w:r>
+      <w:r>
+        <w:rPr>
+          <w:rFonts w:ascii="Courier New" w:hAnsi="Courier New" w:cs="Courier New"/>
+          <w:color w:val="000000"/>
+        </w:rPr>
+        <w:br/>
+      </w:r>
+      <w:r>
+        <w:rPr>
+          <w:rFonts w:ascii="Courier New" w:hAnsi="Courier New" w:cs="Courier New"/>
+          <w:color w:val="000000"/>
+        </w:rPr>
+        <w:br/>
+        <w:t xml:space="preserve">  </w:t>
+      </w:r>
+      <w:proofErr w:type="spellStart"/>
+      <w:r>
+        <w:rPr>
+          <w:rFonts w:ascii="Courier New" w:hAnsi="Courier New" w:cs="Courier New"/>
+          <w:color w:val="000000"/>
+        </w:rPr>
+        <w:t>getDepartmentById</w:t>
+      </w:r>
+      <w:proofErr w:type="spellEnd"/>
+      <w:r>
+        <w:rPr>
+          <w:rFonts w:ascii="Courier New" w:hAnsi="Courier New" w:cs="Courier New"/>
+          <w:color w:val="000000"/>
+        </w:rPr>
+        <w:t>(id: string) {</w:t>
+      </w:r>
+      <w:r>
+        <w:rPr>
+          <w:rFonts w:ascii="Courier New" w:hAnsi="Courier New" w:cs="Courier New"/>
+          <w:color w:val="000000"/>
+        </w:rPr>
+        <w:br/>
+        <w:t xml:space="preserve">    const </w:t>
+      </w:r>
+      <w:proofErr w:type="spellStart"/>
+      <w:r>
+        <w:rPr>
+          <w:rFonts w:ascii="Courier New" w:hAnsi="Courier New" w:cs="Courier New"/>
+          <w:color w:val="000000"/>
+        </w:rPr>
+        <w:t>url</w:t>
+      </w:r>
+      <w:proofErr w:type="spellEnd"/>
+      <w:r>
+        <w:rPr>
+          <w:rFonts w:ascii="Courier New" w:hAnsi="Courier New" w:cs="Courier New"/>
+          <w:color w:val="000000"/>
+        </w:rPr>
+        <w:t xml:space="preserve"> = `${</w:t>
+      </w:r>
+      <w:proofErr w:type="spellStart"/>
+      <w:r>
+        <w:rPr>
+          <w:rFonts w:ascii="Courier New" w:hAnsi="Courier New" w:cs="Courier New"/>
+          <w:color w:val="000000"/>
+        </w:rPr>
+        <w:t>this.apiUrl</w:t>
+      </w:r>
+      <w:proofErr w:type="spellEnd"/>
+      <w:r>
+        <w:rPr>
+          <w:rFonts w:ascii="Courier New" w:hAnsi="Courier New" w:cs="Courier New"/>
+          <w:color w:val="000000"/>
+        </w:rPr>
+        <w:t>}/${id}`;</w:t>
+      </w:r>
+      <w:r>
+        <w:rPr>
+          <w:rFonts w:ascii="Courier New" w:hAnsi="Courier New" w:cs="Courier New"/>
+          <w:color w:val="000000"/>
+        </w:rPr>
+        <w:br/>
+        <w:t xml:space="preserve">    return </w:t>
+      </w:r>
+      <w:proofErr w:type="spellStart"/>
+      <w:r>
+        <w:rPr>
+          <w:rFonts w:ascii="Courier New" w:hAnsi="Courier New" w:cs="Courier New"/>
+          <w:color w:val="000000"/>
+        </w:rPr>
+        <w:t>this.http.get</w:t>
+      </w:r>
+      <w:proofErr w:type="spellEnd"/>
+      <w:r>
+        <w:rPr>
+          <w:rFonts w:ascii="Courier New" w:hAnsi="Courier New" w:cs="Courier New"/>
+          <w:color w:val="000000"/>
+        </w:rPr>
+        <w:t>&lt;Department&gt;(</w:t>
+      </w:r>
+      <w:proofErr w:type="spellStart"/>
+      <w:r>
+        <w:rPr>
+          <w:rFonts w:ascii="Courier New" w:hAnsi="Courier New" w:cs="Courier New"/>
+          <w:color w:val="000000"/>
+        </w:rPr>
+        <w:t>url</w:t>
+      </w:r>
+      <w:proofErr w:type="spellEnd"/>
+      <w:r>
+        <w:rPr>
+          <w:rFonts w:ascii="Courier New" w:hAnsi="Courier New" w:cs="Courier New"/>
+          <w:color w:val="000000"/>
+        </w:rPr>
+        <w:t>);</w:t>
+      </w:r>
+      <w:r>
+        <w:rPr>
+          <w:rFonts w:ascii="Courier New" w:hAnsi="Courier New" w:cs="Courier New"/>
+          <w:color w:val="000000"/>
+        </w:rPr>
+        <w:br/>
+        <w:t xml:space="preserve">  }</w:t>
+      </w:r>
+      <w:r>
+        <w:rPr>
+          <w:rFonts w:ascii="Courier New" w:hAnsi="Courier New" w:cs="Courier New"/>
+          <w:color w:val="000000"/>
+        </w:rPr>
+        <w:br/>
+      </w:r>
+      <w:r>
+        <w:rPr>
+          <w:rFonts w:ascii="Courier New" w:hAnsi="Courier New" w:cs="Courier New"/>
+          <w:color w:val="000000"/>
+        </w:rPr>
+        <w:br/>
+        <w:t xml:space="preserve">  </w:t>
+      </w:r>
+      <w:proofErr w:type="spellStart"/>
+      <w:r>
+        <w:rPr>
+          <w:rFonts w:ascii="Courier New" w:hAnsi="Courier New" w:cs="Courier New"/>
+          <w:color w:val="000000"/>
+        </w:rPr>
+        <w:t>addDepartment</w:t>
+      </w:r>
+      <w:proofErr w:type="spellEnd"/>
+      <w:r>
+        <w:rPr>
+          <w:rFonts w:ascii="Courier New" w:hAnsi="Courier New" w:cs="Courier New"/>
+          <w:color w:val="000000"/>
+        </w:rPr>
+        <w:t xml:space="preserve">(department: { </w:t>
+      </w:r>
+      <w:proofErr w:type="spellStart"/>
+      <w:r>
+        <w:rPr>
+          <w:rFonts w:ascii="Courier New" w:hAnsi="Courier New" w:cs="Courier New"/>
+          <w:color w:val="000000"/>
+        </w:rPr>
+        <w:t>departmentName</w:t>
+      </w:r>
+      <w:proofErr w:type="spellEnd"/>
+      <w:r>
+        <w:rPr>
+          <w:rFonts w:ascii="Courier New" w:hAnsi="Courier New" w:cs="Courier New"/>
+          <w:color w:val="000000"/>
+        </w:rPr>
+        <w:t>: string }) {</w:t>
+      </w:r>
+      <w:r>
+        <w:rPr>
+          <w:rFonts w:ascii="Courier New" w:hAnsi="Courier New" w:cs="Courier New"/>
+          <w:color w:val="000000"/>
+        </w:rPr>
+        <w:br/>
+        <w:t xml:space="preserve">    return </w:t>
+      </w:r>
+      <w:proofErr w:type="spellStart"/>
+      <w:r>
+        <w:rPr>
+          <w:rFonts w:ascii="Courier New" w:hAnsi="Courier New" w:cs="Courier New"/>
+          <w:color w:val="000000"/>
+        </w:rPr>
+        <w:t>this.http.post</w:t>
+      </w:r>
+      <w:proofErr w:type="spellEnd"/>
+      <w:r>
+        <w:rPr>
+          <w:rFonts w:ascii="Courier New" w:hAnsi="Courier New" w:cs="Courier New"/>
+          <w:color w:val="000000"/>
+        </w:rPr>
+        <w:t>&lt;Department&gt;(</w:t>
+      </w:r>
+      <w:proofErr w:type="spellStart"/>
+      <w:r>
+        <w:rPr>
+          <w:rFonts w:ascii="Courier New" w:hAnsi="Courier New" w:cs="Courier New"/>
+          <w:color w:val="000000"/>
+        </w:rPr>
+        <w:t>this.apiUrl</w:t>
+      </w:r>
+      <w:proofErr w:type="spellEnd"/>
+      <w:r>
+        <w:rPr>
+          <w:rFonts w:ascii="Courier New" w:hAnsi="Courier New" w:cs="Courier New"/>
+          <w:color w:val="000000"/>
+        </w:rPr>
+        <w:t>, department);</w:t>
+      </w:r>
+      <w:r>
+        <w:rPr>
+          <w:rFonts w:ascii="Courier New" w:hAnsi="Courier New" w:cs="Courier New"/>
+          <w:color w:val="000000"/>
+        </w:rPr>
+        <w:br/>
+        <w:t xml:space="preserve">  }</w:t>
+      </w:r>
+      <w:r>
+        <w:rPr>
+          <w:rFonts w:ascii="Courier New" w:hAnsi="Courier New" w:cs="Courier New"/>
+          <w:color w:val="000000"/>
+        </w:rPr>
+        <w:br/>
+      </w:r>
+      <w:r>
+        <w:rPr>
+          <w:rFonts w:ascii="Courier New" w:hAnsi="Courier New" w:cs="Courier New"/>
+          <w:color w:val="000000"/>
+        </w:rPr>
+        <w:br/>
+        <w:t xml:space="preserve">  </w:t>
+      </w:r>
+      <w:proofErr w:type="spellStart"/>
+      <w:r>
+        <w:rPr>
+          <w:rFonts w:ascii="Courier New" w:hAnsi="Courier New" w:cs="Courier New"/>
+          <w:color w:val="000000"/>
+        </w:rPr>
+        <w:t>updateDepartment</w:t>
+      </w:r>
+      <w:proofErr w:type="spellEnd"/>
+      <w:r>
+        <w:rPr>
+          <w:rFonts w:ascii="Courier New" w:hAnsi="Courier New" w:cs="Courier New"/>
+          <w:color w:val="000000"/>
+        </w:rPr>
+        <w:t xml:space="preserve">(id: string, department: { </w:t>
+      </w:r>
+      <w:proofErr w:type="spellStart"/>
+      <w:r>
+        <w:rPr>
+          <w:rFonts w:ascii="Courier New" w:hAnsi="Courier New" w:cs="Courier New"/>
+          <w:color w:val="000000"/>
+        </w:rPr>
+        <w:t>departmentName</w:t>
+      </w:r>
+      <w:proofErr w:type="spellEnd"/>
+      <w:r>
+        <w:rPr>
+          <w:rFonts w:ascii="Courier New" w:hAnsi="Courier New" w:cs="Courier New"/>
+          <w:color w:val="000000"/>
+        </w:rPr>
+        <w:t>: string }) {</w:t>
+      </w:r>
+      <w:r>
+        <w:rPr>
+          <w:rFonts w:ascii="Courier New" w:hAnsi="Courier New" w:cs="Courier New"/>
+          <w:color w:val="000000"/>
+        </w:rPr>
+        <w:br/>
+        <w:t xml:space="preserve">    const </w:t>
+      </w:r>
+      <w:proofErr w:type="spellStart"/>
+      <w:r>
+        <w:rPr>
+          <w:rFonts w:ascii="Courier New" w:hAnsi="Courier New" w:cs="Courier New"/>
+          <w:color w:val="000000"/>
+        </w:rPr>
+        <w:t>url</w:t>
+      </w:r>
+      <w:proofErr w:type="spellEnd"/>
+      <w:r>
+        <w:rPr>
+          <w:rFonts w:ascii="Courier New" w:hAnsi="Courier New" w:cs="Courier New"/>
+          <w:color w:val="000000"/>
+        </w:rPr>
+        <w:t xml:space="preserve"> = `${</w:t>
+      </w:r>
+      <w:proofErr w:type="spellStart"/>
+      <w:r>
+        <w:rPr>
+          <w:rFonts w:ascii="Courier New" w:hAnsi="Courier New" w:cs="Courier New"/>
+          <w:color w:val="000000"/>
+        </w:rPr>
+        <w:t>this.apiUrl</w:t>
+      </w:r>
+      <w:proofErr w:type="spellEnd"/>
+      <w:r>
+        <w:rPr>
+          <w:rFonts w:ascii="Courier New" w:hAnsi="Courier New" w:cs="Courier New"/>
+          <w:color w:val="000000"/>
+        </w:rPr>
+        <w:t>}/${id}`;</w:t>
+      </w:r>
+      <w:r>
+        <w:rPr>
+          <w:rFonts w:ascii="Courier New" w:hAnsi="Courier New" w:cs="Courier New"/>
+          <w:color w:val="000000"/>
+        </w:rPr>
+        <w:br/>
+        <w:t xml:space="preserve">    return </w:t>
+      </w:r>
+      <w:proofErr w:type="spellStart"/>
+      <w:r>
+        <w:rPr>
+          <w:rFonts w:ascii="Courier New" w:hAnsi="Courier New" w:cs="Courier New"/>
+          <w:color w:val="000000"/>
+        </w:rPr>
+        <w:t>this.http.put</w:t>
+      </w:r>
+      <w:proofErr w:type="spellEnd"/>
+      <w:r>
+        <w:rPr>
+          <w:rFonts w:ascii="Courier New" w:hAnsi="Courier New" w:cs="Courier New"/>
+          <w:color w:val="000000"/>
+        </w:rPr>
+        <w:t>&lt;Department&gt;(</w:t>
+      </w:r>
+      <w:proofErr w:type="spellStart"/>
+      <w:r>
+        <w:rPr>
+          <w:rFonts w:ascii="Courier New" w:hAnsi="Courier New" w:cs="Courier New"/>
+          <w:color w:val="000000"/>
+        </w:rPr>
+        <w:t>url</w:t>
+      </w:r>
+      <w:proofErr w:type="spellEnd"/>
+      <w:r>
+        <w:rPr>
+          <w:rFonts w:ascii="Courier New" w:hAnsi="Courier New" w:cs="Courier New"/>
+          <w:color w:val="000000"/>
+        </w:rPr>
+        <w:t>, department);</w:t>
+      </w:r>
+      <w:r>
+        <w:rPr>
+          <w:rFonts w:ascii="Courier New" w:hAnsi="Courier New" w:cs="Courier New"/>
+          <w:color w:val="000000"/>
+        </w:rPr>
+        <w:br/>
+        <w:t xml:space="preserve">  }</w:t>
+      </w:r>
+      <w:r>
+        <w:rPr>
+          <w:rFonts w:ascii="Courier New" w:hAnsi="Courier New" w:cs="Courier New"/>
+          <w:color w:val="000000"/>
+        </w:rPr>
+        <w:br/>
+      </w:r>
+      <w:r>
+        <w:rPr>
+          <w:rFonts w:ascii="Courier New" w:hAnsi="Courier New" w:cs="Courier New"/>
+          <w:color w:val="000000"/>
+        </w:rPr>
+        <w:br/>
+        <w:t xml:space="preserve">  </w:t>
+      </w:r>
+      <w:proofErr w:type="spellStart"/>
+      <w:r>
+        <w:rPr>
+          <w:rFonts w:ascii="Courier New" w:hAnsi="Courier New" w:cs="Courier New"/>
+          <w:color w:val="000000"/>
+        </w:rPr>
+        <w:t>deleteDepartmentById</w:t>
+      </w:r>
+      <w:proofErr w:type="spellEnd"/>
+      <w:r>
+        <w:rPr>
+          <w:rFonts w:ascii="Courier New" w:hAnsi="Courier New" w:cs="Courier New"/>
+          <w:color w:val="000000"/>
+        </w:rPr>
+        <w:t>(id: string) {</w:t>
+      </w:r>
+      <w:r>
+        <w:rPr>
+          <w:rFonts w:ascii="Courier New" w:hAnsi="Courier New" w:cs="Courier New"/>
+          <w:color w:val="000000"/>
+        </w:rPr>
+        <w:br/>
+        <w:t xml:space="preserve">    const </w:t>
+      </w:r>
+      <w:proofErr w:type="spellStart"/>
+      <w:r>
+        <w:rPr>
+          <w:rFonts w:ascii="Courier New" w:hAnsi="Courier New" w:cs="Courier New"/>
+          <w:color w:val="000000"/>
+        </w:rPr>
+        <w:t>url</w:t>
+      </w:r>
+      <w:proofErr w:type="spellEnd"/>
+      <w:r>
+        <w:rPr>
+          <w:rFonts w:ascii="Courier New" w:hAnsi="Courier New" w:cs="Courier New"/>
+          <w:color w:val="000000"/>
+        </w:rPr>
+        <w:t xml:space="preserve"> = `${</w:t>
+      </w:r>
+      <w:proofErr w:type="spellStart"/>
+      <w:r>
+        <w:rPr>
+          <w:rFonts w:ascii="Courier New" w:hAnsi="Courier New" w:cs="Courier New"/>
+          <w:color w:val="000000"/>
+        </w:rPr>
+        <w:t>this.apiUrl</w:t>
+      </w:r>
+      <w:proofErr w:type="spellEnd"/>
+      <w:r>
+        <w:rPr>
+          <w:rFonts w:ascii="Courier New" w:hAnsi="Courier New" w:cs="Courier New"/>
+          <w:color w:val="000000"/>
+        </w:rPr>
+        <w:t>}/${id}`;</w:t>
+      </w:r>
+      <w:r>
+        <w:rPr>
+          <w:rFonts w:ascii="Courier New" w:hAnsi="Courier New" w:cs="Courier New"/>
+          <w:color w:val="000000"/>
+        </w:rPr>
+        <w:br/>
+        <w:t xml:space="preserve">    return </w:t>
+      </w:r>
+      <w:proofErr w:type="spellStart"/>
+      <w:r>
+        <w:rPr>
+          <w:rFonts w:ascii="Courier New" w:hAnsi="Courier New" w:cs="Courier New"/>
+          <w:color w:val="000000"/>
+        </w:rPr>
+        <w:t>this.http.delete</w:t>
+      </w:r>
+      <w:proofErr w:type="spellEnd"/>
+      <w:r>
+        <w:rPr>
+          <w:rFonts w:ascii="Courier New" w:hAnsi="Courier New" w:cs="Courier New"/>
+          <w:color w:val="000000"/>
+        </w:rPr>
+        <w:t>&lt;Department&gt;(</w:t>
+      </w:r>
+      <w:proofErr w:type="spellStart"/>
+      <w:r>
+        <w:rPr>
+          <w:rFonts w:ascii="Courier New" w:hAnsi="Courier New" w:cs="Courier New"/>
+          <w:color w:val="000000"/>
+        </w:rPr>
+        <w:t>url</w:t>
+      </w:r>
+      <w:proofErr w:type="spellEnd"/>
+      <w:r>
+        <w:rPr>
+          <w:rFonts w:ascii="Courier New" w:hAnsi="Courier New" w:cs="Courier New"/>
+          <w:color w:val="000000"/>
+        </w:rPr>
+        <w:t>);</w:t>
+      </w:r>
+      <w:r>
+        <w:rPr>
+          <w:rFonts w:ascii="Courier New" w:hAnsi="Courier New" w:cs="Courier New"/>
+          <w:color w:val="000000"/>
+        </w:rPr>
+        <w:br/>
+        <w:t xml:space="preserve">  }</w:t>
+      </w:r>
+      <w:r>
+        <w:rPr>
+          <w:rFonts w:ascii="Courier New" w:hAnsi="Courier New" w:cs="Courier New"/>
+          <w:color w:val="000000"/>
+        </w:rPr>
+        <w:br/>
+        <w:t>}</w:t>
+      </w:r>
+    </w:p>
+    <w:p>
+      <w:pPr>
+        <w:pStyle w:val="Heading3"/>
+        <w:divId w:val="839002747"/>
+        <w:rPr>
+          <w:rFonts w:cstheme="minorBidi"/>
+        </w:rPr>
+      </w:pPr>
+      <w:r>
+        <w:rPr>
+          <w:rFonts w:cstheme="minorBidi"/>
+        </w:rPr>
+        <w:t>Application Routing</w:t>
+      </w:r>
+    </w:p>
+    <w:p>
+      <w:pPr>
+        <w:divId w:val="839002747"/>
+      </w:pPr>
+      <w:r>
+        <w:t>The routing file defines the main navigation paths for the Angular application. It redirects users to the employee page by default and maps each route to its corresponding standalone component.</w:t>
+      </w:r>
+    </w:p>
+    <w:p>
+      <w:pPr>
+        <w:shd w:val="clear" w:color="auto" w:fill="F2F2F2"/>
+        <w:divId w:val="839002747"/>
+      </w:pPr>
+      <w:r>
+        <w:rPr>
+          <w:rFonts w:ascii="Courier New" w:hAnsi="Courier New" w:cs="Courier New"/>
+          <w:color w:val="000000"/>
+        </w:rPr>
+        <w:t xml:space="preserve">import </w:t>
+      </w:r>
       <w:proofErr w:type="gramStart"/>
       <w:r>
         <w:rPr>
           <w:rFonts w:ascii="Courier New" w:hAnsi="Courier New" w:cs="Courier New"/>
           <w:color w:val="000000"/>
         </w:rPr>
-        <w:t>dbContext.employees.Find</w:t>
-      </w:r>
-      <w:proofErr w:type="spellEnd"/>
+        <w:t>{ Routes</w:t>
+      </w:r>
       <w:proofErr w:type="gramEnd"/>
       <w:r>
         <w:rPr>
           <w:rFonts w:ascii="Courier New" w:hAnsi="Courier New" w:cs="Courier New"/>
           <w:color w:val="000000"/>
         </w:rPr>
-        <w:t>(Id);</w:t>
-      </w:r>
-      <w:r>
-        <w:rPr>
-          <w:rFonts w:ascii="Courier New" w:hAnsi="Courier New" w:cs="Courier New"/>
-          <w:color w:val="000000"/>
-        </w:rPr>
-        <w:br/>
-      </w:r>
-      <w:r>
-        <w:rPr>
-          <w:rFonts w:ascii="Courier New" w:hAnsi="Courier New" w:cs="Courier New"/>
-          <w:color w:val="000000"/>
-        </w:rPr>
-        <w:br/>
-        <w:t xml:space="preserve">            if (employee is null)</w:t>
-      </w:r>
-      <w:r>
-        <w:rPr>
-          <w:rFonts w:ascii="Courier New" w:hAnsi="Courier New" w:cs="Courier New"/>
-          <w:color w:val="000000"/>
-        </w:rPr>
-        <w:br/>
-        <w:t xml:space="preserve">         </w:t>
+        <w:t xml:space="preserve"> } from '@angular/router';</w:t>
+      </w:r>
+      <w:r>
+        <w:rPr>
+          <w:rFonts w:ascii="Courier New" w:hAnsi="Courier New" w:cs="Courier New"/>
+          <w:color w:val="000000"/>
+        </w:rPr>
+        <w:br/>
+        <w:t xml:space="preserve">import </w:t>
       </w:r>
       <w:proofErr w:type="gramStart"/>
       <w:r>
@@ -7973,7 +10782,7 @@
           <w:rFonts w:ascii="Courier New" w:hAnsi="Courier New" w:cs="Courier New"/>
           <w:color w:val="000000"/>
         </w:rPr>
-        <w:t xml:space="preserve">   {</w:t>
+        <w:t>{ EmployeeComponent</w:t>
       </w:r>
       <w:proofErr w:type="gramEnd"/>
       <w:r>
@@ -7981,17 +10790,1140 @@
           <w:rFonts w:ascii="Courier New" w:hAnsi="Courier New" w:cs="Courier New"/>
           <w:color w:val="000000"/>
         </w:rPr>
-        <w:br/>
-        <w:t xml:space="preserve">                return </w:t>
-      </w:r>
-      <w:proofErr w:type="spellStart"/>
+        <w:t xml:space="preserve"> } from </w:t>
+      </w:r>
+      <w:r>
+        <w:rPr>
+          <w:rFonts w:ascii="Courier New" w:hAnsi="Courier New" w:cs="Courier New"/>
+          <w:color w:val="000000"/>
+        </w:rPr>
+        <w:lastRenderedPageBreak/>
+        <w:t>'./Components/employee/</w:t>
+      </w:r>
+      <w:proofErr w:type="spellStart"/>
+      <w:r>
+        <w:rPr>
+          <w:rFonts w:ascii="Courier New" w:hAnsi="Courier New" w:cs="Courier New"/>
+          <w:color w:val="000000"/>
+        </w:rPr>
+        <w:t>employee.component</w:t>
+      </w:r>
+      <w:proofErr w:type="spellEnd"/>
+      <w:r>
+        <w:rPr>
+          <w:rFonts w:ascii="Courier New" w:hAnsi="Courier New" w:cs="Courier New"/>
+          <w:color w:val="000000"/>
+        </w:rPr>
+        <w:t>';</w:t>
+      </w:r>
+      <w:r>
+        <w:rPr>
+          <w:rFonts w:ascii="Courier New" w:hAnsi="Courier New" w:cs="Courier New"/>
+          <w:color w:val="000000"/>
+        </w:rPr>
+        <w:br/>
+        <w:t xml:space="preserve">import </w:t>
+      </w:r>
       <w:proofErr w:type="gramStart"/>
       <w:r>
         <w:rPr>
           <w:rFonts w:ascii="Courier New" w:hAnsi="Courier New" w:cs="Courier New"/>
           <w:color w:val="000000"/>
         </w:rPr>
-        <w:t>NotFound</w:t>
+        <w:t xml:space="preserve">{ </w:t>
+      </w:r>
+      <w:proofErr w:type="spellStart"/>
+      <w:r>
+        <w:rPr>
+          <w:rFonts w:ascii="Courier New" w:hAnsi="Courier New" w:cs="Courier New"/>
+          <w:color w:val="000000"/>
+        </w:rPr>
+        <w:t>DepartmentComponent</w:t>
+      </w:r>
+      <w:proofErr w:type="spellEnd"/>
+      <w:proofErr w:type="gramEnd"/>
+      <w:r>
+        <w:rPr>
+          <w:rFonts w:ascii="Courier New" w:hAnsi="Courier New" w:cs="Courier New"/>
+          <w:color w:val="000000"/>
+        </w:rPr>
+        <w:t xml:space="preserve"> } from './Components/department/</w:t>
+      </w:r>
+      <w:proofErr w:type="spellStart"/>
+      <w:r>
+        <w:rPr>
+          <w:rFonts w:ascii="Courier New" w:hAnsi="Courier New" w:cs="Courier New"/>
+          <w:color w:val="000000"/>
+        </w:rPr>
+        <w:t>department.component</w:t>
+      </w:r>
+      <w:proofErr w:type="spellEnd"/>
+      <w:r>
+        <w:rPr>
+          <w:rFonts w:ascii="Courier New" w:hAnsi="Courier New" w:cs="Courier New"/>
+          <w:color w:val="000000"/>
+        </w:rPr>
+        <w:t>';</w:t>
+      </w:r>
+      <w:r>
+        <w:rPr>
+          <w:rFonts w:ascii="Courier New" w:hAnsi="Courier New" w:cs="Courier New"/>
+          <w:color w:val="000000"/>
+        </w:rPr>
+        <w:br/>
+      </w:r>
+      <w:r>
+        <w:rPr>
+          <w:rFonts w:ascii="Courier New" w:hAnsi="Courier New" w:cs="Courier New"/>
+          <w:color w:val="000000"/>
+        </w:rPr>
+        <w:br/>
+        <w:t>export const routes: Routes = [</w:t>
+      </w:r>
+      <w:r>
+        <w:rPr>
+          <w:rFonts w:ascii="Courier New" w:hAnsi="Courier New" w:cs="Courier New"/>
+          <w:color w:val="000000"/>
+        </w:rPr>
+        <w:br/>
+        <w:t xml:space="preserve">  { path: '', </w:t>
+      </w:r>
+      <w:proofErr w:type="spellStart"/>
+      <w:r>
+        <w:rPr>
+          <w:rFonts w:ascii="Courier New" w:hAnsi="Courier New" w:cs="Courier New"/>
+          <w:color w:val="000000"/>
+        </w:rPr>
+        <w:t>redirectTo</w:t>
+      </w:r>
+      <w:proofErr w:type="spellEnd"/>
+      <w:r>
+        <w:rPr>
+          <w:rFonts w:ascii="Courier New" w:hAnsi="Courier New" w:cs="Courier New"/>
+          <w:color w:val="000000"/>
+        </w:rPr>
+        <w:t xml:space="preserve">: 'employees', </w:t>
+      </w:r>
+      <w:proofErr w:type="spellStart"/>
+      <w:r>
+        <w:rPr>
+          <w:rFonts w:ascii="Courier New" w:hAnsi="Courier New" w:cs="Courier New"/>
+          <w:color w:val="000000"/>
+        </w:rPr>
+        <w:t>pathMatch</w:t>
+      </w:r>
+      <w:proofErr w:type="spellEnd"/>
+      <w:r>
+        <w:rPr>
+          <w:rFonts w:ascii="Courier New" w:hAnsi="Courier New" w:cs="Courier New"/>
+          <w:color w:val="000000"/>
+        </w:rPr>
+        <w:t>: 'full' },</w:t>
+      </w:r>
+      <w:r>
+        <w:rPr>
+          <w:rFonts w:ascii="Courier New" w:hAnsi="Courier New" w:cs="Courier New"/>
+          <w:color w:val="000000"/>
+        </w:rPr>
+        <w:br/>
+        <w:t xml:space="preserve">  </w:t>
+      </w:r>
+      <w:proofErr w:type="gramStart"/>
+      <w:r>
+        <w:rPr>
+          <w:rFonts w:ascii="Courier New" w:hAnsi="Courier New" w:cs="Courier New"/>
+          <w:color w:val="000000"/>
+        </w:rPr>
+        <w:t>{ path</w:t>
+      </w:r>
+      <w:proofErr w:type="gramEnd"/>
+      <w:r>
+        <w:rPr>
+          <w:rFonts w:ascii="Courier New" w:hAnsi="Courier New" w:cs="Courier New"/>
+          <w:color w:val="000000"/>
+        </w:rPr>
+        <w:t>: 'employees', component: EmployeeComponent },</w:t>
+      </w:r>
+      <w:r>
+        <w:rPr>
+          <w:rFonts w:ascii="Courier New" w:hAnsi="Courier New" w:cs="Courier New"/>
+          <w:color w:val="000000"/>
+        </w:rPr>
+        <w:br/>
+        <w:t xml:space="preserve">  </w:t>
+      </w:r>
+      <w:proofErr w:type="gramStart"/>
+      <w:r>
+        <w:rPr>
+          <w:rFonts w:ascii="Courier New" w:hAnsi="Courier New" w:cs="Courier New"/>
+          <w:color w:val="000000"/>
+        </w:rPr>
+        <w:t>{ path</w:t>
+      </w:r>
+      <w:proofErr w:type="gramEnd"/>
+      <w:r>
+        <w:rPr>
+          <w:rFonts w:ascii="Courier New" w:hAnsi="Courier New" w:cs="Courier New"/>
+          <w:color w:val="000000"/>
+        </w:rPr>
+        <w:t xml:space="preserve">: 'departments', component: </w:t>
+      </w:r>
+      <w:proofErr w:type="spellStart"/>
+      <w:proofErr w:type="gramStart"/>
+      <w:r>
+        <w:rPr>
+          <w:rFonts w:ascii="Courier New" w:hAnsi="Courier New" w:cs="Courier New"/>
+          <w:color w:val="000000"/>
+        </w:rPr>
+        <w:t>DepartmentComponent</w:t>
+      </w:r>
+      <w:proofErr w:type="spellEnd"/>
+      <w:r>
+        <w:rPr>
+          <w:rFonts w:ascii="Courier New" w:hAnsi="Courier New" w:cs="Courier New"/>
+          <w:color w:val="000000"/>
+        </w:rPr>
+        <w:t xml:space="preserve"> }</w:t>
+      </w:r>
+      <w:proofErr w:type="gramEnd"/>
+      <w:r>
+        <w:rPr>
+          <w:rFonts w:ascii="Courier New" w:hAnsi="Courier New" w:cs="Courier New"/>
+          <w:color w:val="000000"/>
+        </w:rPr>
+        <w:br/>
+        <w:t>];</w:t>
+      </w:r>
+    </w:p>
+    <w:p>
+      <w:pPr>
+        <w:pStyle w:val="Heading3"/>
+        <w:divId w:val="839002747"/>
+        <w:rPr>
+          <w:rFonts w:cstheme="minorBidi"/>
+        </w:rPr>
+      </w:pPr>
+      <w:r>
+        <w:rPr>
+          <w:rFonts w:cstheme="minorBidi"/>
+        </w:rPr>
+        <w:t>Application Shell and Navigation</w:t>
+      </w:r>
+    </w:p>
+    <w:p>
+      <w:pPr>
+        <w:divId w:val="839002747"/>
+      </w:pPr>
+      <w:r>
+        <w:t>The main application template displays the system title, provides navigation links for employees and departments, and uses the router outlet to render the selected page.</w:t>
+      </w:r>
+    </w:p>
+    <w:p>
+      <w:pPr>
+        <w:shd w:val="clear" w:color="auto" w:fill="F2F2F2"/>
+        <w:divId w:val="839002747"/>
+      </w:pPr>
+      <w:r>
+        <w:rPr>
+          <w:rFonts w:ascii="Courier New" w:hAnsi="Courier New" w:cs="Courier New"/>
+          <w:color w:val="000000"/>
+        </w:rPr>
+        <w:t>&lt;h1&gt;Employee Management System&lt;/h1&gt;</w:t>
+      </w:r>
+      <w:r>
+        <w:rPr>
+          <w:rFonts w:ascii="Courier New" w:hAnsi="Courier New" w:cs="Courier New"/>
+          <w:color w:val="000000"/>
+        </w:rPr>
+        <w:br/>
+      </w:r>
+      <w:r>
+        <w:rPr>
+          <w:rFonts w:ascii="Courier New" w:hAnsi="Courier New" w:cs="Courier New"/>
+          <w:color w:val="000000"/>
+        </w:rPr>
+        <w:br/>
+        <w:t>&lt;nav&gt;</w:t>
+      </w:r>
+      <w:r>
+        <w:rPr>
+          <w:rFonts w:ascii="Courier New" w:hAnsi="Courier New" w:cs="Courier New"/>
+          <w:color w:val="000000"/>
+        </w:rPr>
+        <w:br/>
+        <w:t xml:space="preserve">  &lt;ul&gt;</w:t>
+      </w:r>
+      <w:r>
+        <w:rPr>
+          <w:rFonts w:ascii="Courier New" w:hAnsi="Courier New" w:cs="Courier New"/>
+          <w:color w:val="000000"/>
+        </w:rPr>
+        <w:br/>
+        <w:t xml:space="preserve">    &lt;li </w:t>
+      </w:r>
+      <w:proofErr w:type="spellStart"/>
+      <w:r>
+        <w:rPr>
+          <w:rFonts w:ascii="Courier New" w:hAnsi="Courier New" w:cs="Courier New"/>
+          <w:color w:val="000000"/>
+        </w:rPr>
+        <w:t>routerLinkActive</w:t>
+      </w:r>
+      <w:proofErr w:type="spellEnd"/>
+      <w:r>
+        <w:rPr>
+          <w:rFonts w:ascii="Courier New" w:hAnsi="Courier New" w:cs="Courier New"/>
+          <w:color w:val="000000"/>
+        </w:rPr>
+        <w:t>="active"&gt;</w:t>
+      </w:r>
+      <w:r>
+        <w:rPr>
+          <w:rFonts w:ascii="Courier New" w:hAnsi="Courier New" w:cs="Courier New"/>
+          <w:color w:val="000000"/>
+        </w:rPr>
+        <w:br/>
+        <w:t xml:space="preserve">      &lt;a </w:t>
+      </w:r>
+      <w:proofErr w:type="spellStart"/>
+      <w:r>
+        <w:rPr>
+          <w:rFonts w:ascii="Courier New" w:hAnsi="Courier New" w:cs="Courier New"/>
+          <w:color w:val="000000"/>
+        </w:rPr>
+        <w:t>routerLink</w:t>
+      </w:r>
+      <w:proofErr w:type="spellEnd"/>
+      <w:r>
+        <w:rPr>
+          <w:rFonts w:ascii="Courier New" w:hAnsi="Courier New" w:cs="Courier New"/>
+          <w:color w:val="000000"/>
+        </w:rPr>
+        <w:t>="/employees"&gt;Employees&lt;/a&gt;</w:t>
+      </w:r>
+      <w:r>
+        <w:rPr>
+          <w:rFonts w:ascii="Courier New" w:hAnsi="Courier New" w:cs="Courier New"/>
+          <w:color w:val="000000"/>
+        </w:rPr>
+        <w:br/>
+        <w:t xml:space="preserve">    &lt;/li&gt;</w:t>
+      </w:r>
+      <w:r>
+        <w:rPr>
+          <w:rFonts w:ascii="Courier New" w:hAnsi="Courier New" w:cs="Courier New"/>
+          <w:color w:val="000000"/>
+        </w:rPr>
+        <w:br/>
+        <w:t xml:space="preserve">    &lt;li </w:t>
+      </w:r>
+      <w:proofErr w:type="spellStart"/>
+      <w:r>
+        <w:rPr>
+          <w:rFonts w:ascii="Courier New" w:hAnsi="Courier New" w:cs="Courier New"/>
+          <w:color w:val="000000"/>
+        </w:rPr>
+        <w:t>routerLinkActive</w:t>
+      </w:r>
+      <w:proofErr w:type="spellEnd"/>
+      <w:r>
+        <w:rPr>
+          <w:rFonts w:ascii="Courier New" w:hAnsi="Courier New" w:cs="Courier New"/>
+          <w:color w:val="000000"/>
+        </w:rPr>
+        <w:t>="active"&gt;</w:t>
+      </w:r>
+      <w:r>
+        <w:rPr>
+          <w:rFonts w:ascii="Courier New" w:hAnsi="Courier New" w:cs="Courier New"/>
+          <w:color w:val="000000"/>
+        </w:rPr>
+        <w:br/>
+        <w:t xml:space="preserve">      &lt;a </w:t>
+      </w:r>
+      <w:proofErr w:type="spellStart"/>
+      <w:r>
+        <w:rPr>
+          <w:rFonts w:ascii="Courier New" w:hAnsi="Courier New" w:cs="Courier New"/>
+          <w:color w:val="000000"/>
+        </w:rPr>
+        <w:t>routerLink</w:t>
+      </w:r>
+      <w:proofErr w:type="spellEnd"/>
+      <w:r>
+        <w:rPr>
+          <w:rFonts w:ascii="Courier New" w:hAnsi="Courier New" w:cs="Courier New"/>
+          <w:color w:val="000000"/>
+        </w:rPr>
+        <w:t>="/departments"&gt;Departments&lt;/a&gt;</w:t>
+      </w:r>
+      <w:r>
+        <w:rPr>
+          <w:rFonts w:ascii="Courier New" w:hAnsi="Courier New" w:cs="Courier New"/>
+          <w:color w:val="000000"/>
+        </w:rPr>
+        <w:br/>
+        <w:t xml:space="preserve">    &lt;/li&gt;</w:t>
+      </w:r>
+      <w:r>
+        <w:rPr>
+          <w:rFonts w:ascii="Courier New" w:hAnsi="Courier New" w:cs="Courier New"/>
+          <w:color w:val="000000"/>
+        </w:rPr>
+        <w:br/>
+        <w:t xml:space="preserve">  &lt;/ul&gt;</w:t>
+      </w:r>
+      <w:r>
+        <w:rPr>
+          <w:rFonts w:ascii="Courier New" w:hAnsi="Courier New" w:cs="Courier New"/>
+          <w:color w:val="000000"/>
+        </w:rPr>
+        <w:br/>
+        <w:t>&lt;/nav&gt;</w:t>
+      </w:r>
+      <w:r>
+        <w:rPr>
+          <w:rFonts w:ascii="Courier New" w:hAnsi="Courier New" w:cs="Courier New"/>
+          <w:color w:val="000000"/>
+        </w:rPr>
+        <w:br/>
+      </w:r>
+      <w:r>
+        <w:rPr>
+          <w:rFonts w:ascii="Courier New" w:hAnsi="Courier New" w:cs="Courier New"/>
+          <w:color w:val="000000"/>
+        </w:rPr>
+        <w:br/>
+        <w:t>&lt;router-outlet&gt;&lt;/router-outlet&gt;</w:t>
+      </w:r>
+    </w:p>
+    <w:p>
+      <w:pPr>
+        <w:pStyle w:val="Heading3"/>
+        <w:divId w:val="839002747"/>
+        <w:rPr>
+          <w:rFonts w:cstheme="minorBidi"/>
+        </w:rPr>
+      </w:pPr>
+      <w:r>
+        <w:rPr>
+          <w:rFonts w:cstheme="minorBidi"/>
+        </w:rPr>
+        <w:t>App Root Component</w:t>
+      </w:r>
+    </w:p>
+    <w:p>
+      <w:pPr>
+        <w:divId w:val="839002747"/>
+      </w:pPr>
+      <w:r>
+        <w:t xml:space="preserve">The root application component wires together the shared Angular modules needed for navigation. It imports common functionality, router directives, and </w:t>
+      </w:r>
+      <w:proofErr w:type="gramStart"/>
+      <w:r>
+        <w:t>the router</w:t>
+      </w:r>
+      <w:proofErr w:type="gramEnd"/>
+      <w:r>
+        <w:t xml:space="preserve"> outlet so the application shell can display the selected page.</w:t>
+      </w:r>
+    </w:p>
+    <w:p>
+      <w:pPr>
+        <w:shd w:val="clear" w:color="auto" w:fill="F2F2F2"/>
+        <w:divId w:val="839002747"/>
+      </w:pPr>
+      <w:r>
+        <w:rPr>
+          <w:rFonts w:ascii="Courier New" w:hAnsi="Courier New" w:cs="Courier New"/>
+          <w:color w:val="000000"/>
+        </w:rPr>
+        <w:t xml:space="preserve">import </w:t>
+      </w:r>
+      <w:proofErr w:type="gramStart"/>
+      <w:r>
+        <w:rPr>
+          <w:rFonts w:ascii="Courier New" w:hAnsi="Courier New" w:cs="Courier New"/>
+          <w:color w:val="000000"/>
+        </w:rPr>
+        <w:t>{ Component</w:t>
+      </w:r>
+      <w:proofErr w:type="gramEnd"/>
+      <w:r>
+        <w:rPr>
+          <w:rFonts w:ascii="Courier New" w:hAnsi="Courier New" w:cs="Courier New"/>
+          <w:color w:val="000000"/>
+        </w:rPr>
+        <w:t xml:space="preserve"> } from '@angular/core';</w:t>
+      </w:r>
+      <w:r>
+        <w:rPr>
+          <w:rFonts w:ascii="Courier New" w:hAnsi="Courier New" w:cs="Courier New"/>
+          <w:color w:val="000000"/>
+        </w:rPr>
+        <w:br/>
+        <w:t xml:space="preserve">import </w:t>
+      </w:r>
+      <w:proofErr w:type="gramStart"/>
+      <w:r>
+        <w:rPr>
+          <w:rFonts w:ascii="Courier New" w:hAnsi="Courier New" w:cs="Courier New"/>
+          <w:color w:val="000000"/>
+        </w:rPr>
+        <w:t xml:space="preserve">{ </w:t>
+      </w:r>
+      <w:proofErr w:type="spellStart"/>
+      <w:r>
+        <w:rPr>
+          <w:rFonts w:ascii="Courier New" w:hAnsi="Courier New" w:cs="Courier New"/>
+          <w:color w:val="000000"/>
+        </w:rPr>
+        <w:t>CommonModule</w:t>
+      </w:r>
+      <w:proofErr w:type="spellEnd"/>
+      <w:proofErr w:type="gramEnd"/>
+      <w:r>
+        <w:rPr>
+          <w:rFonts w:ascii="Courier New" w:hAnsi="Courier New" w:cs="Courier New"/>
+          <w:color w:val="000000"/>
+        </w:rPr>
+        <w:t xml:space="preserve"> } from '@angular/common';</w:t>
+      </w:r>
+      <w:r>
+        <w:rPr>
+          <w:rFonts w:ascii="Courier New" w:hAnsi="Courier New" w:cs="Courier New"/>
+          <w:color w:val="000000"/>
+        </w:rPr>
+        <w:br/>
+        <w:t xml:space="preserve">import </w:t>
+      </w:r>
+      <w:proofErr w:type="gramStart"/>
+      <w:r>
+        <w:rPr>
+          <w:rFonts w:ascii="Courier New" w:hAnsi="Courier New" w:cs="Courier New"/>
+          <w:color w:val="000000"/>
+        </w:rPr>
+        <w:t xml:space="preserve">{ </w:t>
+      </w:r>
+      <w:proofErr w:type="spellStart"/>
+      <w:r>
+        <w:rPr>
+          <w:rFonts w:ascii="Courier New" w:hAnsi="Courier New" w:cs="Courier New"/>
+          <w:color w:val="000000"/>
+        </w:rPr>
+        <w:t>RouterOutlet</w:t>
+      </w:r>
+      <w:proofErr w:type="spellEnd"/>
+      <w:proofErr w:type="gramEnd"/>
+      <w:r>
+        <w:rPr>
+          <w:rFonts w:ascii="Courier New" w:hAnsi="Courier New" w:cs="Courier New"/>
+          <w:color w:val="000000"/>
+        </w:rPr>
+        <w:t xml:space="preserve">, </w:t>
+      </w:r>
+      <w:proofErr w:type="spellStart"/>
+      <w:r>
+        <w:rPr>
+          <w:rFonts w:ascii="Courier New" w:hAnsi="Courier New" w:cs="Courier New"/>
+          <w:color w:val="000000"/>
+        </w:rPr>
+        <w:t>RouterLink</w:t>
+      </w:r>
+      <w:proofErr w:type="spellEnd"/>
+      <w:r>
+        <w:rPr>
+          <w:rFonts w:ascii="Courier New" w:hAnsi="Courier New" w:cs="Courier New"/>
+          <w:color w:val="000000"/>
+        </w:rPr>
+        <w:t xml:space="preserve">, </w:t>
+      </w:r>
+      <w:proofErr w:type="spellStart"/>
+      <w:proofErr w:type="gramStart"/>
+      <w:r>
+        <w:rPr>
+          <w:rFonts w:ascii="Courier New" w:hAnsi="Courier New" w:cs="Courier New"/>
+          <w:color w:val="000000"/>
+        </w:rPr>
+        <w:t>RouterLinkActive</w:t>
+      </w:r>
+      <w:proofErr w:type="spellEnd"/>
+      <w:r>
+        <w:rPr>
+          <w:rFonts w:ascii="Courier New" w:hAnsi="Courier New" w:cs="Courier New"/>
+          <w:color w:val="000000"/>
+        </w:rPr>
+        <w:t xml:space="preserve"> }</w:t>
+      </w:r>
+      <w:proofErr w:type="gramEnd"/>
+      <w:r>
+        <w:rPr>
+          <w:rFonts w:ascii="Courier New" w:hAnsi="Courier New" w:cs="Courier New"/>
+          <w:color w:val="000000"/>
+        </w:rPr>
+        <w:t xml:space="preserve"> from '@angular/router';</w:t>
+      </w:r>
+      <w:r>
+        <w:rPr>
+          <w:rFonts w:ascii="Courier New" w:hAnsi="Courier New" w:cs="Courier New"/>
+          <w:color w:val="000000"/>
+        </w:rPr>
+        <w:br/>
+      </w:r>
+      <w:r>
+        <w:rPr>
+          <w:rFonts w:ascii="Courier New" w:hAnsi="Courier New" w:cs="Courier New"/>
+          <w:color w:val="000000"/>
+        </w:rPr>
+        <w:br/>
+        <w:t>@</w:t>
+      </w:r>
+      <w:proofErr w:type="gramStart"/>
+      <w:r>
+        <w:rPr>
+          <w:rFonts w:ascii="Courier New" w:hAnsi="Courier New" w:cs="Courier New"/>
+          <w:color w:val="000000"/>
+        </w:rPr>
+        <w:t>Component(</w:t>
+      </w:r>
+      <w:proofErr w:type="gramEnd"/>
+      <w:r>
+        <w:rPr>
+          <w:rFonts w:ascii="Courier New" w:hAnsi="Courier New" w:cs="Courier New"/>
+          <w:color w:val="000000"/>
+        </w:rPr>
+        <w:t>{</w:t>
+      </w:r>
+      <w:r>
+        <w:rPr>
+          <w:rFonts w:ascii="Courier New" w:hAnsi="Courier New" w:cs="Courier New"/>
+          <w:color w:val="000000"/>
+        </w:rPr>
+        <w:br/>
+        <w:t xml:space="preserve">  selector: 'app-root',</w:t>
+      </w:r>
+      <w:r>
+        <w:rPr>
+          <w:rFonts w:ascii="Courier New" w:hAnsi="Courier New" w:cs="Courier New"/>
+          <w:color w:val="000000"/>
+        </w:rPr>
+        <w:br/>
+      </w:r>
+      <w:r>
+        <w:rPr>
+          <w:rFonts w:ascii="Courier New" w:hAnsi="Courier New" w:cs="Courier New"/>
+          <w:color w:val="000000"/>
+        </w:rPr>
+        <w:lastRenderedPageBreak/>
+        <w:t xml:space="preserve">  standalone: true,</w:t>
+      </w:r>
+      <w:r>
+        <w:rPr>
+          <w:rFonts w:ascii="Courier New" w:hAnsi="Courier New" w:cs="Courier New"/>
+          <w:color w:val="000000"/>
+        </w:rPr>
+        <w:br/>
+        <w:t xml:space="preserve">  imports: [</w:t>
+      </w:r>
+      <w:proofErr w:type="spellStart"/>
+      <w:r>
+        <w:rPr>
+          <w:rFonts w:ascii="Courier New" w:hAnsi="Courier New" w:cs="Courier New"/>
+          <w:color w:val="000000"/>
+        </w:rPr>
+        <w:t>CommonModule</w:t>
+      </w:r>
+      <w:proofErr w:type="spellEnd"/>
+      <w:r>
+        <w:rPr>
+          <w:rFonts w:ascii="Courier New" w:hAnsi="Courier New" w:cs="Courier New"/>
+          <w:color w:val="000000"/>
+        </w:rPr>
+        <w:t xml:space="preserve">, </w:t>
+      </w:r>
+      <w:proofErr w:type="spellStart"/>
+      <w:r>
+        <w:rPr>
+          <w:rFonts w:ascii="Courier New" w:hAnsi="Courier New" w:cs="Courier New"/>
+          <w:color w:val="000000"/>
+        </w:rPr>
+        <w:t>RouterOutlet</w:t>
+      </w:r>
+      <w:proofErr w:type="spellEnd"/>
+      <w:r>
+        <w:rPr>
+          <w:rFonts w:ascii="Courier New" w:hAnsi="Courier New" w:cs="Courier New"/>
+          <w:color w:val="000000"/>
+        </w:rPr>
+        <w:t xml:space="preserve">, </w:t>
+      </w:r>
+      <w:proofErr w:type="spellStart"/>
+      <w:r>
+        <w:rPr>
+          <w:rFonts w:ascii="Courier New" w:hAnsi="Courier New" w:cs="Courier New"/>
+          <w:color w:val="000000"/>
+        </w:rPr>
+        <w:t>RouterLink</w:t>
+      </w:r>
+      <w:proofErr w:type="spellEnd"/>
+      <w:r>
+        <w:rPr>
+          <w:rFonts w:ascii="Courier New" w:hAnsi="Courier New" w:cs="Courier New"/>
+          <w:color w:val="000000"/>
+        </w:rPr>
+        <w:t xml:space="preserve">, </w:t>
+      </w:r>
+      <w:proofErr w:type="spellStart"/>
+      <w:r>
+        <w:rPr>
+          <w:rFonts w:ascii="Courier New" w:hAnsi="Courier New" w:cs="Courier New"/>
+          <w:color w:val="000000"/>
+        </w:rPr>
+        <w:t>RouterLinkActive</w:t>
+      </w:r>
+      <w:proofErr w:type="spellEnd"/>
+      <w:r>
+        <w:rPr>
+          <w:rFonts w:ascii="Courier New" w:hAnsi="Courier New" w:cs="Courier New"/>
+          <w:color w:val="000000"/>
+        </w:rPr>
+        <w:t>],</w:t>
+      </w:r>
+      <w:r>
+        <w:rPr>
+          <w:rFonts w:ascii="Courier New" w:hAnsi="Courier New" w:cs="Courier New"/>
+          <w:color w:val="000000"/>
+        </w:rPr>
+        <w:br/>
+        <w:t xml:space="preserve">  </w:t>
+      </w:r>
+      <w:proofErr w:type="spellStart"/>
+      <w:r>
+        <w:rPr>
+          <w:rFonts w:ascii="Courier New" w:hAnsi="Courier New" w:cs="Courier New"/>
+          <w:color w:val="000000"/>
+        </w:rPr>
+        <w:t>templateUrl</w:t>
+      </w:r>
+      <w:proofErr w:type="spellEnd"/>
+      <w:r>
+        <w:rPr>
+          <w:rFonts w:ascii="Courier New" w:hAnsi="Courier New" w:cs="Courier New"/>
+          <w:color w:val="000000"/>
+        </w:rPr>
+        <w:t>: './app.component.html',</w:t>
+      </w:r>
+      <w:r>
+        <w:rPr>
+          <w:rFonts w:ascii="Courier New" w:hAnsi="Courier New" w:cs="Courier New"/>
+          <w:color w:val="000000"/>
+        </w:rPr>
+        <w:br/>
+        <w:t xml:space="preserve">  </w:t>
+      </w:r>
+      <w:proofErr w:type="spellStart"/>
+      <w:r>
+        <w:rPr>
+          <w:rFonts w:ascii="Courier New" w:hAnsi="Courier New" w:cs="Courier New"/>
+          <w:color w:val="000000"/>
+        </w:rPr>
+        <w:t>styleUrls</w:t>
+      </w:r>
+      <w:proofErr w:type="spellEnd"/>
+      <w:r>
+        <w:rPr>
+          <w:rFonts w:ascii="Courier New" w:hAnsi="Courier New" w:cs="Courier New"/>
+          <w:color w:val="000000"/>
+        </w:rPr>
+        <w:t>: ['./app.component.css']</w:t>
+      </w:r>
+      <w:r>
+        <w:rPr>
+          <w:rFonts w:ascii="Courier New" w:hAnsi="Courier New" w:cs="Courier New"/>
+          <w:color w:val="000000"/>
+        </w:rPr>
+        <w:br/>
+        <w:t>})</w:t>
+      </w:r>
+      <w:r>
+        <w:rPr>
+          <w:rFonts w:ascii="Courier New" w:hAnsi="Courier New" w:cs="Courier New"/>
+          <w:color w:val="000000"/>
+        </w:rPr>
+        <w:br/>
+        <w:t xml:space="preserve">export class </w:t>
+      </w:r>
+      <w:proofErr w:type="spellStart"/>
+      <w:r>
+        <w:rPr>
+          <w:rFonts w:ascii="Courier New" w:hAnsi="Courier New" w:cs="Courier New"/>
+          <w:color w:val="000000"/>
+        </w:rPr>
+        <w:t>AppComponent</w:t>
+      </w:r>
+      <w:proofErr w:type="spellEnd"/>
+      <w:r>
+        <w:rPr>
+          <w:rFonts w:ascii="Courier New" w:hAnsi="Courier New" w:cs="Courier New"/>
+          <w:color w:val="000000"/>
+        </w:rPr>
+        <w:t xml:space="preserve"> {</w:t>
+      </w:r>
+      <w:r>
+        <w:rPr>
+          <w:rFonts w:ascii="Courier New" w:hAnsi="Courier New" w:cs="Courier New"/>
+          <w:color w:val="000000"/>
+        </w:rPr>
+        <w:br/>
+        <w:t xml:space="preserve">  title = '</w:t>
+      </w:r>
+      <w:proofErr w:type="spellStart"/>
+      <w:r>
+        <w:rPr>
+          <w:rFonts w:ascii="Courier New" w:hAnsi="Courier New" w:cs="Courier New"/>
+          <w:color w:val="000000"/>
+        </w:rPr>
+        <w:t>EmployeeManagementSystem</w:t>
+      </w:r>
+      <w:proofErr w:type="spellEnd"/>
+      <w:r>
+        <w:rPr>
+          <w:rFonts w:ascii="Courier New" w:hAnsi="Courier New" w:cs="Courier New"/>
+          <w:color w:val="000000"/>
+        </w:rPr>
+        <w:t>';</w:t>
+      </w:r>
+      <w:r>
+        <w:rPr>
+          <w:rFonts w:ascii="Courier New" w:hAnsi="Courier New" w:cs="Courier New"/>
+          <w:color w:val="000000"/>
+        </w:rPr>
+        <w:br/>
+        <w:t>}</w:t>
+      </w:r>
+    </w:p>
+    <w:p>
+      <w:pPr>
+        <w:pStyle w:val="Heading3"/>
+        <w:divId w:val="839002747"/>
+      </w:pPr>
+    </w:p>
+    <w:p>
+      <w:pPr>
+        <w:pStyle w:val="Heading3"/>
+        <w:divId w:val="839002747"/>
+      </w:pPr>
+    </w:p>
+    <w:p>
+      <w:pPr>
+        <w:pStyle w:val="Heading3"/>
+        <w:divId w:val="839002747"/>
+        <w:rPr>
+          <w:rFonts w:cstheme="minorBidi"/>
+        </w:rPr>
+      </w:pPr>
+    </w:p>
+    <w:p>
+      <w:pPr>
+        <w:pStyle w:val="Heading3"/>
+        <w:divId w:val="839002747"/>
+        <w:rPr>
+          <w:rFonts w:cstheme="minorBidi"/>
+        </w:rPr>
+      </w:pPr>
+      <w:r>
+        <w:rPr>
+          <w:rFonts w:cstheme="minorBidi"/>
+        </w:rPr>
+        <w:t>Application Configuration</w:t>
+      </w:r>
+    </w:p>
+    <w:p>
+      <w:pPr>
+        <w:divId w:val="839002747"/>
+      </w:pPr>
+      <w:r>
+        <w:t>The application configuration registers the router, enables HTTP communication with the backend API, and includes client hydration support for browser rendering.</w:t>
+      </w:r>
+    </w:p>
+    <w:p>
+      <w:pPr>
+        <w:shd w:val="clear" w:color="auto" w:fill="F2F2F2"/>
+        <w:divId w:val="839002747"/>
+      </w:pPr>
+      <w:r>
+        <w:rPr>
+          <w:rFonts w:ascii="Courier New" w:hAnsi="Courier New" w:cs="Courier New"/>
+          <w:color w:val="000000"/>
+        </w:rPr>
+        <w:t xml:space="preserve">import </w:t>
+      </w:r>
+      <w:proofErr w:type="gramStart"/>
+      <w:r>
+        <w:rPr>
+          <w:rFonts w:ascii="Courier New" w:hAnsi="Courier New" w:cs="Courier New"/>
+          <w:color w:val="000000"/>
+        </w:rPr>
+        <w:t xml:space="preserve">{ </w:t>
+      </w:r>
+      <w:proofErr w:type="spellStart"/>
+      <w:r>
+        <w:rPr>
+          <w:rFonts w:ascii="Courier New" w:hAnsi="Courier New" w:cs="Courier New"/>
+          <w:color w:val="000000"/>
+        </w:rPr>
+        <w:t>ApplicationConfig</w:t>
+      </w:r>
+      <w:proofErr w:type="spellEnd"/>
+      <w:proofErr w:type="gramEnd"/>
+      <w:r>
+        <w:rPr>
+          <w:rFonts w:ascii="Courier New" w:hAnsi="Courier New" w:cs="Courier New"/>
+          <w:color w:val="000000"/>
+        </w:rPr>
+        <w:t xml:space="preserve"> } from '@angular/core';</w:t>
+      </w:r>
+      <w:r>
+        <w:rPr>
+          <w:rFonts w:ascii="Courier New" w:hAnsi="Courier New" w:cs="Courier New"/>
+          <w:color w:val="000000"/>
+        </w:rPr>
+        <w:br/>
+        <w:t xml:space="preserve">import </w:t>
+      </w:r>
+      <w:proofErr w:type="gramStart"/>
+      <w:r>
+        <w:rPr>
+          <w:rFonts w:ascii="Courier New" w:hAnsi="Courier New" w:cs="Courier New"/>
+          <w:color w:val="000000"/>
+        </w:rPr>
+        <w:t xml:space="preserve">{ </w:t>
+      </w:r>
+      <w:proofErr w:type="spellStart"/>
+      <w:r>
+        <w:rPr>
+          <w:rFonts w:ascii="Courier New" w:hAnsi="Courier New" w:cs="Courier New"/>
+          <w:color w:val="000000"/>
+        </w:rPr>
+        <w:t>provideHttpClient</w:t>
+      </w:r>
+      <w:proofErr w:type="spellEnd"/>
+      <w:proofErr w:type="gramEnd"/>
+      <w:r>
+        <w:rPr>
+          <w:rFonts w:ascii="Courier New" w:hAnsi="Courier New" w:cs="Courier New"/>
+          <w:color w:val="000000"/>
+        </w:rPr>
+        <w:t xml:space="preserve"> } from '@angular/common/http';</w:t>
+      </w:r>
+      <w:r>
+        <w:rPr>
+          <w:rFonts w:ascii="Courier New" w:hAnsi="Courier New" w:cs="Courier New"/>
+          <w:color w:val="000000"/>
+        </w:rPr>
+        <w:br/>
+        <w:t xml:space="preserve">import </w:t>
+      </w:r>
+      <w:proofErr w:type="gramStart"/>
+      <w:r>
+        <w:rPr>
+          <w:rFonts w:ascii="Courier New" w:hAnsi="Courier New" w:cs="Courier New"/>
+          <w:color w:val="000000"/>
+        </w:rPr>
+        <w:t xml:space="preserve">{ </w:t>
+      </w:r>
+      <w:proofErr w:type="spellStart"/>
+      <w:r>
+        <w:rPr>
+          <w:rFonts w:ascii="Courier New" w:hAnsi="Courier New" w:cs="Courier New"/>
+          <w:color w:val="000000"/>
+        </w:rPr>
+        <w:t>provideRouter</w:t>
+      </w:r>
+      <w:proofErr w:type="spellEnd"/>
+      <w:proofErr w:type="gramEnd"/>
+      <w:r>
+        <w:rPr>
+          <w:rFonts w:ascii="Courier New" w:hAnsi="Courier New" w:cs="Courier New"/>
+          <w:color w:val="000000"/>
+        </w:rPr>
+        <w:t xml:space="preserve"> } from '@angular/router';</w:t>
+      </w:r>
+      <w:r>
+        <w:rPr>
+          <w:rFonts w:ascii="Courier New" w:hAnsi="Courier New" w:cs="Courier New"/>
+          <w:color w:val="000000"/>
+        </w:rPr>
+        <w:br/>
+        <w:t xml:space="preserve">import </w:t>
+      </w:r>
+      <w:proofErr w:type="gramStart"/>
+      <w:r>
+        <w:rPr>
+          <w:rFonts w:ascii="Courier New" w:hAnsi="Courier New" w:cs="Courier New"/>
+          <w:color w:val="000000"/>
+        </w:rPr>
+        <w:t xml:space="preserve">{ </w:t>
+      </w:r>
+      <w:proofErr w:type="spellStart"/>
+      <w:r>
+        <w:rPr>
+          <w:rFonts w:ascii="Courier New" w:hAnsi="Courier New" w:cs="Courier New"/>
+          <w:color w:val="000000"/>
+        </w:rPr>
+        <w:t>provideClientHydration</w:t>
+      </w:r>
+      <w:proofErr w:type="spellEnd"/>
+      <w:proofErr w:type="gramEnd"/>
+      <w:r>
+        <w:rPr>
+          <w:rFonts w:ascii="Courier New" w:hAnsi="Courier New" w:cs="Courier New"/>
+          <w:color w:val="000000"/>
+        </w:rPr>
+        <w:t xml:space="preserve"> } from '@angular/platform-browser';</w:t>
+      </w:r>
+      <w:r>
+        <w:rPr>
+          <w:rFonts w:ascii="Courier New" w:hAnsi="Courier New" w:cs="Courier New"/>
+          <w:color w:val="000000"/>
+        </w:rPr>
+        <w:br/>
+      </w:r>
+      <w:r>
+        <w:rPr>
+          <w:rFonts w:ascii="Courier New" w:hAnsi="Courier New" w:cs="Courier New"/>
+          <w:color w:val="000000"/>
+        </w:rPr>
+        <w:br/>
+        <w:t xml:space="preserve">import </w:t>
+      </w:r>
+      <w:proofErr w:type="gramStart"/>
+      <w:r>
+        <w:rPr>
+          <w:rFonts w:ascii="Courier New" w:hAnsi="Courier New" w:cs="Courier New"/>
+          <w:color w:val="000000"/>
+        </w:rPr>
+        <w:t>{ routes</w:t>
+      </w:r>
+      <w:proofErr w:type="gramEnd"/>
+      <w:r>
+        <w:rPr>
+          <w:rFonts w:ascii="Courier New" w:hAnsi="Courier New" w:cs="Courier New"/>
+          <w:color w:val="000000"/>
+        </w:rPr>
+        <w:t xml:space="preserve"> } from './</w:t>
+      </w:r>
+      <w:proofErr w:type="spellStart"/>
+      <w:r>
+        <w:rPr>
+          <w:rFonts w:ascii="Courier New" w:hAnsi="Courier New" w:cs="Courier New"/>
+          <w:color w:val="000000"/>
+        </w:rPr>
+        <w:t>app.routes</w:t>
+      </w:r>
+      <w:proofErr w:type="spellEnd"/>
+      <w:r>
+        <w:rPr>
+          <w:rFonts w:ascii="Courier New" w:hAnsi="Courier New" w:cs="Courier New"/>
+          <w:color w:val="000000"/>
+        </w:rPr>
+        <w:t>';</w:t>
+      </w:r>
+      <w:r>
+        <w:rPr>
+          <w:rFonts w:ascii="Courier New" w:hAnsi="Courier New" w:cs="Courier New"/>
+          <w:color w:val="000000"/>
+        </w:rPr>
+        <w:br/>
+      </w:r>
+      <w:r>
+        <w:rPr>
+          <w:rFonts w:ascii="Courier New" w:hAnsi="Courier New" w:cs="Courier New"/>
+          <w:color w:val="000000"/>
+        </w:rPr>
+        <w:br/>
+        <w:t xml:space="preserve">export const </w:t>
+      </w:r>
+      <w:proofErr w:type="spellStart"/>
+      <w:r>
+        <w:rPr>
+          <w:rFonts w:ascii="Courier New" w:hAnsi="Courier New" w:cs="Courier New"/>
+          <w:color w:val="000000"/>
+        </w:rPr>
+        <w:t>appConfig</w:t>
+      </w:r>
+      <w:proofErr w:type="spellEnd"/>
+      <w:r>
+        <w:rPr>
+          <w:rFonts w:ascii="Courier New" w:hAnsi="Courier New" w:cs="Courier New"/>
+          <w:color w:val="000000"/>
+        </w:rPr>
+        <w:t xml:space="preserve">: </w:t>
+      </w:r>
+      <w:proofErr w:type="spellStart"/>
+      <w:r>
+        <w:rPr>
+          <w:rFonts w:ascii="Courier New" w:hAnsi="Courier New" w:cs="Courier New"/>
+          <w:color w:val="000000"/>
+        </w:rPr>
+        <w:t>ApplicationConfig</w:t>
+      </w:r>
+      <w:proofErr w:type="spellEnd"/>
+      <w:r>
+        <w:rPr>
+          <w:rFonts w:ascii="Courier New" w:hAnsi="Courier New" w:cs="Courier New"/>
+          <w:color w:val="000000"/>
+        </w:rPr>
+        <w:t xml:space="preserve"> = {</w:t>
+      </w:r>
+      <w:r>
+        <w:rPr>
+          <w:rFonts w:ascii="Courier New" w:hAnsi="Courier New" w:cs="Courier New"/>
+          <w:color w:val="000000"/>
+        </w:rPr>
+        <w:br/>
+        <w:t xml:space="preserve">  providers: [</w:t>
+      </w:r>
+      <w:r>
+        <w:rPr>
+          <w:rFonts w:ascii="Courier New" w:hAnsi="Courier New" w:cs="Courier New"/>
+          <w:color w:val="000000"/>
+        </w:rPr>
+        <w:br/>
+        <w:t xml:space="preserve">    </w:t>
+      </w:r>
+      <w:proofErr w:type="spellStart"/>
+      <w:r>
+        <w:rPr>
+          <w:rFonts w:ascii="Courier New" w:hAnsi="Courier New" w:cs="Courier New"/>
+          <w:color w:val="000000"/>
+        </w:rPr>
+        <w:t>provideRouter</w:t>
+      </w:r>
+      <w:proofErr w:type="spellEnd"/>
+      <w:r>
+        <w:rPr>
+          <w:rFonts w:ascii="Courier New" w:hAnsi="Courier New" w:cs="Courier New"/>
+          <w:color w:val="000000"/>
+        </w:rPr>
+        <w:t>(routes),</w:t>
+      </w:r>
+      <w:r>
+        <w:rPr>
+          <w:rFonts w:ascii="Courier New" w:hAnsi="Courier New" w:cs="Courier New"/>
+          <w:color w:val="000000"/>
+        </w:rPr>
+        <w:br/>
+        <w:t xml:space="preserve">    </w:t>
+      </w:r>
+      <w:proofErr w:type="spellStart"/>
+      <w:proofErr w:type="gramStart"/>
+      <w:r>
+        <w:rPr>
+          <w:rFonts w:ascii="Courier New" w:hAnsi="Courier New" w:cs="Courier New"/>
+          <w:color w:val="000000"/>
+        </w:rPr>
+        <w:t>provideHttpClient</w:t>
       </w:r>
       <w:proofErr w:type="spellEnd"/>
       <w:r>
@@ -8007,39 +11939,1503 @@
           <w:rFonts w:ascii="Courier New" w:hAnsi="Courier New" w:cs="Courier New"/>
           <w:color w:val="000000"/>
         </w:rPr>
-        <w:t>);</w:t>
-      </w:r>
-      <w:r>
-        <w:rPr>
-          <w:rFonts w:ascii="Courier New" w:hAnsi="Courier New" w:cs="Courier New"/>
-          <w:color w:val="000000"/>
-        </w:rPr>
-        <w:br/>
-        <w:t xml:space="preserve">          </w:t>
-      </w:r>
+        <w:t>),</w:t>
+      </w:r>
+      <w:r>
+        <w:rPr>
+          <w:rFonts w:ascii="Courier New" w:hAnsi="Courier New" w:cs="Courier New"/>
+          <w:color w:val="000000"/>
+        </w:rPr>
+        <w:br/>
+        <w:t xml:space="preserve">    </w:t>
+      </w:r>
+      <w:proofErr w:type="spellStart"/>
       <w:proofErr w:type="gramStart"/>
       <w:r>
         <w:rPr>
           <w:rFonts w:ascii="Courier New" w:hAnsi="Courier New" w:cs="Courier New"/>
           <w:color w:val="000000"/>
         </w:rPr>
+        <w:t>provideClientHydration</w:t>
+      </w:r>
+      <w:proofErr w:type="spellEnd"/>
+      <w:r>
+        <w:rPr>
+          <w:rFonts w:ascii="Courier New" w:hAnsi="Courier New" w:cs="Courier New"/>
+          <w:color w:val="000000"/>
+        </w:rPr>
+        <w:t>(</w:t>
+      </w:r>
+      <w:proofErr w:type="gramEnd"/>
+      <w:r>
+        <w:rPr>
+          <w:rFonts w:ascii="Courier New" w:hAnsi="Courier New" w:cs="Courier New"/>
+          <w:color w:val="000000"/>
+        </w:rPr>
+        <w:t>)</w:t>
+      </w:r>
+      <w:r>
+        <w:rPr>
+          <w:rFonts w:ascii="Courier New" w:hAnsi="Courier New" w:cs="Courier New"/>
+          <w:color w:val="000000"/>
+        </w:rPr>
+        <w:br/>
+        <w:t xml:space="preserve">  ]</w:t>
+      </w:r>
+      <w:r>
+        <w:rPr>
+          <w:rFonts w:ascii="Courier New" w:hAnsi="Courier New" w:cs="Courier New"/>
+          <w:color w:val="000000"/>
+        </w:rPr>
+        <w:br/>
+        <w:t>};</w:t>
+      </w:r>
+    </w:p>
+    <w:p>
+      <w:pPr>
+        <w:pStyle w:val="Heading3"/>
+        <w:divId w:val="839002747"/>
+      </w:pPr>
+    </w:p>
+    <w:p>
+      <w:pPr>
+        <w:pStyle w:val="Heading3"/>
+        <w:divId w:val="839002747"/>
+        <w:rPr>
+          <w:rFonts w:cstheme="minorBidi"/>
+        </w:rPr>
+      </w:pPr>
+    </w:p>
+    <w:p>
+      <w:pPr>
+        <w:pStyle w:val="Heading3"/>
+        <w:divId w:val="839002747"/>
+        <w:rPr>
+          <w:rFonts w:cstheme="minorBidi"/>
+        </w:rPr>
+      </w:pPr>
+    </w:p>
+    <w:p>
+      <w:pPr>
+        <w:pStyle w:val="Heading3"/>
+        <w:divId w:val="839002747"/>
+        <w:rPr>
+          <w:rFonts w:cstheme="minorBidi"/>
+        </w:rPr>
+      </w:pPr>
+    </w:p>
+    <w:p>
+      <w:pPr>
+        <w:pStyle w:val="Heading3"/>
+        <w:divId w:val="839002747"/>
+        <w:rPr>
+          <w:rFonts w:cstheme="minorBidi"/>
+        </w:rPr>
+      </w:pPr>
+    </w:p>
+    <w:p>
+      <w:pPr>
+        <w:pStyle w:val="Heading3"/>
+        <w:divId w:val="839002747"/>
+        <w:rPr>
+          <w:rFonts w:cstheme="minorBidi"/>
+        </w:rPr>
+      </w:pPr>
+    </w:p>
+    <w:p>
+      <w:pPr>
+        <w:pStyle w:val="Heading3"/>
+        <w:divId w:val="839002747"/>
+        <w:rPr>
+          <w:rFonts w:cstheme="minorBidi"/>
+        </w:rPr>
+      </w:pPr>
+    </w:p>
+    <w:p>
+      <w:pPr>
+        <w:pStyle w:val="Heading3"/>
+        <w:divId w:val="839002747"/>
+        <w:rPr>
+          <w:rFonts w:cstheme="minorBidi"/>
+        </w:rPr>
+      </w:pPr>
+      <w:r>
+        <w:rPr>
+          <w:rFonts w:cstheme="minorBidi"/>
+        </w:rPr>
+        <w:t>Department Component</w:t>
+      </w:r>
+    </w:p>
+    <w:p>
+      <w:pPr>
+        <w:divId w:val="839002747"/>
+      </w:pPr>
+      <w:r>
+        <w:t>The department component manages the department list and form state. It loads departments when the component initializes, saves new or edited department names, and refreshes the list after each create, update, or delete operation.</w:t>
+      </w:r>
+    </w:p>
+    <w:p>
+      <w:pPr>
+        <w:shd w:val="clear" w:color="auto" w:fill="F2F2F2"/>
+        <w:divId w:val="839002747"/>
+      </w:pPr>
+      <w:r>
+        <w:rPr>
+          <w:rFonts w:ascii="Courier New" w:hAnsi="Courier New" w:cs="Courier New"/>
+          <w:color w:val="000000"/>
+        </w:rPr>
+        <w:t xml:space="preserve">import { </w:t>
+      </w:r>
+      <w:proofErr w:type="spellStart"/>
+      <w:r>
+        <w:rPr>
+          <w:rFonts w:ascii="Courier New" w:hAnsi="Courier New" w:cs="Courier New"/>
+          <w:color w:val="000000"/>
+        </w:rPr>
+        <w:t>CommonModule</w:t>
+      </w:r>
+      <w:proofErr w:type="spellEnd"/>
+      <w:r>
+        <w:rPr>
+          <w:rFonts w:ascii="Courier New" w:hAnsi="Courier New" w:cs="Courier New"/>
+          <w:color w:val="000000"/>
+        </w:rPr>
+        <w:t xml:space="preserve"> } from '@angular/common';</w:t>
+      </w:r>
+      <w:r>
+        <w:rPr>
+          <w:rFonts w:ascii="Courier New" w:hAnsi="Courier New" w:cs="Courier New"/>
+          <w:color w:val="000000"/>
+        </w:rPr>
+        <w:br/>
+        <w:t xml:space="preserve">import { Component, </w:t>
+      </w:r>
+      <w:proofErr w:type="spellStart"/>
+      <w:r>
+        <w:rPr>
+          <w:rFonts w:ascii="Courier New" w:hAnsi="Courier New" w:cs="Courier New"/>
+          <w:color w:val="000000"/>
+        </w:rPr>
+        <w:t>OnInit</w:t>
+      </w:r>
+      <w:proofErr w:type="spellEnd"/>
+      <w:r>
+        <w:rPr>
+          <w:rFonts w:ascii="Courier New" w:hAnsi="Courier New" w:cs="Courier New"/>
+          <w:color w:val="000000"/>
+        </w:rPr>
+        <w:t xml:space="preserve"> } from '@angular/core';</w:t>
+      </w:r>
+      <w:r>
+        <w:rPr>
+          <w:rFonts w:ascii="Courier New" w:hAnsi="Courier New" w:cs="Courier New"/>
+          <w:color w:val="000000"/>
+        </w:rPr>
+        <w:br/>
+        <w:t xml:space="preserve">import { </w:t>
+      </w:r>
+      <w:proofErr w:type="spellStart"/>
+      <w:r>
+        <w:rPr>
+          <w:rFonts w:ascii="Courier New" w:hAnsi="Courier New" w:cs="Courier New"/>
+          <w:color w:val="000000"/>
+        </w:rPr>
+        <w:t>FormsModule</w:t>
+      </w:r>
+      <w:proofErr w:type="spellEnd"/>
+      <w:r>
+        <w:rPr>
+          <w:rFonts w:ascii="Courier New" w:hAnsi="Courier New" w:cs="Courier New"/>
+          <w:color w:val="000000"/>
+        </w:rPr>
+        <w:t xml:space="preserve"> } from '@angular/forms';</w:t>
+      </w:r>
+      <w:r>
+        <w:rPr>
+          <w:rFonts w:ascii="Courier New" w:hAnsi="Courier New" w:cs="Courier New"/>
+          <w:color w:val="000000"/>
+        </w:rPr>
+        <w:br/>
+        <w:t>import { Department } from '../../Models/Department';</w:t>
+      </w:r>
+      <w:r>
+        <w:rPr>
+          <w:rFonts w:ascii="Courier New" w:hAnsi="Courier New" w:cs="Courier New"/>
+          <w:color w:val="000000"/>
+        </w:rPr>
+        <w:br/>
+        <w:t xml:space="preserve">import { </w:t>
+      </w:r>
+      <w:proofErr w:type="spellStart"/>
+      <w:r>
+        <w:rPr>
+          <w:rFonts w:ascii="Courier New" w:hAnsi="Courier New" w:cs="Courier New"/>
+          <w:color w:val="000000"/>
+        </w:rPr>
+        <w:t>DepartmentService</w:t>
+      </w:r>
+      <w:proofErr w:type="spellEnd"/>
+      <w:r>
+        <w:rPr>
+          <w:rFonts w:ascii="Courier New" w:hAnsi="Courier New" w:cs="Courier New"/>
+          <w:color w:val="000000"/>
+        </w:rPr>
+        <w:t xml:space="preserve"> } from '../../Services/Department/</w:t>
+      </w:r>
+      <w:proofErr w:type="spellStart"/>
+      <w:r>
+        <w:rPr>
+          <w:rFonts w:ascii="Courier New" w:hAnsi="Courier New" w:cs="Courier New"/>
+          <w:color w:val="000000"/>
+        </w:rPr>
+        <w:t>department.service</w:t>
+      </w:r>
+      <w:proofErr w:type="spellEnd"/>
+      <w:r>
+        <w:rPr>
+          <w:rFonts w:ascii="Courier New" w:hAnsi="Courier New" w:cs="Courier New"/>
+          <w:color w:val="000000"/>
+        </w:rPr>
+        <w:t>';</w:t>
+      </w:r>
+      <w:r>
+        <w:rPr>
+          <w:rFonts w:ascii="Courier New" w:hAnsi="Courier New" w:cs="Courier New"/>
+          <w:color w:val="000000"/>
+        </w:rPr>
+        <w:br/>
+      </w:r>
+      <w:r>
+        <w:rPr>
+          <w:rFonts w:ascii="Courier New" w:hAnsi="Courier New" w:cs="Courier New"/>
+          <w:color w:val="000000"/>
+        </w:rPr>
+        <w:br/>
+        <w:t>@Component({</w:t>
+      </w:r>
+      <w:r>
+        <w:rPr>
+          <w:rFonts w:ascii="Courier New" w:hAnsi="Courier New" w:cs="Courier New"/>
+          <w:color w:val="000000"/>
+        </w:rPr>
+        <w:br/>
+        <w:t xml:space="preserve">  selector: 'app-department',</w:t>
+      </w:r>
+      <w:r>
+        <w:rPr>
+          <w:rFonts w:ascii="Courier New" w:hAnsi="Courier New" w:cs="Courier New"/>
+          <w:color w:val="000000"/>
+        </w:rPr>
+        <w:br/>
+        <w:t xml:space="preserve">  standalone: true,</w:t>
+      </w:r>
+      <w:r>
+        <w:rPr>
+          <w:rFonts w:ascii="Courier New" w:hAnsi="Courier New" w:cs="Courier New"/>
+          <w:color w:val="000000"/>
+        </w:rPr>
+        <w:br/>
+        <w:t xml:space="preserve">  imports: [</w:t>
+      </w:r>
+      <w:proofErr w:type="spellStart"/>
+      <w:r>
+        <w:rPr>
+          <w:rFonts w:ascii="Courier New" w:hAnsi="Courier New" w:cs="Courier New"/>
+          <w:color w:val="000000"/>
+        </w:rPr>
+        <w:t>FormsModule</w:t>
+      </w:r>
+      <w:proofErr w:type="spellEnd"/>
+      <w:r>
+        <w:rPr>
+          <w:rFonts w:ascii="Courier New" w:hAnsi="Courier New" w:cs="Courier New"/>
+          <w:color w:val="000000"/>
+        </w:rPr>
+        <w:t xml:space="preserve">, </w:t>
+      </w:r>
+      <w:proofErr w:type="spellStart"/>
+      <w:r>
+        <w:rPr>
+          <w:rFonts w:ascii="Courier New" w:hAnsi="Courier New" w:cs="Courier New"/>
+          <w:color w:val="000000"/>
+        </w:rPr>
+        <w:t>CommonModule</w:t>
+      </w:r>
+      <w:proofErr w:type="spellEnd"/>
+      <w:r>
+        <w:rPr>
+          <w:rFonts w:ascii="Courier New" w:hAnsi="Courier New" w:cs="Courier New"/>
+          <w:color w:val="000000"/>
+        </w:rPr>
+        <w:t>],</w:t>
+      </w:r>
+      <w:r>
+        <w:rPr>
+          <w:rFonts w:ascii="Courier New" w:hAnsi="Courier New" w:cs="Courier New"/>
+          <w:color w:val="000000"/>
+        </w:rPr>
+        <w:br/>
+        <w:t xml:space="preserve">  </w:t>
+      </w:r>
+      <w:proofErr w:type="spellStart"/>
+      <w:r>
+        <w:rPr>
+          <w:rFonts w:ascii="Courier New" w:hAnsi="Courier New" w:cs="Courier New"/>
+          <w:color w:val="000000"/>
+        </w:rPr>
+        <w:t>templateUrl</w:t>
+      </w:r>
+      <w:proofErr w:type="spellEnd"/>
+      <w:r>
+        <w:rPr>
+          <w:rFonts w:ascii="Courier New" w:hAnsi="Courier New" w:cs="Courier New"/>
+          <w:color w:val="000000"/>
+        </w:rPr>
+        <w:t>: './department.component.html',</w:t>
+      </w:r>
+      <w:r>
+        <w:rPr>
+          <w:rFonts w:ascii="Courier New" w:hAnsi="Courier New" w:cs="Courier New"/>
+          <w:color w:val="000000"/>
+        </w:rPr>
+        <w:br/>
+        <w:t xml:space="preserve">  </w:t>
+      </w:r>
+      <w:proofErr w:type="spellStart"/>
+      <w:r>
+        <w:rPr>
+          <w:rFonts w:ascii="Courier New" w:hAnsi="Courier New" w:cs="Courier New"/>
+          <w:color w:val="000000"/>
+        </w:rPr>
+        <w:t>styleUrl</w:t>
+      </w:r>
+      <w:proofErr w:type="spellEnd"/>
+      <w:r>
+        <w:rPr>
+          <w:rFonts w:ascii="Courier New" w:hAnsi="Courier New" w:cs="Courier New"/>
+          <w:color w:val="000000"/>
+        </w:rPr>
+        <w:t>: './department.component.css'</w:t>
+      </w:r>
+      <w:r>
+        <w:rPr>
+          <w:rFonts w:ascii="Courier New" w:hAnsi="Courier New" w:cs="Courier New"/>
+          <w:color w:val="000000"/>
+        </w:rPr>
+        <w:br/>
+        <w:t>})</w:t>
+      </w:r>
+      <w:r>
+        <w:rPr>
+          <w:rFonts w:ascii="Courier New" w:hAnsi="Courier New" w:cs="Courier New"/>
+          <w:color w:val="000000"/>
+        </w:rPr>
+        <w:br/>
+        <w:t xml:space="preserve">export class </w:t>
+      </w:r>
+      <w:proofErr w:type="spellStart"/>
+      <w:r>
+        <w:rPr>
+          <w:rFonts w:ascii="Courier New" w:hAnsi="Courier New" w:cs="Courier New"/>
+          <w:color w:val="000000"/>
+        </w:rPr>
+        <w:t>DepartmentComponent</w:t>
+      </w:r>
+      <w:proofErr w:type="spellEnd"/>
+      <w:r>
+        <w:rPr>
+          <w:rFonts w:ascii="Courier New" w:hAnsi="Courier New" w:cs="Courier New"/>
+          <w:color w:val="000000"/>
+        </w:rPr>
+        <w:t xml:space="preserve"> implements </w:t>
+      </w:r>
+      <w:proofErr w:type="spellStart"/>
+      <w:r>
+        <w:rPr>
+          <w:rFonts w:ascii="Courier New" w:hAnsi="Courier New" w:cs="Courier New"/>
+          <w:color w:val="000000"/>
+        </w:rPr>
+        <w:t>OnInit</w:t>
+      </w:r>
+      <w:proofErr w:type="spellEnd"/>
+      <w:r>
+        <w:rPr>
+          <w:rFonts w:ascii="Courier New" w:hAnsi="Courier New" w:cs="Courier New"/>
+          <w:color w:val="000000"/>
+        </w:rPr>
+        <w:t xml:space="preserve"> {</w:t>
+      </w:r>
+      <w:r>
+        <w:rPr>
+          <w:rFonts w:ascii="Courier New" w:hAnsi="Courier New" w:cs="Courier New"/>
+          <w:color w:val="000000"/>
+        </w:rPr>
+        <w:br/>
+        <w:t xml:space="preserve">  departments: Department[] = [];</w:t>
+      </w:r>
+      <w:r>
+        <w:rPr>
+          <w:rFonts w:ascii="Courier New" w:hAnsi="Courier New" w:cs="Courier New"/>
+          <w:color w:val="000000"/>
+        </w:rPr>
+        <w:br/>
+        <w:t xml:space="preserve">  </w:t>
+      </w:r>
+      <w:proofErr w:type="spellStart"/>
+      <w:r>
+        <w:rPr>
+          <w:rFonts w:ascii="Courier New" w:hAnsi="Courier New" w:cs="Courier New"/>
+          <w:color w:val="000000"/>
+        </w:rPr>
+        <w:t>editingId</w:t>
+      </w:r>
+      <w:proofErr w:type="spellEnd"/>
+      <w:r>
+        <w:rPr>
+          <w:rFonts w:ascii="Courier New" w:hAnsi="Courier New" w:cs="Courier New"/>
+          <w:color w:val="000000"/>
+        </w:rPr>
+        <w:t>: string | null = null;</w:t>
+      </w:r>
+      <w:r>
+        <w:rPr>
+          <w:rFonts w:ascii="Courier New" w:hAnsi="Courier New" w:cs="Courier New"/>
+          <w:color w:val="000000"/>
+        </w:rPr>
+        <w:br/>
+        <w:t xml:space="preserve">  </w:t>
+      </w:r>
+      <w:proofErr w:type="spellStart"/>
+      <w:r>
+        <w:rPr>
+          <w:rFonts w:ascii="Courier New" w:hAnsi="Courier New" w:cs="Courier New"/>
+          <w:color w:val="000000"/>
+        </w:rPr>
+        <w:t>departmentName</w:t>
+      </w:r>
+      <w:proofErr w:type="spellEnd"/>
+      <w:r>
+        <w:rPr>
+          <w:rFonts w:ascii="Courier New" w:hAnsi="Courier New" w:cs="Courier New"/>
+          <w:color w:val="000000"/>
+        </w:rPr>
+        <w:t xml:space="preserve"> = '';</w:t>
+      </w:r>
+      <w:r>
+        <w:rPr>
+          <w:rFonts w:ascii="Courier New" w:hAnsi="Courier New" w:cs="Courier New"/>
+          <w:color w:val="000000"/>
+        </w:rPr>
+        <w:br/>
+      </w:r>
+      <w:r>
+        <w:rPr>
+          <w:rFonts w:ascii="Courier New" w:hAnsi="Courier New" w:cs="Courier New"/>
+          <w:color w:val="000000"/>
+        </w:rPr>
+        <w:br/>
+        <w:t xml:space="preserve">  constructor(private </w:t>
+      </w:r>
+      <w:proofErr w:type="spellStart"/>
+      <w:r>
+        <w:rPr>
+          <w:rFonts w:ascii="Courier New" w:hAnsi="Courier New" w:cs="Courier New"/>
+          <w:color w:val="000000"/>
+        </w:rPr>
+        <w:t>departmentService</w:t>
+      </w:r>
+      <w:proofErr w:type="spellEnd"/>
+      <w:r>
+        <w:rPr>
+          <w:rFonts w:ascii="Courier New" w:hAnsi="Courier New" w:cs="Courier New"/>
+          <w:color w:val="000000"/>
+        </w:rPr>
+        <w:t xml:space="preserve">: </w:t>
+      </w:r>
+      <w:proofErr w:type="spellStart"/>
+      <w:r>
+        <w:rPr>
+          <w:rFonts w:ascii="Courier New" w:hAnsi="Courier New" w:cs="Courier New"/>
+          <w:color w:val="000000"/>
+        </w:rPr>
+        <w:t>DepartmentService</w:t>
+      </w:r>
+      <w:proofErr w:type="spellEnd"/>
+      <w:r>
+        <w:rPr>
+          <w:rFonts w:ascii="Courier New" w:hAnsi="Courier New" w:cs="Courier New"/>
+          <w:color w:val="000000"/>
+        </w:rPr>
+        <w:t>) { }</w:t>
+      </w:r>
+      <w:r>
+        <w:rPr>
+          <w:rFonts w:ascii="Courier New" w:hAnsi="Courier New" w:cs="Courier New"/>
+          <w:color w:val="000000"/>
+        </w:rPr>
+        <w:br/>
+      </w:r>
+      <w:r>
+        <w:rPr>
+          <w:rFonts w:ascii="Courier New" w:hAnsi="Courier New" w:cs="Courier New"/>
+          <w:color w:val="000000"/>
+        </w:rPr>
+        <w:br/>
+        <w:t xml:space="preserve">  </w:t>
+      </w:r>
+      <w:proofErr w:type="spellStart"/>
+      <w:r>
+        <w:rPr>
+          <w:rFonts w:ascii="Courier New" w:hAnsi="Courier New" w:cs="Courier New"/>
+          <w:color w:val="000000"/>
+        </w:rPr>
+        <w:t>ngOnInit</w:t>
+      </w:r>
+      <w:proofErr w:type="spellEnd"/>
+      <w:r>
+        <w:rPr>
+          <w:rFonts w:ascii="Courier New" w:hAnsi="Courier New" w:cs="Courier New"/>
+          <w:color w:val="000000"/>
+        </w:rPr>
+        <w:t>(): void {</w:t>
+      </w:r>
+      <w:r>
+        <w:rPr>
+          <w:rFonts w:ascii="Courier New" w:hAnsi="Courier New" w:cs="Courier New"/>
+          <w:color w:val="000000"/>
+        </w:rPr>
+        <w:br/>
+        <w:t xml:space="preserve">    </w:t>
+      </w:r>
+      <w:proofErr w:type="spellStart"/>
+      <w:r>
+        <w:rPr>
+          <w:rFonts w:ascii="Courier New" w:hAnsi="Courier New" w:cs="Courier New"/>
+          <w:color w:val="000000"/>
+        </w:rPr>
+        <w:t>this.loadDepartments</w:t>
+      </w:r>
+      <w:proofErr w:type="spellEnd"/>
+      <w:r>
+        <w:rPr>
+          <w:rFonts w:ascii="Courier New" w:hAnsi="Courier New" w:cs="Courier New"/>
+          <w:color w:val="000000"/>
+        </w:rPr>
+        <w:t>();</w:t>
+      </w:r>
+      <w:r>
+        <w:rPr>
+          <w:rFonts w:ascii="Courier New" w:hAnsi="Courier New" w:cs="Courier New"/>
+          <w:color w:val="000000"/>
+        </w:rPr>
+        <w:br/>
+      </w:r>
+      <w:r>
+        <w:rPr>
+          <w:rFonts w:ascii="Courier New" w:hAnsi="Courier New" w:cs="Courier New"/>
+          <w:color w:val="000000"/>
+        </w:rPr>
+        <w:lastRenderedPageBreak/>
         <w:t xml:space="preserve">  }</w:t>
       </w:r>
+      <w:r>
+        <w:rPr>
+          <w:rFonts w:ascii="Courier New" w:hAnsi="Courier New" w:cs="Courier New"/>
+          <w:color w:val="000000"/>
+        </w:rPr>
+        <w:br/>
+      </w:r>
+      <w:r>
+        <w:rPr>
+          <w:rFonts w:ascii="Courier New" w:hAnsi="Courier New" w:cs="Courier New"/>
+          <w:color w:val="000000"/>
+        </w:rPr>
+        <w:br/>
+        <w:t xml:space="preserve">  </w:t>
+      </w:r>
+      <w:proofErr w:type="spellStart"/>
+      <w:r>
+        <w:rPr>
+          <w:rFonts w:ascii="Courier New" w:hAnsi="Courier New" w:cs="Courier New"/>
+          <w:color w:val="000000"/>
+        </w:rPr>
+        <w:t>loadDepartments</w:t>
+      </w:r>
+      <w:proofErr w:type="spellEnd"/>
+      <w:r>
+        <w:rPr>
+          <w:rFonts w:ascii="Courier New" w:hAnsi="Courier New" w:cs="Courier New"/>
+          <w:color w:val="000000"/>
+        </w:rPr>
+        <w:t>(): void {</w:t>
+      </w:r>
+      <w:r>
+        <w:rPr>
+          <w:rFonts w:ascii="Courier New" w:hAnsi="Courier New" w:cs="Courier New"/>
+          <w:color w:val="000000"/>
+        </w:rPr>
+        <w:br/>
+        <w:t xml:space="preserve">    </w:t>
+      </w:r>
+      <w:proofErr w:type="spellStart"/>
+      <w:r>
+        <w:rPr>
+          <w:rFonts w:ascii="Courier New" w:hAnsi="Courier New" w:cs="Courier New"/>
+          <w:color w:val="000000"/>
+        </w:rPr>
+        <w:t>this.departmentService.getAllDepartments</w:t>
+      </w:r>
+      <w:proofErr w:type="spellEnd"/>
+      <w:r>
+        <w:rPr>
+          <w:rFonts w:ascii="Courier New" w:hAnsi="Courier New" w:cs="Courier New"/>
+          <w:color w:val="000000"/>
+        </w:rPr>
+        <w:t>().subscribe(data =&gt; {</w:t>
+      </w:r>
+      <w:r>
+        <w:rPr>
+          <w:rFonts w:ascii="Courier New" w:hAnsi="Courier New" w:cs="Courier New"/>
+          <w:color w:val="000000"/>
+        </w:rPr>
+        <w:br/>
+        <w:t xml:space="preserve">      </w:t>
+      </w:r>
+      <w:proofErr w:type="spellStart"/>
+      <w:r>
+        <w:rPr>
+          <w:rFonts w:ascii="Courier New" w:hAnsi="Courier New" w:cs="Courier New"/>
+          <w:color w:val="000000"/>
+        </w:rPr>
+        <w:t>this.departments</w:t>
+      </w:r>
+      <w:proofErr w:type="spellEnd"/>
+      <w:r>
+        <w:rPr>
+          <w:rFonts w:ascii="Courier New" w:hAnsi="Courier New" w:cs="Courier New"/>
+          <w:color w:val="000000"/>
+        </w:rPr>
+        <w:t xml:space="preserve"> = data;</w:t>
+      </w:r>
+      <w:r>
+        <w:rPr>
+          <w:rFonts w:ascii="Courier New" w:hAnsi="Courier New" w:cs="Courier New"/>
+          <w:color w:val="000000"/>
+        </w:rPr>
+        <w:br/>
+        <w:t xml:space="preserve">    });</w:t>
+      </w:r>
+      <w:r>
+        <w:rPr>
+          <w:rFonts w:ascii="Courier New" w:hAnsi="Courier New" w:cs="Courier New"/>
+          <w:color w:val="000000"/>
+        </w:rPr>
+        <w:br/>
+        <w:t xml:space="preserve">  }</w:t>
+      </w:r>
+      <w:r>
+        <w:rPr>
+          <w:rFonts w:ascii="Courier New" w:hAnsi="Courier New" w:cs="Courier New"/>
+          <w:color w:val="000000"/>
+        </w:rPr>
+        <w:br/>
+      </w:r>
+      <w:r>
+        <w:rPr>
+          <w:rFonts w:ascii="Courier New" w:hAnsi="Courier New" w:cs="Courier New"/>
+          <w:color w:val="000000"/>
+        </w:rPr>
+        <w:br/>
+        <w:t xml:space="preserve">  </w:t>
+      </w:r>
+      <w:proofErr w:type="spellStart"/>
+      <w:r>
+        <w:rPr>
+          <w:rFonts w:ascii="Courier New" w:hAnsi="Courier New" w:cs="Courier New"/>
+          <w:color w:val="000000"/>
+        </w:rPr>
+        <w:t>saveDepartment</w:t>
+      </w:r>
+      <w:proofErr w:type="spellEnd"/>
+      <w:r>
+        <w:rPr>
+          <w:rFonts w:ascii="Courier New" w:hAnsi="Courier New" w:cs="Courier New"/>
+          <w:color w:val="000000"/>
+        </w:rPr>
+        <w:t>(): void {</w:t>
+      </w:r>
+      <w:r>
+        <w:rPr>
+          <w:rFonts w:ascii="Courier New" w:hAnsi="Courier New" w:cs="Courier New"/>
+          <w:color w:val="000000"/>
+        </w:rPr>
+        <w:br/>
+        <w:t xml:space="preserve">    if (!</w:t>
+      </w:r>
+      <w:proofErr w:type="spellStart"/>
+      <w:r>
+        <w:rPr>
+          <w:rFonts w:ascii="Courier New" w:hAnsi="Courier New" w:cs="Courier New"/>
+          <w:color w:val="000000"/>
+        </w:rPr>
+        <w:t>this.departmentName.trim</w:t>
+      </w:r>
+      <w:proofErr w:type="spellEnd"/>
+      <w:r>
+        <w:rPr>
+          <w:rFonts w:ascii="Courier New" w:hAnsi="Courier New" w:cs="Courier New"/>
+          <w:color w:val="000000"/>
+        </w:rPr>
+        <w:t>()) {</w:t>
+      </w:r>
+      <w:r>
+        <w:rPr>
+          <w:rFonts w:ascii="Courier New" w:hAnsi="Courier New" w:cs="Courier New"/>
+          <w:color w:val="000000"/>
+        </w:rPr>
+        <w:br/>
+        <w:t xml:space="preserve">      return;</w:t>
+      </w:r>
+      <w:r>
+        <w:rPr>
+          <w:rFonts w:ascii="Courier New" w:hAnsi="Courier New" w:cs="Courier New"/>
+          <w:color w:val="000000"/>
+        </w:rPr>
+        <w:br/>
+        <w:t xml:space="preserve">    }</w:t>
+      </w:r>
+      <w:r>
+        <w:rPr>
+          <w:rFonts w:ascii="Courier New" w:hAnsi="Courier New" w:cs="Courier New"/>
+          <w:color w:val="000000"/>
+        </w:rPr>
+        <w:br/>
+      </w:r>
+      <w:r>
+        <w:rPr>
+          <w:rFonts w:ascii="Courier New" w:hAnsi="Courier New" w:cs="Courier New"/>
+          <w:color w:val="000000"/>
+        </w:rPr>
+        <w:br/>
+        <w:t xml:space="preserve">    const department = { </w:t>
+      </w:r>
+      <w:proofErr w:type="spellStart"/>
+      <w:r>
+        <w:rPr>
+          <w:rFonts w:ascii="Courier New" w:hAnsi="Courier New" w:cs="Courier New"/>
+          <w:color w:val="000000"/>
+        </w:rPr>
+        <w:t>departmentName</w:t>
+      </w:r>
+      <w:proofErr w:type="spellEnd"/>
+      <w:r>
+        <w:rPr>
+          <w:rFonts w:ascii="Courier New" w:hAnsi="Courier New" w:cs="Courier New"/>
+          <w:color w:val="000000"/>
+        </w:rPr>
+        <w:t xml:space="preserve">: </w:t>
+      </w:r>
+      <w:proofErr w:type="spellStart"/>
+      <w:r>
+        <w:rPr>
+          <w:rFonts w:ascii="Courier New" w:hAnsi="Courier New" w:cs="Courier New"/>
+          <w:color w:val="000000"/>
+        </w:rPr>
+        <w:t>this.departmentName</w:t>
+      </w:r>
+      <w:proofErr w:type="spellEnd"/>
+      <w:r>
+        <w:rPr>
+          <w:rFonts w:ascii="Courier New" w:hAnsi="Courier New" w:cs="Courier New"/>
+          <w:color w:val="000000"/>
+        </w:rPr>
+        <w:t xml:space="preserve"> };</w:t>
+      </w:r>
+      <w:r>
+        <w:rPr>
+          <w:rFonts w:ascii="Courier New" w:hAnsi="Courier New" w:cs="Courier New"/>
+          <w:color w:val="000000"/>
+        </w:rPr>
+        <w:br/>
+      </w:r>
+      <w:r>
+        <w:rPr>
+          <w:rFonts w:ascii="Courier New" w:hAnsi="Courier New" w:cs="Courier New"/>
+          <w:color w:val="000000"/>
+        </w:rPr>
+        <w:br/>
+        <w:t xml:space="preserve">    if (</w:t>
+      </w:r>
+      <w:proofErr w:type="spellStart"/>
+      <w:r>
+        <w:rPr>
+          <w:rFonts w:ascii="Courier New" w:hAnsi="Courier New" w:cs="Courier New"/>
+          <w:color w:val="000000"/>
+        </w:rPr>
+        <w:t>this.editingId</w:t>
+      </w:r>
+      <w:proofErr w:type="spellEnd"/>
+      <w:r>
+        <w:rPr>
+          <w:rFonts w:ascii="Courier New" w:hAnsi="Courier New" w:cs="Courier New"/>
+          <w:color w:val="000000"/>
+        </w:rPr>
+        <w:t xml:space="preserve"> === null) {</w:t>
+      </w:r>
+      <w:r>
+        <w:rPr>
+          <w:rFonts w:ascii="Courier New" w:hAnsi="Courier New" w:cs="Courier New"/>
+          <w:color w:val="000000"/>
+        </w:rPr>
+        <w:br/>
+        <w:t xml:space="preserve">      </w:t>
+      </w:r>
+      <w:proofErr w:type="spellStart"/>
+      <w:r>
+        <w:rPr>
+          <w:rFonts w:ascii="Courier New" w:hAnsi="Courier New" w:cs="Courier New"/>
+          <w:color w:val="000000"/>
+        </w:rPr>
+        <w:t>this.departmentService.addDepartment</w:t>
+      </w:r>
+      <w:proofErr w:type="spellEnd"/>
+      <w:r>
+        <w:rPr>
+          <w:rFonts w:ascii="Courier New" w:hAnsi="Courier New" w:cs="Courier New"/>
+          <w:color w:val="000000"/>
+        </w:rPr>
+        <w:t>(department).subscribe(() =&gt; {</w:t>
+      </w:r>
+      <w:r>
+        <w:rPr>
+          <w:rFonts w:ascii="Courier New" w:hAnsi="Courier New" w:cs="Courier New"/>
+          <w:color w:val="000000"/>
+        </w:rPr>
+        <w:br/>
+        <w:t xml:space="preserve">        </w:t>
+      </w:r>
+      <w:proofErr w:type="spellStart"/>
+      <w:r>
+        <w:rPr>
+          <w:rFonts w:ascii="Courier New" w:hAnsi="Courier New" w:cs="Courier New"/>
+          <w:color w:val="000000"/>
+        </w:rPr>
+        <w:t>this.resetForm</w:t>
+      </w:r>
+      <w:proofErr w:type="spellEnd"/>
+      <w:r>
+        <w:rPr>
+          <w:rFonts w:ascii="Courier New" w:hAnsi="Courier New" w:cs="Courier New"/>
+          <w:color w:val="000000"/>
+        </w:rPr>
+        <w:t>();</w:t>
+      </w:r>
+      <w:r>
+        <w:rPr>
+          <w:rFonts w:ascii="Courier New" w:hAnsi="Courier New" w:cs="Courier New"/>
+          <w:color w:val="000000"/>
+        </w:rPr>
+        <w:br/>
+        <w:t xml:space="preserve">        </w:t>
+      </w:r>
+      <w:proofErr w:type="spellStart"/>
+      <w:r>
+        <w:rPr>
+          <w:rFonts w:ascii="Courier New" w:hAnsi="Courier New" w:cs="Courier New"/>
+          <w:color w:val="000000"/>
+        </w:rPr>
+        <w:t>this.loadDepartments</w:t>
+      </w:r>
+      <w:proofErr w:type="spellEnd"/>
+      <w:r>
+        <w:rPr>
+          <w:rFonts w:ascii="Courier New" w:hAnsi="Courier New" w:cs="Courier New"/>
+          <w:color w:val="000000"/>
+        </w:rPr>
+        <w:t>();</w:t>
+      </w:r>
+      <w:r>
+        <w:rPr>
+          <w:rFonts w:ascii="Courier New" w:hAnsi="Courier New" w:cs="Courier New"/>
+          <w:color w:val="000000"/>
+        </w:rPr>
+        <w:br/>
+        <w:t xml:space="preserve">      });</w:t>
+      </w:r>
+      <w:r>
+        <w:rPr>
+          <w:rFonts w:ascii="Courier New" w:hAnsi="Courier New" w:cs="Courier New"/>
+          <w:color w:val="000000"/>
+        </w:rPr>
+        <w:br/>
+        <w:t xml:space="preserve">    } else {</w:t>
+      </w:r>
+      <w:r>
+        <w:rPr>
+          <w:rFonts w:ascii="Courier New" w:hAnsi="Courier New" w:cs="Courier New"/>
+          <w:color w:val="000000"/>
+        </w:rPr>
+        <w:br/>
+        <w:t xml:space="preserve">      </w:t>
+      </w:r>
+      <w:proofErr w:type="spellStart"/>
+      <w:r>
+        <w:rPr>
+          <w:rFonts w:ascii="Courier New" w:hAnsi="Courier New" w:cs="Courier New"/>
+          <w:color w:val="000000"/>
+        </w:rPr>
+        <w:t>this.departmentService.updateDepartment</w:t>
+      </w:r>
+      <w:proofErr w:type="spellEnd"/>
+      <w:r>
+        <w:rPr>
+          <w:rFonts w:ascii="Courier New" w:hAnsi="Courier New" w:cs="Courier New"/>
+          <w:color w:val="000000"/>
+        </w:rPr>
+        <w:t>(</w:t>
+      </w:r>
+      <w:proofErr w:type="spellStart"/>
+      <w:r>
+        <w:rPr>
+          <w:rFonts w:ascii="Courier New" w:hAnsi="Courier New" w:cs="Courier New"/>
+          <w:color w:val="000000"/>
+        </w:rPr>
+        <w:t>this.editingId</w:t>
+      </w:r>
+      <w:proofErr w:type="spellEnd"/>
+      <w:r>
+        <w:rPr>
+          <w:rFonts w:ascii="Courier New" w:hAnsi="Courier New" w:cs="Courier New"/>
+          <w:color w:val="000000"/>
+        </w:rPr>
+        <w:t>, department).subscribe(() =&gt; {</w:t>
+      </w:r>
+      <w:r>
+        <w:rPr>
+          <w:rFonts w:ascii="Courier New" w:hAnsi="Courier New" w:cs="Courier New"/>
+          <w:color w:val="000000"/>
+        </w:rPr>
+        <w:br/>
+        <w:t xml:space="preserve">        </w:t>
+      </w:r>
+      <w:proofErr w:type="spellStart"/>
+      <w:r>
+        <w:rPr>
+          <w:rFonts w:ascii="Courier New" w:hAnsi="Courier New" w:cs="Courier New"/>
+          <w:color w:val="000000"/>
+        </w:rPr>
+        <w:t>this.resetForm</w:t>
+      </w:r>
+      <w:proofErr w:type="spellEnd"/>
+      <w:r>
+        <w:rPr>
+          <w:rFonts w:ascii="Courier New" w:hAnsi="Courier New" w:cs="Courier New"/>
+          <w:color w:val="000000"/>
+        </w:rPr>
+        <w:t>();</w:t>
+      </w:r>
+      <w:r>
+        <w:rPr>
+          <w:rFonts w:ascii="Courier New" w:hAnsi="Courier New" w:cs="Courier New"/>
+          <w:color w:val="000000"/>
+        </w:rPr>
+        <w:br/>
+        <w:t xml:space="preserve">        </w:t>
+      </w:r>
+      <w:proofErr w:type="spellStart"/>
+      <w:r>
+        <w:rPr>
+          <w:rFonts w:ascii="Courier New" w:hAnsi="Courier New" w:cs="Courier New"/>
+          <w:color w:val="000000"/>
+        </w:rPr>
+        <w:t>this.loadDepartments</w:t>
+      </w:r>
+      <w:proofErr w:type="spellEnd"/>
+      <w:r>
+        <w:rPr>
+          <w:rFonts w:ascii="Courier New" w:hAnsi="Courier New" w:cs="Courier New"/>
+          <w:color w:val="000000"/>
+        </w:rPr>
+        <w:t>();</w:t>
+      </w:r>
+      <w:r>
+        <w:rPr>
+          <w:rFonts w:ascii="Courier New" w:hAnsi="Courier New" w:cs="Courier New"/>
+          <w:color w:val="000000"/>
+        </w:rPr>
+        <w:br/>
+        <w:t xml:space="preserve">      });</w:t>
+      </w:r>
+      <w:r>
+        <w:rPr>
+          <w:rFonts w:ascii="Courier New" w:hAnsi="Courier New" w:cs="Courier New"/>
+          <w:color w:val="000000"/>
+        </w:rPr>
+        <w:br/>
+        <w:t xml:space="preserve">    }</w:t>
+      </w:r>
+      <w:r>
+        <w:rPr>
+          <w:rFonts w:ascii="Courier New" w:hAnsi="Courier New" w:cs="Courier New"/>
+          <w:color w:val="000000"/>
+        </w:rPr>
+        <w:br/>
+        <w:t xml:space="preserve">  }</w:t>
+      </w:r>
+      <w:r>
+        <w:rPr>
+          <w:rFonts w:ascii="Courier New" w:hAnsi="Courier New" w:cs="Courier New"/>
+          <w:color w:val="000000"/>
+        </w:rPr>
+        <w:br/>
+      </w:r>
+      <w:r>
+        <w:rPr>
+          <w:rFonts w:ascii="Courier New" w:hAnsi="Courier New" w:cs="Courier New"/>
+          <w:color w:val="000000"/>
+        </w:rPr>
+        <w:br/>
+        <w:t xml:space="preserve">  </w:t>
+      </w:r>
+      <w:proofErr w:type="spellStart"/>
+      <w:r>
+        <w:rPr>
+          <w:rFonts w:ascii="Courier New" w:hAnsi="Courier New" w:cs="Courier New"/>
+          <w:color w:val="000000"/>
+        </w:rPr>
+        <w:t>editDepartment</w:t>
+      </w:r>
+      <w:proofErr w:type="spellEnd"/>
+      <w:r>
+        <w:rPr>
+          <w:rFonts w:ascii="Courier New" w:hAnsi="Courier New" w:cs="Courier New"/>
+          <w:color w:val="000000"/>
+        </w:rPr>
+        <w:t>(item: Department): void {</w:t>
+      </w:r>
+      <w:r>
+        <w:rPr>
+          <w:rFonts w:ascii="Courier New" w:hAnsi="Courier New" w:cs="Courier New"/>
+          <w:color w:val="000000"/>
+        </w:rPr>
+        <w:br/>
+        <w:t xml:space="preserve">    </w:t>
+      </w:r>
+      <w:proofErr w:type="spellStart"/>
+      <w:r>
+        <w:rPr>
+          <w:rFonts w:ascii="Courier New" w:hAnsi="Courier New" w:cs="Courier New"/>
+          <w:color w:val="000000"/>
+        </w:rPr>
+        <w:t>this.editingId</w:t>
+      </w:r>
+      <w:proofErr w:type="spellEnd"/>
+      <w:r>
+        <w:rPr>
+          <w:rFonts w:ascii="Courier New" w:hAnsi="Courier New" w:cs="Courier New"/>
+          <w:color w:val="000000"/>
+        </w:rPr>
+        <w:t xml:space="preserve"> = </w:t>
+      </w:r>
+      <w:proofErr w:type="spellStart"/>
+      <w:r>
+        <w:rPr>
+          <w:rFonts w:ascii="Courier New" w:hAnsi="Courier New" w:cs="Courier New"/>
+          <w:color w:val="000000"/>
+        </w:rPr>
+        <w:t>item.departmentId</w:t>
+      </w:r>
+      <w:proofErr w:type="spellEnd"/>
+      <w:r>
+        <w:rPr>
+          <w:rFonts w:ascii="Courier New" w:hAnsi="Courier New" w:cs="Courier New"/>
+          <w:color w:val="000000"/>
+        </w:rPr>
+        <w:t xml:space="preserve"> ?? null;</w:t>
+      </w:r>
+      <w:r>
+        <w:rPr>
+          <w:rFonts w:ascii="Courier New" w:hAnsi="Courier New" w:cs="Courier New"/>
+          <w:color w:val="000000"/>
+        </w:rPr>
+        <w:br/>
+        <w:t xml:space="preserve">    </w:t>
+      </w:r>
+      <w:proofErr w:type="spellStart"/>
+      <w:r>
+        <w:rPr>
+          <w:rFonts w:ascii="Courier New" w:hAnsi="Courier New" w:cs="Courier New"/>
+          <w:color w:val="000000"/>
+        </w:rPr>
+        <w:t>this.departmentName</w:t>
+      </w:r>
+      <w:proofErr w:type="spellEnd"/>
+      <w:r>
+        <w:rPr>
+          <w:rFonts w:ascii="Courier New" w:hAnsi="Courier New" w:cs="Courier New"/>
+          <w:color w:val="000000"/>
+        </w:rPr>
+        <w:t xml:space="preserve"> = </w:t>
+      </w:r>
+      <w:proofErr w:type="spellStart"/>
+      <w:r>
+        <w:rPr>
+          <w:rFonts w:ascii="Courier New" w:hAnsi="Courier New" w:cs="Courier New"/>
+          <w:color w:val="000000"/>
+        </w:rPr>
+        <w:t>item.departmentName</w:t>
+      </w:r>
+      <w:proofErr w:type="spellEnd"/>
+      <w:r>
+        <w:rPr>
+          <w:rFonts w:ascii="Courier New" w:hAnsi="Courier New" w:cs="Courier New"/>
+          <w:color w:val="000000"/>
+        </w:rPr>
+        <w:t>;</w:t>
+      </w:r>
+      <w:r>
+        <w:rPr>
+          <w:rFonts w:ascii="Courier New" w:hAnsi="Courier New" w:cs="Courier New"/>
+          <w:color w:val="000000"/>
+        </w:rPr>
+        <w:br/>
+        <w:t xml:space="preserve">  }</w:t>
+      </w:r>
+      <w:r>
+        <w:rPr>
+          <w:rFonts w:ascii="Courier New" w:hAnsi="Courier New" w:cs="Courier New"/>
+          <w:color w:val="000000"/>
+        </w:rPr>
+        <w:br/>
+      </w:r>
+      <w:r>
+        <w:rPr>
+          <w:rFonts w:ascii="Courier New" w:hAnsi="Courier New" w:cs="Courier New"/>
+          <w:color w:val="000000"/>
+        </w:rPr>
+        <w:br/>
+        <w:t xml:space="preserve">  </w:t>
+      </w:r>
+      <w:proofErr w:type="spellStart"/>
+      <w:r>
+        <w:rPr>
+          <w:rFonts w:ascii="Courier New" w:hAnsi="Courier New" w:cs="Courier New"/>
+          <w:color w:val="000000"/>
+        </w:rPr>
+        <w:t>deleteDepartment</w:t>
+      </w:r>
+      <w:proofErr w:type="spellEnd"/>
+      <w:r>
+        <w:rPr>
+          <w:rFonts w:ascii="Courier New" w:hAnsi="Courier New" w:cs="Courier New"/>
+          <w:color w:val="000000"/>
+        </w:rPr>
+        <w:t>(id: string): void {</w:t>
+      </w:r>
+      <w:r>
+        <w:rPr>
+          <w:rFonts w:ascii="Courier New" w:hAnsi="Courier New" w:cs="Courier New"/>
+          <w:color w:val="000000"/>
+        </w:rPr>
+        <w:br/>
+        <w:t xml:space="preserve">    </w:t>
+      </w:r>
+      <w:proofErr w:type="spellStart"/>
+      <w:r>
+        <w:rPr>
+          <w:rFonts w:ascii="Courier New" w:hAnsi="Courier New" w:cs="Courier New"/>
+          <w:color w:val="000000"/>
+        </w:rPr>
+        <w:t>this.departmentService.deleteDepartmentById</w:t>
+      </w:r>
+      <w:proofErr w:type="spellEnd"/>
+      <w:r>
+        <w:rPr>
+          <w:rFonts w:ascii="Courier New" w:hAnsi="Courier New" w:cs="Courier New"/>
+          <w:color w:val="000000"/>
+        </w:rPr>
+        <w:t>(id).subscribe(() =&gt; {</w:t>
+      </w:r>
+      <w:r>
+        <w:rPr>
+          <w:rFonts w:ascii="Courier New" w:hAnsi="Courier New" w:cs="Courier New"/>
+          <w:color w:val="000000"/>
+        </w:rPr>
+        <w:br/>
+        <w:t xml:space="preserve">      </w:t>
+      </w:r>
+      <w:proofErr w:type="spellStart"/>
+      <w:r>
+        <w:rPr>
+          <w:rFonts w:ascii="Courier New" w:hAnsi="Courier New" w:cs="Courier New"/>
+          <w:color w:val="000000"/>
+        </w:rPr>
+        <w:t>this.loadDepartments</w:t>
+      </w:r>
+      <w:proofErr w:type="spellEnd"/>
+      <w:r>
+        <w:rPr>
+          <w:rFonts w:ascii="Courier New" w:hAnsi="Courier New" w:cs="Courier New"/>
+          <w:color w:val="000000"/>
+        </w:rPr>
+        <w:t>();</w:t>
+      </w:r>
+      <w:r>
+        <w:rPr>
+          <w:rFonts w:ascii="Courier New" w:hAnsi="Courier New" w:cs="Courier New"/>
+          <w:color w:val="000000"/>
+        </w:rPr>
+        <w:br/>
+      </w:r>
+      <w:r>
+        <w:rPr>
+          <w:rFonts w:ascii="Courier New" w:hAnsi="Courier New" w:cs="Courier New"/>
+          <w:color w:val="000000"/>
+        </w:rPr>
+        <w:lastRenderedPageBreak/>
+        <w:t xml:space="preserve">    });</w:t>
+      </w:r>
+      <w:r>
+        <w:rPr>
+          <w:rFonts w:ascii="Courier New" w:hAnsi="Courier New" w:cs="Courier New"/>
+          <w:color w:val="000000"/>
+        </w:rPr>
+        <w:br/>
+        <w:t xml:space="preserve">  }</w:t>
+      </w:r>
+      <w:r>
+        <w:rPr>
+          <w:rFonts w:ascii="Courier New" w:hAnsi="Courier New" w:cs="Courier New"/>
+          <w:color w:val="000000"/>
+        </w:rPr>
+        <w:br/>
+      </w:r>
+      <w:r>
+        <w:rPr>
+          <w:rFonts w:ascii="Courier New" w:hAnsi="Courier New" w:cs="Courier New"/>
+          <w:color w:val="000000"/>
+        </w:rPr>
+        <w:br/>
+        <w:t xml:space="preserve">  </w:t>
+      </w:r>
+      <w:proofErr w:type="spellStart"/>
+      <w:r>
+        <w:rPr>
+          <w:rFonts w:ascii="Courier New" w:hAnsi="Courier New" w:cs="Courier New"/>
+          <w:color w:val="000000"/>
+        </w:rPr>
+        <w:t>resetForm</w:t>
+      </w:r>
+      <w:proofErr w:type="spellEnd"/>
+      <w:r>
+        <w:rPr>
+          <w:rFonts w:ascii="Courier New" w:hAnsi="Courier New" w:cs="Courier New"/>
+          <w:color w:val="000000"/>
+        </w:rPr>
+        <w:t>(): void {</w:t>
+      </w:r>
+      <w:r>
+        <w:rPr>
+          <w:rFonts w:ascii="Courier New" w:hAnsi="Courier New" w:cs="Courier New"/>
+          <w:color w:val="000000"/>
+        </w:rPr>
+        <w:br/>
+        <w:t xml:space="preserve">    </w:t>
+      </w:r>
+      <w:proofErr w:type="spellStart"/>
+      <w:r>
+        <w:rPr>
+          <w:rFonts w:ascii="Courier New" w:hAnsi="Courier New" w:cs="Courier New"/>
+          <w:color w:val="000000"/>
+        </w:rPr>
+        <w:t>this.departmentName</w:t>
+      </w:r>
+      <w:proofErr w:type="spellEnd"/>
+      <w:r>
+        <w:rPr>
+          <w:rFonts w:ascii="Courier New" w:hAnsi="Courier New" w:cs="Courier New"/>
+          <w:color w:val="000000"/>
+        </w:rPr>
+        <w:t xml:space="preserve"> = '';</w:t>
+      </w:r>
+      <w:r>
+        <w:rPr>
+          <w:rFonts w:ascii="Courier New" w:hAnsi="Courier New" w:cs="Courier New"/>
+          <w:color w:val="000000"/>
+        </w:rPr>
+        <w:br/>
+        <w:t xml:space="preserve">    </w:t>
+      </w:r>
+      <w:proofErr w:type="spellStart"/>
+      <w:r>
+        <w:rPr>
+          <w:rFonts w:ascii="Courier New" w:hAnsi="Courier New" w:cs="Courier New"/>
+          <w:color w:val="000000"/>
+        </w:rPr>
+        <w:t>this.editingId</w:t>
+      </w:r>
+      <w:proofErr w:type="spellEnd"/>
+      <w:r>
+        <w:rPr>
+          <w:rFonts w:ascii="Courier New" w:hAnsi="Courier New" w:cs="Courier New"/>
+          <w:color w:val="000000"/>
+        </w:rPr>
+        <w:t xml:space="preserve"> = null;</w:t>
+      </w:r>
+      <w:r>
+        <w:rPr>
+          <w:rFonts w:ascii="Courier New" w:hAnsi="Courier New" w:cs="Courier New"/>
+          <w:color w:val="000000"/>
+        </w:rPr>
+        <w:br/>
+        <w:t xml:space="preserve">  }</w:t>
+      </w:r>
+      <w:r>
+        <w:rPr>
+          <w:rFonts w:ascii="Courier New" w:hAnsi="Courier New" w:cs="Courier New"/>
+          <w:color w:val="000000"/>
+        </w:rPr>
+        <w:br/>
+        <w:t>}</w:t>
+      </w:r>
+    </w:p>
+    <w:p>
+      <w:pPr>
+        <w:pStyle w:val="Heading3"/>
+        <w:divId w:val="839002747"/>
+        <w:rPr>
+          <w:rFonts w:cstheme="minorBidi"/>
+        </w:rPr>
+      </w:pPr>
+      <w:r>
+        <w:rPr>
+          <w:rFonts w:cstheme="minorBidi"/>
+        </w:rPr>
+        <w:t>Department Template</w:t>
+      </w:r>
+    </w:p>
+    <w:p>
+      <w:pPr>
+        <w:divId w:val="839002747"/>
+      </w:pPr>
+      <w:r>
+        <w:t>The template displays a simple form for adding or updating a department and a table for editing or deleting existing records.</w:t>
+      </w:r>
+    </w:p>
+    <w:p>
+      <w:pPr>
+        <w:shd w:val="clear" w:color="auto" w:fill="F2F2F2"/>
+        <w:divId w:val="839002747"/>
+      </w:pPr>
+      <w:r>
+        <w:rPr>
+          <w:rFonts w:ascii="Courier New" w:hAnsi="Courier New" w:cs="Courier New"/>
+          <w:color w:val="000000"/>
+        </w:rPr>
+        <w:t>&lt;h1&gt;Department&lt;/h1&gt;</w:t>
+      </w:r>
+      <w:r>
+        <w:rPr>
+          <w:rFonts w:ascii="Courier New" w:hAnsi="Courier New" w:cs="Courier New"/>
+          <w:color w:val="000000"/>
+        </w:rPr>
+        <w:br/>
+      </w:r>
+      <w:r>
+        <w:rPr>
+          <w:rFonts w:ascii="Courier New" w:hAnsi="Courier New" w:cs="Courier New"/>
+          <w:color w:val="000000"/>
+        </w:rPr>
+        <w:br/>
+        <w:t>&lt;input</w:t>
+      </w:r>
+      <w:r>
+        <w:rPr>
+          <w:rFonts w:ascii="Courier New" w:hAnsi="Courier New" w:cs="Courier New"/>
+          <w:color w:val="000000"/>
+        </w:rPr>
+        <w:br/>
+        <w:t xml:space="preserve">  type="text"</w:t>
+      </w:r>
+      <w:r>
+        <w:rPr>
+          <w:rFonts w:ascii="Courier New" w:hAnsi="Courier New" w:cs="Courier New"/>
+          <w:color w:val="000000"/>
+        </w:rPr>
+        <w:br/>
+        <w:t xml:space="preserve">  [(</w:t>
+      </w:r>
+      <w:proofErr w:type="spellStart"/>
+      <w:r>
+        <w:rPr>
+          <w:rFonts w:ascii="Courier New" w:hAnsi="Courier New" w:cs="Courier New"/>
+          <w:color w:val="000000"/>
+        </w:rPr>
+        <w:t>ngModel</w:t>
+      </w:r>
+      <w:proofErr w:type="spellEnd"/>
+      <w:proofErr w:type="gramStart"/>
+      <w:r>
+        <w:rPr>
+          <w:rFonts w:ascii="Courier New" w:hAnsi="Courier New" w:cs="Courier New"/>
+          <w:color w:val="000000"/>
+        </w:rPr>
+        <w:t>)]=</w:t>
+      </w:r>
       <w:proofErr w:type="gramEnd"/>
       <w:r>
         <w:rPr>
           <w:rFonts w:ascii="Courier New" w:hAnsi="Courier New" w:cs="Courier New"/>
           <w:color w:val="000000"/>
         </w:rPr>
-        <w:br/>
-      </w:r>
-      <w:r>
-        <w:rPr>
-          <w:rFonts w:ascii="Courier New" w:hAnsi="Courier New" w:cs="Courier New"/>
-          <w:color w:val="000000"/>
-        </w:rPr>
-        <w:br/>
-        <w:t xml:space="preserve">            _</w:t>
+        <w:t>"</w:t>
+      </w:r>
+      <w:proofErr w:type="spellStart"/>
+      <w:r>
+        <w:rPr>
+          <w:rFonts w:ascii="Courier New" w:hAnsi="Courier New" w:cs="Courier New"/>
+          <w:color w:val="000000"/>
+        </w:rPr>
+        <w:t>departmentName</w:t>
+      </w:r>
+      <w:proofErr w:type="spellEnd"/>
+      <w:r>
+        <w:rPr>
+          <w:rFonts w:ascii="Courier New" w:hAnsi="Courier New" w:cs="Courier New"/>
+          <w:color w:val="000000"/>
+        </w:rPr>
+        <w:t>"</w:t>
+      </w:r>
+      <w:r>
+        <w:rPr>
+          <w:rFonts w:ascii="Courier New" w:hAnsi="Courier New" w:cs="Courier New"/>
+          <w:color w:val="000000"/>
+        </w:rPr>
+        <w:br/>
+        <w:t xml:space="preserve">  placeholder="Enter department name"</w:t>
+      </w:r>
+      <w:r>
+        <w:rPr>
+          <w:rFonts w:ascii="Courier New" w:hAnsi="Courier New" w:cs="Courier New"/>
+          <w:color w:val="000000"/>
+        </w:rPr>
+        <w:br/>
+        <w:t>&gt;</w:t>
+      </w:r>
+      <w:r>
+        <w:rPr>
+          <w:rFonts w:ascii="Courier New" w:hAnsi="Courier New" w:cs="Courier New"/>
+          <w:color w:val="000000"/>
+        </w:rPr>
+        <w:br/>
+      </w:r>
+      <w:r>
+        <w:rPr>
+          <w:rFonts w:ascii="Courier New" w:hAnsi="Courier New" w:cs="Courier New"/>
+          <w:color w:val="000000"/>
+        </w:rPr>
+        <w:br/>
+        <w:t>&lt;button (click)="</w:t>
       </w:r>
       <w:proofErr w:type="spellStart"/>
       <w:proofErr w:type="gramStart"/>
@@ -8048,63 +13444,31 @@
           <w:rFonts w:ascii="Courier New" w:hAnsi="Courier New" w:cs="Courier New"/>
           <w:color w:val="000000"/>
         </w:rPr>
-        <w:t>dbContext.employees.Remove</w:t>
-      </w:r>
-      <w:proofErr w:type="spellEnd"/>
+        <w:t>saveDepartment</w:t>
+      </w:r>
+      <w:proofErr w:type="spellEnd"/>
+      <w:r>
+        <w:rPr>
+          <w:rFonts w:ascii="Courier New" w:hAnsi="Courier New" w:cs="Courier New"/>
+          <w:color w:val="000000"/>
+        </w:rPr>
+        <w:t>(</w:t>
+      </w:r>
       <w:proofErr w:type="gramEnd"/>
       <w:r>
         <w:rPr>
           <w:rFonts w:ascii="Courier New" w:hAnsi="Courier New" w:cs="Courier New"/>
           <w:color w:val="000000"/>
         </w:rPr>
-        <w:t>(employee);</w:t>
-      </w:r>
-      <w:r>
-        <w:rPr>
-          <w:rFonts w:ascii="Courier New" w:hAnsi="Courier New" w:cs="Courier New"/>
-          <w:color w:val="000000"/>
-        </w:rPr>
-        <w:br/>
-        <w:t xml:space="preserve">            _</w:t>
-      </w:r>
-      <w:proofErr w:type="spellStart"/>
-      <w:r>
-        <w:rPr>
-          <w:rFonts w:ascii="Courier New" w:hAnsi="Courier New" w:cs="Courier New"/>
-          <w:color w:val="000000"/>
-        </w:rPr>
-        <w:t>dbContext.SaveChanges</w:t>
-      </w:r>
-      <w:proofErr w:type="spellEnd"/>
-      <w:r>
-        <w:rPr>
-          <w:rFonts w:ascii="Courier New" w:hAnsi="Courier New" w:cs="Courier New"/>
-          <w:color w:val="000000"/>
-        </w:rPr>
-        <w:t>();</w:t>
-      </w:r>
-      <w:r>
-        <w:rPr>
-          <w:rFonts w:ascii="Courier New" w:hAnsi="Courier New" w:cs="Courier New"/>
-          <w:color w:val="000000"/>
-        </w:rPr>
-        <w:br/>
-      </w:r>
-      <w:r>
-        <w:rPr>
-          <w:rFonts w:ascii="Courier New" w:hAnsi="Courier New" w:cs="Courier New"/>
-          <w:color w:val="000000"/>
-        </w:rPr>
-        <w:br/>
-        <w:t xml:space="preserve">            return Ok(employee);</w:t>
-      </w:r>
-      <w:r>
-        <w:rPr>
-          <w:rFonts w:ascii="Courier New" w:hAnsi="Courier New" w:cs="Courier New"/>
-          <w:color w:val="000000"/>
-        </w:rPr>
-        <w:br/>
-        <w:t xml:space="preserve">      </w:t>
+        <w:t>)"&gt;</w:t>
+      </w:r>
+      <w:r>
+        <w:rPr>
+          <w:rFonts w:ascii="Courier New" w:hAnsi="Courier New" w:cs="Courier New"/>
+          <w:color w:val="000000"/>
+        </w:rPr>
+        <w:br/>
+        <w:t xml:space="preserve">  {</w:t>
       </w:r>
       <w:proofErr w:type="gramStart"/>
       <w:r>
@@ -8112,16 +13476,24 @@
           <w:rFonts w:ascii="Courier New" w:hAnsi="Courier New" w:cs="Courier New"/>
           <w:color w:val="000000"/>
         </w:rPr>
-        <w:t xml:space="preserve">  }</w:t>
-      </w:r>
+        <w:t xml:space="preserve">{ </w:t>
+      </w:r>
+      <w:proofErr w:type="spellStart"/>
+      <w:r>
+        <w:rPr>
+          <w:rFonts w:ascii="Courier New" w:hAnsi="Courier New" w:cs="Courier New"/>
+          <w:color w:val="000000"/>
+        </w:rPr>
+        <w:t>editingId</w:t>
+      </w:r>
+      <w:proofErr w:type="spellEnd"/>
       <w:proofErr w:type="gramEnd"/>
       <w:r>
         <w:rPr>
           <w:rFonts w:ascii="Courier New" w:hAnsi="Courier New" w:cs="Courier New"/>
           <w:color w:val="000000"/>
         </w:rPr>
-        <w:br/>
-        <w:t xml:space="preserve">  </w:t>
+        <w:t xml:space="preserve"> ? 'Update Department</w:t>
       </w:r>
       <w:proofErr w:type="gramStart"/>
       <w:r>
@@ -8129,7 +13501,7 @@
           <w:rFonts w:ascii="Courier New" w:hAnsi="Courier New" w:cs="Courier New"/>
           <w:color w:val="000000"/>
         </w:rPr>
-        <w:t xml:space="preserve">  }</w:t>
+        <w:t>' :</w:t>
       </w:r>
       <w:proofErr w:type="gramEnd"/>
       <w:r>
@@ -8137,9 +13509,609 @@
           <w:rFonts w:ascii="Courier New" w:hAnsi="Courier New" w:cs="Courier New"/>
           <w:color w:val="000000"/>
         </w:rPr>
-        <w:br/>
-        <w:t>}</w:t>
-      </w:r>
+        <w:t xml:space="preserve"> 'Add Department' }}</w:t>
+      </w:r>
+      <w:r>
+        <w:rPr>
+          <w:rFonts w:ascii="Courier New" w:hAnsi="Courier New" w:cs="Courier New"/>
+          <w:color w:val="000000"/>
+        </w:rPr>
+        <w:br/>
+        <w:t>&lt;/button&gt;</w:t>
+      </w:r>
+      <w:r>
+        <w:rPr>
+          <w:rFonts w:ascii="Courier New" w:hAnsi="Courier New" w:cs="Courier New"/>
+          <w:color w:val="000000"/>
+        </w:rPr>
+        <w:br/>
+      </w:r>
+      <w:r>
+        <w:rPr>
+          <w:rFonts w:ascii="Courier New" w:hAnsi="Courier New" w:cs="Courier New"/>
+          <w:color w:val="000000"/>
+        </w:rPr>
+        <w:br/>
+        <w:t>&lt;table&gt;</w:t>
+      </w:r>
+      <w:r>
+        <w:rPr>
+          <w:rFonts w:ascii="Courier New" w:hAnsi="Courier New" w:cs="Courier New"/>
+          <w:color w:val="000000"/>
+        </w:rPr>
+        <w:br/>
+        <w:t xml:space="preserve">  &lt;tr&gt;</w:t>
+      </w:r>
+      <w:r>
+        <w:rPr>
+          <w:rFonts w:ascii="Courier New" w:hAnsi="Courier New" w:cs="Courier New"/>
+          <w:color w:val="000000"/>
+        </w:rPr>
+        <w:br/>
+        <w:t xml:space="preserve">    &lt;</w:t>
+      </w:r>
+      <w:proofErr w:type="spellStart"/>
+      <w:r>
+        <w:rPr>
+          <w:rFonts w:ascii="Courier New" w:hAnsi="Courier New" w:cs="Courier New"/>
+          <w:color w:val="000000"/>
+        </w:rPr>
+        <w:t>th</w:t>
+      </w:r>
+      <w:proofErr w:type="spellEnd"/>
+      <w:r>
+        <w:rPr>
+          <w:rFonts w:ascii="Courier New" w:hAnsi="Courier New" w:cs="Courier New"/>
+          <w:color w:val="000000"/>
+        </w:rPr>
+        <w:t>&gt;Department Name&lt;/</w:t>
+      </w:r>
+      <w:proofErr w:type="spellStart"/>
+      <w:r>
+        <w:rPr>
+          <w:rFonts w:ascii="Courier New" w:hAnsi="Courier New" w:cs="Courier New"/>
+          <w:color w:val="000000"/>
+        </w:rPr>
+        <w:t>th</w:t>
+      </w:r>
+      <w:proofErr w:type="spellEnd"/>
+      <w:r>
+        <w:rPr>
+          <w:rFonts w:ascii="Courier New" w:hAnsi="Courier New" w:cs="Courier New"/>
+          <w:color w:val="000000"/>
+        </w:rPr>
+        <w:t>&gt;</w:t>
+      </w:r>
+      <w:r>
+        <w:rPr>
+          <w:rFonts w:ascii="Courier New" w:hAnsi="Courier New" w:cs="Courier New"/>
+          <w:color w:val="000000"/>
+        </w:rPr>
+        <w:br/>
+        <w:t xml:space="preserve">    &lt;</w:t>
+      </w:r>
+      <w:proofErr w:type="spellStart"/>
+      <w:r>
+        <w:rPr>
+          <w:rFonts w:ascii="Courier New" w:hAnsi="Courier New" w:cs="Courier New"/>
+          <w:color w:val="000000"/>
+        </w:rPr>
+        <w:t>th</w:t>
+      </w:r>
+      <w:proofErr w:type="spellEnd"/>
+      <w:r>
+        <w:rPr>
+          <w:rFonts w:ascii="Courier New" w:hAnsi="Courier New" w:cs="Courier New"/>
+          <w:color w:val="000000"/>
+        </w:rPr>
+        <w:t>&gt;Actions&lt;/</w:t>
+      </w:r>
+      <w:proofErr w:type="spellStart"/>
+      <w:r>
+        <w:rPr>
+          <w:rFonts w:ascii="Courier New" w:hAnsi="Courier New" w:cs="Courier New"/>
+          <w:color w:val="000000"/>
+        </w:rPr>
+        <w:t>th</w:t>
+      </w:r>
+      <w:proofErr w:type="spellEnd"/>
+      <w:r>
+        <w:rPr>
+          <w:rFonts w:ascii="Courier New" w:hAnsi="Courier New" w:cs="Courier New"/>
+          <w:color w:val="000000"/>
+        </w:rPr>
+        <w:t>&gt;</w:t>
+      </w:r>
+      <w:r>
+        <w:rPr>
+          <w:rFonts w:ascii="Courier New" w:hAnsi="Courier New" w:cs="Courier New"/>
+          <w:color w:val="000000"/>
+        </w:rPr>
+        <w:br/>
+        <w:t xml:space="preserve">  &lt;/tr&gt;</w:t>
+      </w:r>
+      <w:r>
+        <w:rPr>
+          <w:rFonts w:ascii="Courier New" w:hAnsi="Courier New" w:cs="Courier New"/>
+          <w:color w:val="000000"/>
+        </w:rPr>
+        <w:br/>
+        <w:t xml:space="preserve">  &lt;tr *</w:t>
+      </w:r>
+      <w:proofErr w:type="spellStart"/>
+      <w:r>
+        <w:rPr>
+          <w:rFonts w:ascii="Courier New" w:hAnsi="Courier New" w:cs="Courier New"/>
+          <w:color w:val="000000"/>
+        </w:rPr>
+        <w:t>ngFor</w:t>
+      </w:r>
+      <w:proofErr w:type="spellEnd"/>
+      <w:r>
+        <w:rPr>
+          <w:rFonts w:ascii="Courier New" w:hAnsi="Courier New" w:cs="Courier New"/>
+          <w:color w:val="000000"/>
+        </w:rPr>
+        <w:t>="let item of departments"&gt;</w:t>
+      </w:r>
+      <w:r>
+        <w:rPr>
+          <w:rFonts w:ascii="Courier New" w:hAnsi="Courier New" w:cs="Courier New"/>
+          <w:color w:val="000000"/>
+        </w:rPr>
+        <w:br/>
+        <w:t xml:space="preserve">    &lt;td</w:t>
+      </w:r>
+      <w:proofErr w:type="gramStart"/>
+      <w:r>
+        <w:rPr>
+          <w:rFonts w:ascii="Courier New" w:hAnsi="Courier New" w:cs="Courier New"/>
+          <w:color w:val="000000"/>
+        </w:rPr>
+        <w:t xml:space="preserve">&gt;{{ </w:t>
+      </w:r>
+      <w:proofErr w:type="spellStart"/>
+      <w:r>
+        <w:rPr>
+          <w:rFonts w:ascii="Courier New" w:hAnsi="Courier New" w:cs="Courier New"/>
+          <w:color w:val="000000"/>
+        </w:rPr>
+        <w:t>item</w:t>
+      </w:r>
+      <w:proofErr w:type="gramEnd"/>
+      <w:r>
+        <w:rPr>
+          <w:rFonts w:ascii="Courier New" w:hAnsi="Courier New" w:cs="Courier New"/>
+          <w:color w:val="000000"/>
+        </w:rPr>
+        <w:t>.</w:t>
+      </w:r>
+      <w:proofErr w:type="gramStart"/>
+      <w:r>
+        <w:rPr>
+          <w:rFonts w:ascii="Courier New" w:hAnsi="Courier New" w:cs="Courier New"/>
+          <w:color w:val="000000"/>
+        </w:rPr>
+        <w:t>departmentName</w:t>
+      </w:r>
+      <w:proofErr w:type="spellEnd"/>
+      <w:r>
+        <w:rPr>
+          <w:rFonts w:ascii="Courier New" w:hAnsi="Courier New" w:cs="Courier New"/>
+          <w:color w:val="000000"/>
+        </w:rPr>
+        <w:t xml:space="preserve"> }}&lt;</w:t>
+      </w:r>
+      <w:proofErr w:type="gramEnd"/>
+      <w:r>
+        <w:rPr>
+          <w:rFonts w:ascii="Courier New" w:hAnsi="Courier New" w:cs="Courier New"/>
+          <w:color w:val="000000"/>
+        </w:rPr>
+        <w:t>/td&gt;</w:t>
+      </w:r>
+      <w:r>
+        <w:rPr>
+          <w:rFonts w:ascii="Courier New" w:hAnsi="Courier New" w:cs="Courier New"/>
+          <w:color w:val="000000"/>
+        </w:rPr>
+        <w:br/>
+        <w:t xml:space="preserve">    &lt;td&gt;</w:t>
+      </w:r>
+      <w:r>
+        <w:rPr>
+          <w:rFonts w:ascii="Courier New" w:hAnsi="Courier New" w:cs="Courier New"/>
+          <w:color w:val="000000"/>
+        </w:rPr>
+        <w:br/>
+        <w:t xml:space="preserve">      &lt;button (click)="</w:t>
+      </w:r>
+      <w:proofErr w:type="spellStart"/>
+      <w:r>
+        <w:rPr>
+          <w:rFonts w:ascii="Courier New" w:hAnsi="Courier New" w:cs="Courier New"/>
+          <w:color w:val="000000"/>
+        </w:rPr>
+        <w:t>editDepartment</w:t>
+      </w:r>
+      <w:proofErr w:type="spellEnd"/>
+      <w:r>
+        <w:rPr>
+          <w:rFonts w:ascii="Courier New" w:hAnsi="Courier New" w:cs="Courier New"/>
+          <w:color w:val="000000"/>
+        </w:rPr>
+        <w:t>(item)"&gt;Edit&lt;/button&gt;</w:t>
+      </w:r>
+      <w:r>
+        <w:rPr>
+          <w:rFonts w:ascii="Courier New" w:hAnsi="Courier New" w:cs="Courier New"/>
+          <w:color w:val="000000"/>
+        </w:rPr>
+        <w:br/>
+        <w:t xml:space="preserve">      &lt;button (click)="</w:t>
+      </w:r>
+      <w:proofErr w:type="spellStart"/>
+      <w:r>
+        <w:rPr>
+          <w:rFonts w:ascii="Courier New" w:hAnsi="Courier New" w:cs="Courier New"/>
+          <w:color w:val="000000"/>
+        </w:rPr>
+        <w:t>deleteDepartment</w:t>
+      </w:r>
+      <w:proofErr w:type="spellEnd"/>
+      <w:r>
+        <w:rPr>
+          <w:rFonts w:ascii="Courier New" w:hAnsi="Courier New" w:cs="Courier New"/>
+          <w:color w:val="000000"/>
+        </w:rPr>
+        <w:t>(</w:t>
+      </w:r>
+      <w:proofErr w:type="spellStart"/>
+      <w:proofErr w:type="gramStart"/>
+      <w:r>
+        <w:rPr>
+          <w:rFonts w:ascii="Courier New" w:hAnsi="Courier New" w:cs="Courier New"/>
+          <w:color w:val="000000"/>
+        </w:rPr>
+        <w:t>item.departmentId</w:t>
+      </w:r>
+      <w:proofErr w:type="spellEnd"/>
+      <w:proofErr w:type="gramEnd"/>
+      <w:r>
+        <w:rPr>
+          <w:rFonts w:ascii="Courier New" w:hAnsi="Courier New" w:cs="Courier New"/>
+          <w:color w:val="000000"/>
+        </w:rPr>
+        <w:t>)"&gt;Delete&lt;/button&gt;</w:t>
+      </w:r>
+      <w:r>
+        <w:rPr>
+          <w:rFonts w:ascii="Courier New" w:hAnsi="Courier New" w:cs="Courier New"/>
+          <w:color w:val="000000"/>
+        </w:rPr>
+        <w:br/>
+        <w:t xml:space="preserve">    &lt;/td&gt;</w:t>
+      </w:r>
+      <w:r>
+        <w:rPr>
+          <w:rFonts w:ascii="Courier New" w:hAnsi="Courier New" w:cs="Courier New"/>
+          <w:color w:val="000000"/>
+        </w:rPr>
+        <w:br/>
+        <w:t xml:space="preserve">  &lt;/tr&gt;</w:t>
+      </w:r>
+      <w:r>
+        <w:rPr>
+          <w:rFonts w:ascii="Courier New" w:hAnsi="Courier New" w:cs="Courier New"/>
+          <w:color w:val="000000"/>
+        </w:rPr>
+        <w:br/>
+        <w:t>&lt;/table&gt;</w:t>
+      </w:r>
+    </w:p>
+    <w:p>
+      <w:pPr>
+        <w:divId w:val="839002747"/>
+        <w:rPr>
+          <w:rFonts w:cs="Times New Roman"/>
+        </w:rPr>
+      </w:pPr>
+    </w:p>
+    <w:p>
+      <w:pPr>
+        <w:divId w:val="839002747"/>
+        <w:rPr>
+          <w:rFonts w:cs="Times New Roman"/>
+        </w:rPr>
+      </w:pPr>
+    </w:p>
+    <w:p>
+      <w:pPr>
+        <w:divId w:val="839002747"/>
+        <w:rPr>
+          <w:rFonts w:cs="Times New Roman"/>
+        </w:rPr>
+      </w:pPr>
+    </w:p>
+    <w:p>
+      <w:pPr>
+        <w:divId w:val="839002747"/>
+        <w:rPr>
+          <w:rFonts w:cs="Times New Roman"/>
+        </w:rPr>
+      </w:pPr>
+    </w:p>
+    <w:p>
+      <w:pPr>
+        <w:divId w:val="839002747"/>
+        <w:rPr>
+          <w:rFonts w:cs="Times New Roman"/>
+        </w:rPr>
+      </w:pPr>
+    </w:p>
+    <w:p>
+      <w:pPr>
+        <w:divId w:val="839002747"/>
+        <w:rPr>
+          <w:rFonts w:cs="Times New Roman"/>
+        </w:rPr>
+      </w:pPr>
+    </w:p>
+    <w:p>
+      <w:pPr>
+        <w:divId w:val="839002747"/>
+        <w:rPr>
+          <w:rFonts w:cs="Times New Roman"/>
+        </w:rPr>
+      </w:pPr>
+    </w:p>
+    <w:p>
+      <w:pPr>
+        <w:divId w:val="839002747"/>
+        <w:rPr>
+          <w:rFonts w:cs="Times New Roman"/>
+        </w:rPr>
+      </w:pPr>
+    </w:p>
+    <w:p>
+      <w:pPr>
+        <w:divId w:val="839002747"/>
+        <w:rPr>
+          <w:rFonts w:cs="Times New Roman"/>
+        </w:rPr>
+      </w:pPr>
+    </w:p>
+    <w:p>
+      <w:pPr>
+        <w:divId w:val="839002747"/>
+        <w:rPr>
+          <w:rFonts w:cs="Times New Roman"/>
+        </w:rPr>
+      </w:pPr>
+    </w:p>
+    <w:p>
+      <w:pPr>
+        <w:divId w:val="839002747"/>
+        <w:rPr>
+          <w:rFonts w:cs="Times New Roman"/>
+        </w:rPr>
+      </w:pPr>
+    </w:p>
+    <w:p>
+      <w:pPr>
+        <w:divId w:val="839002747"/>
+        <w:rPr>
+          <w:rFonts w:cs="Times New Roman"/>
+        </w:rPr>
+      </w:pPr>
+    </w:p>
+    <w:p>
+      <w:pPr>
+        <w:divId w:val="839002747"/>
+        <w:rPr>
+          <w:rFonts w:cs="Times New Roman"/>
+        </w:rPr>
+      </w:pPr>
+    </w:p>
+    <w:p>
+      <w:pPr>
+        <w:divId w:val="839002747"/>
+        <w:rPr>
+          <w:rFonts w:cs="Times New Roman"/>
+        </w:rPr>
+      </w:pPr>
+    </w:p>
+    <w:p>
+      <w:pPr>
+        <w:divId w:val="839002747"/>
+        <w:rPr>
+          <w:rFonts w:cs="Times New Roman"/>
+        </w:rPr>
+      </w:pPr>
+    </w:p>
+    <w:p>
+      <w:pPr>
+        <w:divId w:val="839002747"/>
+        <w:rPr>
+          <w:rFonts w:cs="Times New Roman"/>
+        </w:rPr>
+      </w:pPr>
+    </w:p>
+    <w:p>
+      <w:pPr>
+        <w:divId w:val="839002747"/>
+        <w:rPr>
+          <w:rFonts w:cs="Times New Roman"/>
+        </w:rPr>
+      </w:pPr>
+    </w:p>
+    <w:p>
+      <w:pPr>
+        <w:divId w:val="839002747"/>
+        <w:rPr>
+          <w:rFonts w:cs="Times New Roman"/>
+        </w:rPr>
+      </w:pPr>
+    </w:p>
+    <w:p>
+      <w:pPr>
+        <w:divId w:val="839002747"/>
+        <w:rPr>
+          <w:rFonts w:cs="Times New Roman"/>
+        </w:rPr>
+      </w:pPr>
+    </w:p>
+    <w:p>
+      <w:pPr>
+        <w:divId w:val="839002747"/>
+        <w:rPr>
+          <w:rFonts w:cs="Times New Roman"/>
+        </w:rPr>
+      </w:pPr>
+    </w:p>
+    <w:p>
+      <w:pPr>
+        <w:divId w:val="839002747"/>
+        <w:rPr>
+          <w:rFonts w:cs="Times New Roman"/>
+        </w:rPr>
+      </w:pPr>
+    </w:p>
+    <w:p>
+      <w:pPr>
+        <w:divId w:val="839002747"/>
+        <w:rPr>
+          <w:rFonts w:cs="Times New Roman"/>
+        </w:rPr>
+      </w:pPr>
+    </w:p>
+    <w:p>
+      <w:pPr>
+        <w:divId w:val="839002747"/>
+        <w:rPr>
+          <w:rFonts w:cs="Times New Roman"/>
+        </w:rPr>
+      </w:pPr>
+    </w:p>
+    <w:p>
+      <w:pPr>
+        <w:divId w:val="839002747"/>
+        <w:rPr>
+          <w:rFonts w:cs="Times New Roman"/>
+        </w:rPr>
+      </w:pPr>
+    </w:p>
+    <w:p>
+      <w:pPr>
+        <w:divId w:val="839002747"/>
+        <w:rPr>
+          <w:rFonts w:cs="Times New Roman"/>
+        </w:rPr>
+      </w:pPr>
+    </w:p>
+    <w:p>
+      <w:pPr>
+        <w:divId w:val="839002747"/>
+        <w:rPr>
+          <w:rFonts w:cs="Times New Roman"/>
+        </w:rPr>
+      </w:pPr>
+    </w:p>
+    <w:p>
+      <w:pPr>
+        <w:divId w:val="839002747"/>
+        <w:rPr>
+          <w:rFonts w:cs="Times New Roman"/>
+        </w:rPr>
+      </w:pPr>
+    </w:p>
+    <w:p>
+      <w:pPr>
+        <w:divId w:val="839002747"/>
+        <w:rPr>
+          <w:rFonts w:cs="Times New Roman"/>
+        </w:rPr>
+      </w:pPr>
+    </w:p>
+    <w:p>
+      <w:pPr>
+        <w:divId w:val="839002747"/>
+        <w:rPr>
+          <w:rFonts w:cs="Times New Roman"/>
+        </w:rPr>
+      </w:pPr>
+    </w:p>
+    <w:p>
+      <w:pPr>
+        <w:divId w:val="839002747"/>
+        <w:rPr>
+          <w:rFonts w:cs="Times New Roman"/>
+        </w:rPr>
+      </w:pPr>
+    </w:p>
+    <w:p>
+      <w:pPr>
+        <w:divId w:val="839002747"/>
+        <w:rPr>
+          <w:rFonts w:cs="Times New Roman"/>
+        </w:rPr>
+      </w:pPr>
+    </w:p>
+    <w:p>
+      <w:pPr>
+        <w:divId w:val="839002747"/>
+        <w:rPr>
+          <w:rFonts w:cs="Times New Roman"/>
+        </w:rPr>
+      </w:pPr>
+    </w:p>
+    <w:p>
+      <w:pPr>
+        <w:divId w:val="839002747"/>
+        <w:rPr>
+          <w:rFonts w:cs="Times New Roman"/>
+        </w:rPr>
+      </w:pPr>
+    </w:p>
+    <w:p>
+      <w:pPr>
+        <w:divId w:val="839002747"/>
+        <w:rPr>
+          <w:rFonts w:cs="Times New Roman"/>
+        </w:rPr>
+      </w:pPr>
+    </w:p>
+    <w:p>
+      <w:pPr>
+        <w:divId w:val="839002747"/>
+        <w:rPr>
+          <w:rFonts w:cs="Times New Roman"/>
+        </w:rPr>
+      </w:pPr>
+    </w:p>
+    <w:p>
+      <w:pPr>
+        <w:divId w:val="839002747"/>
+        <w:rPr>
+          <w:rFonts w:cs="Times New Roman"/>
+        </w:rPr>
+      </w:pPr>
+    </w:p>
+    <w:p>
+      <w:pPr>
+        <w:divId w:val="839002747"/>
+        <w:rPr>
+          <w:rFonts w:cs="Times New Roman"/>
+        </w:rPr>
+      </w:pPr>
+    </w:p>
+    <w:p>
+      <w:pPr>
+        <w:divId w:val="839002747"/>
+        <w:rPr>
+          <w:rFonts w:cs="Times New Roman"/>
+        </w:rPr>
+      </w:pPr>
     </w:p>
     <w:p>
       <w:pPr>
@@ -8297,7 +14269,7 @@
 </file>
 
 <file path=word/numbering.xml><?xml version="1.0" encoding="utf-8"?>
-<w:numbering xmlns:wpc="http://schemas.microsoft.com/office/word/2010/wordprocessingCanvas" xmlns:cx="http://schemas.microsoft.com/office/drawing/2014/chartex" xmlns:cx1="http://schemas.microsoft.com/office/drawing/2015/9/8/chartex" xmlns:cx2="http://schemas.microsoft.com/office/drawing/2015/10/21/chartex" xmlns:cx3="http://schemas.microsoft.com/office/drawing/2016/5/9/chartex" xmlns:cx4="http://schemas.microsoft.com/office/drawing/2016/5/10/chartex" xmlns:cx5="http://schemas.microsoft.com/office/drawing/2016/5/11/chartex" xmlns:cx6="http://schemas.microsoft.com/office/drawing/2016/5/12/chartex" xmlns:cx7="http://schemas.microsoft.com/office/drawing/2016/5/13/chartex" xmlns:cx8="http://schemas.microsoft.com/office/drawing/2016/5/14/chartex" xmlns:mc="http://schemas.openxmlformats.org/markup-compatibility/2006" xmlns:aink="http://schemas.microsoft.com/office/drawing/2016/ink" xmlns:am3d="http://schemas.microsoft.com/office/drawing/2017/model3d" xmlns:o="urn:schemas-microsoft-com:office:office" xmlns:oel="http://schemas.microsoft.com/office/2019/extlst" xmlns:r="http://schemas.openxmlformats.org/officeDocument/2006/relationships" xmlns:m="http://schemas.openxmlformats.org/officeDocument/2006/math" xmlns:v="urn:schemas-microsoft-com:vml" xmlns:wp14="http://schemas.microsoft.com/office/word/2010/wordprocessingDrawing" xmlns:wp="http://schemas.openxmlformats.org/drawingml/2006/wordprocessingDrawing" xmlns:w10="urn:schemas-microsoft-com:office:word" xmlns:w="http://schemas.openxmlformats.org/wordprocessingml/2006/main" xmlns:w14="http://schemas.microsoft.com/office/word/2010/wordml" xmlns:w15="http://schemas.microsoft.com/office/word/2012/wordml" xmlns:w16cex="http://schemas.microsoft.com/office/word/2018/wordml/cex" xmlns:w16cid="http://schemas.microsoft.com/office/word/2016/wordml/cid" xmlns:w16="http://schemas.microsoft.com/office/word/2018/wordml" xmlns:w16du="http://schemas.microsoft.com/office/word/2023/wordml/word16du" xmlns:w16sdtdh="http://schemas.microsoft.com/office/word/2020/wordml/sdtdatahash" xmlns:w16sdtfl="http://schemas.microsoft.com/office/word/2024/wordml/sdtformatlock" xmlns:w16se="http://schemas.microsoft.com/office/word/2015/wordml/symex" xmlns:wpg="http://schemas.microsoft.com/office/word/2010/wordprocessingGroup" xmlns:wpi="http://schemas.microsoft.com/office/word/2010/wordprocessingInk" xmlns:wne="http://schemas.microsoft.com/office/word/2006/wordml" xmlns:wps="http://schemas.microsoft.com/office/word/2010/wordprocessingShape" mc:Ignorable="w14 w15 w16se w16cid w16 w16cex w16sdtdh w16sdtfl w16du wp14">
+<w:numbering xmlns:wpc="http://schemas.microsoft.com/office/word/2010/wordprocessingCanvas" xmlns:cx="http://schemas.microsoft.com/office/drawing/2014/chartex" xmlns:cx1="http://schemas.microsoft.com/office/drawing/2015/9/8/chartex" xmlns:cx2="http://schemas.microsoft.com/office/drawing/2015/10/21/chartex" xmlns:cx3="http://schemas.microsoft.com/office/drawing/2016/5/9/chartex" xmlns:cx4="http://schemas.microsoft.com/office/drawing/2016/5/10/chartex" xmlns:cx5="http://schemas.microsoft.com/office/drawing/2016/5/11/chartex" xmlns:cx6="http://schemas.microsoft.com/office/drawing/2016/5/12/chartex" xmlns:cx7="http://schemas.microsoft.com/office/drawing/2016/5/13/chartex" xmlns:cx8="http://schemas.microsoft.com/office/drawing/2016/5/14/chartex" xmlns:mc="http://schemas.openxmlformats.org/markup-compatibility/2006" xmlns:aink="http://schemas.microsoft.com/office/drawing/2016/ink" xmlns:am3d="http://schemas.microsoft.com/office/drawing/2017/model3d" xmlns:o="urn:schemas-microsoft-com:office:office" xmlns:oel="http://schemas.microsoft.com/office/2019/extlst" xmlns:r="http://schemas.openxmlformats.org/officeDocument/2006/relationships" xmlns:m="http://schemas.openxmlformats.org/officeDocument/2006/math" xmlns:v="urn:schemas-microsoft-com:vml" xmlns:wp14="http://schemas.microsoft.com/office/word/2010/wordprocessingDrawing" xmlns:wp="http://schemas.openxmlformats.org/drawingml/2006/wordprocessingDrawing" xmlns:w10="urn:schemas-microsoft-com:office:word" xmlns:w="http://schemas.openxmlformats.org/wordprocessingml/2006/main" xmlns:w14="http://schemas.microsoft.com/office/word/2010/wordml" xmlns:w15="http://schemas.microsoft.com/office/word/2012/wordml" xmlns:w16cei="http://schemas.microsoft.com/office/word/2026/wordml/cei" xmlns:w16cex="http://schemas.microsoft.com/office/word/2018/wordml/cex" xmlns:w16cid="http://schemas.microsoft.com/office/word/2016/wordml/cid" xmlns:w16="http://schemas.microsoft.com/office/word/2018/wordml" xmlns:w16du="http://schemas.microsoft.com/office/word/2023/wordml/word16du" xmlns:w16sdtdh="http://schemas.microsoft.com/office/word/2020/wordml/sdtdatahash" xmlns:w16sdtfl="http://schemas.microsoft.com/office/word/2024/wordml/sdtformatlock" xmlns:w16se="http://schemas.microsoft.com/office/word/2015/wordml/symex" xmlns:wpg="http://schemas.microsoft.com/office/word/2010/wordprocessingGroup" xmlns:wpi="http://schemas.microsoft.com/office/word/2010/wordprocessingInk" xmlns:wne="http://schemas.microsoft.com/office/word/2006/wordml" xmlns:wps="http://schemas.microsoft.com/office/word/2010/wordprocessingShape" mc:Ignorable="w14 w15 w16se w16cid w16 w16cex w16sdtdh w16sdtfl w16du wp14">
   <w:abstractNum w:abstractNumId="0" w15:restartNumberingAfterBreak="0">
     <w:nsid w:val="089F7B36"/>
     <w:multiLevelType w:val="multilevel"/>
@@ -10650,6 +16622,155 @@
     <w:nsid w:val="78813151"/>
     <w:multiLevelType w:val="multilevel"/>
     <w:tmpl w:val="5E264C3C"/>
+    <w:lvl w:ilvl="0">
+      <w:start w:val="1"/>
+      <w:numFmt w:val="bullet"/>
+      <w:lvlText w:val=""/>
+      <w:lvlJc w:val="left"/>
+      <w:pPr>
+        <w:tabs>
+          <w:tab w:val="num" w:pos="720"/>
+        </w:tabs>
+        <w:ind w:left="720" w:hanging="360"/>
+      </w:pPr>
+      <w:rPr>
+        <w:rFonts w:ascii="Symbol" w:hAnsi="Symbol" w:hint="default"/>
+        <w:sz w:val="20"/>
+      </w:rPr>
+    </w:lvl>
+    <w:lvl w:ilvl="1" w:tentative="1">
+      <w:start w:val="1"/>
+      <w:numFmt w:val="bullet"/>
+      <w:lvlText w:val="o"/>
+      <w:lvlJc w:val="left"/>
+      <w:pPr>
+        <w:tabs>
+          <w:tab w:val="num" w:pos="1440"/>
+        </w:tabs>
+        <w:ind w:left="1440" w:hanging="360"/>
+      </w:pPr>
+      <w:rPr>
+        <w:rFonts w:ascii="Courier New" w:hAnsi="Courier New" w:hint="default"/>
+        <w:sz w:val="20"/>
+      </w:rPr>
+    </w:lvl>
+    <w:lvl w:ilvl="2" w:tentative="1">
+      <w:start w:val="1"/>
+      <w:numFmt w:val="bullet"/>
+      <w:lvlText w:val=""/>
+      <w:lvlJc w:val="left"/>
+      <w:pPr>
+        <w:tabs>
+          <w:tab w:val="num" w:pos="2160"/>
+        </w:tabs>
+        <w:ind w:left="2160" w:hanging="360"/>
+      </w:pPr>
+      <w:rPr>
+        <w:rFonts w:ascii="Wingdings" w:hAnsi="Wingdings" w:hint="default"/>
+        <w:sz w:val="20"/>
+      </w:rPr>
+    </w:lvl>
+    <w:lvl w:ilvl="3" w:tentative="1">
+      <w:start w:val="1"/>
+      <w:numFmt w:val="bullet"/>
+      <w:lvlText w:val=""/>
+      <w:lvlJc w:val="left"/>
+      <w:pPr>
+        <w:tabs>
+          <w:tab w:val="num" w:pos="2880"/>
+        </w:tabs>
+        <w:ind w:left="2880" w:hanging="360"/>
+      </w:pPr>
+      <w:rPr>
+        <w:rFonts w:ascii="Wingdings" w:hAnsi="Wingdings" w:hint="default"/>
+        <w:sz w:val="20"/>
+      </w:rPr>
+    </w:lvl>
+    <w:lvl w:ilvl="4" w:tentative="1">
+      <w:start w:val="1"/>
+      <w:numFmt w:val="bullet"/>
+      <w:lvlText w:val=""/>
+      <w:lvlJc w:val="left"/>
+      <w:pPr>
+        <w:tabs>
+          <w:tab w:val="num" w:pos="3600"/>
+        </w:tabs>
+        <w:ind w:left="3600" w:hanging="360"/>
+      </w:pPr>
+      <w:rPr>
+        <w:rFonts w:ascii="Wingdings" w:hAnsi="Wingdings" w:hint="default"/>
+        <w:sz w:val="20"/>
+      </w:rPr>
+    </w:lvl>
+    <w:lvl w:ilvl="5" w:tentative="1">
+      <w:start w:val="1"/>
+      <w:numFmt w:val="bullet"/>
+      <w:lvlText w:val=""/>
+      <w:lvlJc w:val="left"/>
+      <w:pPr>
+        <w:tabs>
+          <w:tab w:val="num" w:pos="4320"/>
+        </w:tabs>
+        <w:ind w:left="4320" w:hanging="360"/>
+      </w:pPr>
+      <w:rPr>
+        <w:rFonts w:ascii="Wingdings" w:hAnsi="Wingdings" w:hint="default"/>
+        <w:sz w:val="20"/>
+      </w:rPr>
+    </w:lvl>
+    <w:lvl w:ilvl="6" w:tentative="1">
+      <w:start w:val="1"/>
+      <w:numFmt w:val="bullet"/>
+      <w:lvlText w:val=""/>
+      <w:lvlJc w:val="left"/>
+      <w:pPr>
+        <w:tabs>
+          <w:tab w:val="num" w:pos="5040"/>
+        </w:tabs>
+        <w:ind w:left="5040" w:hanging="360"/>
+      </w:pPr>
+      <w:rPr>
+        <w:rFonts w:ascii="Wingdings" w:hAnsi="Wingdings" w:hint="default"/>
+        <w:sz w:val="20"/>
+      </w:rPr>
+    </w:lvl>
+    <w:lvl w:ilvl="7" w:tentative="1">
+      <w:start w:val="1"/>
+      <w:numFmt w:val="bullet"/>
+      <w:lvlText w:val=""/>
+      <w:lvlJc w:val="left"/>
+      <w:pPr>
+        <w:tabs>
+          <w:tab w:val="num" w:pos="5760"/>
+        </w:tabs>
+        <w:ind w:left="5760" w:hanging="360"/>
+      </w:pPr>
+      <w:rPr>
+        <w:rFonts w:ascii="Wingdings" w:hAnsi="Wingdings" w:hint="default"/>
+        <w:sz w:val="20"/>
+      </w:rPr>
+    </w:lvl>
+    <w:lvl w:ilvl="8" w:tentative="1">
+      <w:start w:val="1"/>
+      <w:numFmt w:val="bullet"/>
+      <w:lvlText w:val=""/>
+      <w:lvlJc w:val="left"/>
+      <w:pPr>
+        <w:tabs>
+          <w:tab w:val="num" w:pos="6480"/>
+        </w:tabs>
+        <w:ind w:left="6480" w:hanging="360"/>
+      </w:pPr>
+      <w:rPr>
+        <w:rFonts w:ascii="Wingdings" w:hAnsi="Wingdings" w:hint="default"/>
+        <w:sz w:val="20"/>
+      </w:rPr>
+    </w:lvl>
+  </w:abstractNum>
+  <w:abstractNum w:abstractNumId="17" w15:restartNumberingAfterBreak="0">
+    <w:nsid w:val="7E276870"/>
+    <w:multiLevelType w:val="multilevel"/>
+    <w:tmpl w:val="CE8C7856"/>
     <w:lvl w:ilvl="0">
       <w:start w:val="1"/>
       <w:numFmt w:val="bullet"/>
@@ -10845,6 +16966,9 @@
   </w:num>
   <w:num w:numId="17" w16cid:durableId="969087727">
     <w:abstractNumId w:val="4"/>
+  </w:num>
+  <w:num w:numId="18" w16cid:durableId="1917393326">
+    <w:abstractNumId w:val="17"/>
   </w:num>
   <w:numIdMacAtCleanup w:val="5"/>
 </w:numbering>
